--- a/BU/CS662/Rissman_Assignment_5.docx
+++ b/BU/CS662/Rissman_Assignment_5.docx
@@ -2072,7 +2072,7 @@
           <w:szCs w:val="24"/>
         </w:rPr>
         <w:drawing>
-          <wp:inline distT="0" distB="0" distL="0" distR="0" wp14:anchorId="0825B9B0" wp14:editId="56761F54">
+          <wp:inline distT="0" distB="0" distL="0" distR="0" wp14:anchorId="0825B9B0" wp14:editId="74DBFEE7">
             <wp:extent cx="3285528" cy="1205982"/>
             <wp:effectExtent l="0" t="0" r="0" b="0"/>
             <wp:docPr id="580930768" name="Picture 23" descr="A white circle with arrows and a black background&#10;&#10;AI-generated content may be incorrect."/>
@@ -2736,10 +2736,10 @@
             <w:sz w:val="24"/>
             <w:szCs w:val="24"/>
           </w:rPr>
-          <m:t>L(</m:t>
-        </m:r>
-        <m:sSup>
-          <m:sSupPr>
+          <m:t>L</m:t>
+        </m:r>
+        <m:d>
+          <m:dPr>
             <m:ctrlPr>
               <w:rPr>
                 <w:rFonts w:ascii="Cambria Math" w:hAnsi="Cambria Math"/>
@@ -2748,10 +2748,10 @@
                 <w:szCs w:val="24"/>
               </w:rPr>
             </m:ctrlPr>
-          </m:sSupPr>
+          </m:dPr>
           <m:e>
-            <m:d>
-              <m:dPr>
+            <m:sSup>
+              <m:sSupPr>
                 <m:ctrlPr>
                   <w:rPr>
                     <w:rFonts w:ascii="Cambria Math" w:hAnsi="Cambria Math"/>
@@ -2760,18 +2760,10 @@
                     <w:szCs w:val="24"/>
                   </w:rPr>
                 </m:ctrlPr>
-              </m:dPr>
+              </m:sSupPr>
               <m:e>
-                <m:r>
-                  <w:rPr>
-                    <w:rFonts w:ascii="Cambria Math" w:hAnsi="Cambria Math"/>
-                    <w:sz w:val="24"/>
-                    <w:szCs w:val="24"/>
-                  </w:rPr>
-                  <m:t>aa</m:t>
-                </m:r>
-                <m:sSup>
-                  <m:sSupPr>
+                <m:d>
+                  <m:dPr>
                     <m:ctrlPr>
                       <w:rPr>
                         <w:rFonts w:ascii="Cambria Math" w:hAnsi="Cambria Math"/>
@@ -2780,7 +2772,7 @@
                         <w:szCs w:val="24"/>
                       </w:rPr>
                     </m:ctrlPr>
-                  </m:sSupPr>
+                  </m:dPr>
                   <m:e>
                     <m:r>
                       <w:rPr>
@@ -2788,50 +2780,64 @@
                         <w:sz w:val="24"/>
                         <w:szCs w:val="24"/>
                       </w:rPr>
-                      <m:t>b</m:t>
+                      <m:t>aa</m:t>
                     </m:r>
-                  </m:e>
-                  <m:sup>
+                    <m:sSup>
+                      <m:sSupPr>
+                        <m:ctrlPr>
+                          <w:rPr>
+                            <w:rFonts w:ascii="Cambria Math" w:hAnsi="Cambria Math"/>
+                            <w:i/>
+                            <w:sz w:val="24"/>
+                            <w:szCs w:val="24"/>
+                          </w:rPr>
+                        </m:ctrlPr>
+                      </m:sSupPr>
+                      <m:e>
+                        <m:r>
+                          <w:rPr>
+                            <w:rFonts w:ascii="Cambria Math" w:hAnsi="Cambria Math"/>
+                            <w:sz w:val="24"/>
+                            <w:szCs w:val="24"/>
+                          </w:rPr>
+                          <m:t>b</m:t>
+                        </m:r>
+                      </m:e>
+                      <m:sup>
+                        <m:r>
+                          <w:rPr>
+                            <w:rFonts w:ascii="Cambria Math" w:hAnsi="Cambria Math"/>
+                            <w:sz w:val="24"/>
+                            <w:szCs w:val="24"/>
+                          </w:rPr>
+                          <m:t>*</m:t>
+                        </m:r>
+                      </m:sup>
+                    </m:sSup>
                     <m:r>
                       <w:rPr>
                         <w:rFonts w:ascii="Cambria Math" w:hAnsi="Cambria Math"/>
                         <w:sz w:val="24"/>
                         <w:szCs w:val="24"/>
                       </w:rPr>
-                      <m:t>*</m:t>
+                      <m:t>ab</m:t>
                     </m:r>
-                  </m:sup>
-                </m:sSup>
+                  </m:e>
+                </m:d>
+              </m:e>
+              <m:sup>
                 <m:r>
                   <w:rPr>
                     <w:rFonts w:ascii="Cambria Math" w:hAnsi="Cambria Math"/>
                     <w:sz w:val="24"/>
                     <w:szCs w:val="24"/>
                   </w:rPr>
-                  <m:t>ab</m:t>
+                  <m:t>*</m:t>
                 </m:r>
-              </m:e>
-            </m:d>
+              </m:sup>
+            </m:sSup>
           </m:e>
-          <m:sup>
-            <m:r>
-              <w:rPr>
-                <w:rFonts w:ascii="Cambria Math" w:hAnsi="Cambria Math"/>
-                <w:sz w:val="24"/>
-                <w:szCs w:val="24"/>
-              </w:rPr>
-              <m:t>*</m:t>
-            </m:r>
-          </m:sup>
-        </m:sSup>
-        <m:r>
-          <w:rPr>
-            <w:rFonts w:ascii="Cambria Math" w:hAnsi="Cambria Math"/>
-            <w:sz w:val="24"/>
-            <w:szCs w:val="24"/>
-          </w:rPr>
-          <m:t>)</m:t>
-        </m:r>
+        </m:d>
       </m:oMath>
       <w:r>
         <w:rPr>
@@ -3028,8 +3034,32 @@
                 <w:sz w:val="24"/>
                 <w:szCs w:val="24"/>
               </w:rPr>
-              <m:t>={a, b}</m:t>
-            </m:r>
+              <m:t>=</m:t>
+            </m:r>
+            <m:d>
+              <m:dPr>
+                <m:begChr m:val="{"/>
+                <m:endChr m:val="}"/>
+                <m:ctrlPr>
+                  <w:rPr>
+                    <w:rFonts w:ascii="Cambria Math" w:eastAsiaTheme="minorEastAsia" w:hAnsi="Cambria Math"/>
+                    <w:i/>
+                    <w:sz w:val="24"/>
+                    <w:szCs w:val="24"/>
+                  </w:rPr>
+                </m:ctrlPr>
+              </m:dPr>
+              <m:e>
+                <m:r>
+                  <w:rPr>
+                    <w:rFonts w:ascii="Cambria Math" w:eastAsiaTheme="minorEastAsia" w:hAnsi="Cambria Math"/>
+                    <w:sz w:val="24"/>
+                    <w:szCs w:val="24"/>
+                  </w:rPr>
+                  <m:t>a, b</m:t>
+                </m:r>
+              </m:e>
+            </m:d>
           </m:e>
         </m:nary>
       </m:oMath>
@@ -3084,7 +3114,7 @@
               <w:sz w:val="24"/>
               <w:szCs w:val="24"/>
             </w:rPr>
-            <m:t>S</m:t>
+            <m:t>S→</m:t>
           </m:r>
           <m:r>
             <w:rPr>
@@ -3092,7 +3122,39 @@
               <w:sz w:val="24"/>
               <w:szCs w:val="24"/>
             </w:rPr>
-            <m:t>→aA|bS|λ</m:t>
+            <m:t>bS</m:t>
+          </m:r>
+          <m:d>
+            <m:dPr>
+              <m:begChr m:val="|"/>
+              <m:endChr m:val="|"/>
+              <m:ctrlPr>
+                <w:rPr>
+                  <w:rFonts w:ascii="Cambria Math" w:hAnsi="Cambria Math"/>
+                  <w:i/>
+                  <w:sz w:val="24"/>
+                  <w:szCs w:val="24"/>
+                </w:rPr>
+              </m:ctrlPr>
+            </m:dPr>
+            <m:e>
+              <m:r>
+                <w:rPr>
+                  <w:rFonts w:ascii="Cambria Math" w:hAnsi="Cambria Math"/>
+                  <w:sz w:val="24"/>
+                  <w:szCs w:val="24"/>
+                </w:rPr>
+                <m:t>aA</m:t>
+              </m:r>
+            </m:e>
+          </m:d>
+          <m:r>
+            <w:rPr>
+              <w:rFonts w:ascii="Cambria Math" w:hAnsi="Cambria Math"/>
+              <w:sz w:val="24"/>
+              <w:szCs w:val="24"/>
+            </w:rPr>
+            <m:t>λ</m:t>
           </m:r>
         </m:oMath>
       </m:oMathPara>
@@ -3240,6 +3302,14 @@
             </w:rPr>
             <m:t>C→bC|λ</m:t>
           </m:r>
+          <m:r>
+            <w:rPr>
+              <w:rFonts w:ascii="Cambria Math" w:eastAsiaTheme="minorEastAsia" w:hAnsi="Cambria Math"/>
+              <w:sz w:val="24"/>
+              <w:szCs w:val="24"/>
+            </w:rPr>
+            <m:t xml:space="preserve">      </m:t>
+          </m:r>
         </m:oMath>
       </m:oMathPara>
     </w:p>
@@ -3402,15 +3472,7 @@
               <w:sz w:val="24"/>
               <w:szCs w:val="24"/>
             </w:rPr>
-            <m:t>S</m:t>
-          </m:r>
-          <m:r>
-            <w:rPr>
-              <w:rFonts w:ascii="Cambria Math" w:hAnsi="Cambria Math"/>
-              <w:sz w:val="24"/>
-              <w:szCs w:val="24"/>
-            </w:rPr>
-            <m:t>→</m:t>
+            <m:t>S→</m:t>
           </m:r>
           <m:r>
             <w:rPr>
@@ -3418,15 +3480,7 @@
               <w:sz w:val="24"/>
               <w:szCs w:val="24"/>
             </w:rPr>
-            <m:t>aa</m:t>
-          </m:r>
-          <m:r>
-            <w:rPr>
-              <w:rFonts w:ascii="Cambria Math" w:eastAsiaTheme="minorEastAsia" w:hAnsi="Cambria Math"/>
-              <w:sz w:val="24"/>
-              <w:szCs w:val="24"/>
-            </w:rPr>
-            <m:t>S</m:t>
+            <m:t>aaS</m:t>
           </m:r>
           <m:d>
             <m:dPr>
@@ -3449,15 +3503,7 @@
                   <w:sz w:val="24"/>
                   <w:szCs w:val="24"/>
                 </w:rPr>
-                <m:t>ab</m:t>
-              </m:r>
-              <m:r>
-                <w:rPr>
-                  <w:rFonts w:ascii="Cambria Math" w:eastAsiaTheme="minorEastAsia" w:hAnsi="Cambria Math"/>
-                  <w:sz w:val="24"/>
-                  <w:szCs w:val="24"/>
-                </w:rPr>
-                <m:t>A</m:t>
+                <m:t>abA</m:t>
               </m:r>
             </m:e>
           </m:d>
@@ -3939,13 +3985,487 @@
               <m:sty m:val="p"/>
             </m:rPr>
             <w:rPr>
+              <w:rFonts w:ascii="Cambria Math" w:hAnsi="Cambria Math"/>
               <w:sz w:val="24"/>
               <w:szCs w:val="24"/>
             </w:rPr>
             <w:br/>
           </m:r>
         </m:oMath>
+        <m:oMath>
+          <m:sSub>
+            <m:sSubPr>
+              <m:ctrlPr>
+                <w:rPr>
+                  <w:rFonts w:ascii="Cambria Math" w:eastAsiaTheme="minorEastAsia" w:hAnsi="Cambria Math"/>
+                  <w:i/>
+                  <w:sz w:val="24"/>
+                  <w:szCs w:val="24"/>
+                </w:rPr>
+              </m:ctrlPr>
+            </m:sSubPr>
+            <m:e>
+              <m:r>
+                <w:rPr>
+                  <w:rFonts w:ascii="Cambria Math" w:eastAsiaTheme="minorEastAsia" w:hAnsi="Cambria Math"/>
+                  <w:sz w:val="24"/>
+                  <w:szCs w:val="24"/>
+                </w:rPr>
+                <m:t>S</m:t>
+              </m:r>
+            </m:e>
+            <m:sub>
+              <m:r>
+                <w:rPr>
+                  <w:rFonts w:ascii="Cambria Math" w:eastAsiaTheme="minorEastAsia" w:hAnsi="Cambria Math"/>
+                  <w:sz w:val="24"/>
+                  <w:szCs w:val="24"/>
+                </w:rPr>
+                <m:t>1</m:t>
+              </m:r>
+            </m:sub>
+          </m:sSub>
+          <m:r>
+            <w:rPr>
+              <w:rFonts w:ascii="Cambria Math" w:eastAsiaTheme="minorEastAsia" w:hAnsi="Cambria Math"/>
+              <w:sz w:val="24"/>
+              <w:szCs w:val="24"/>
+            </w:rPr>
+            <m:t>⊝</m:t>
+          </m:r>
+          <m:sSub>
+            <m:sSubPr>
+              <m:ctrlPr>
+                <w:rPr>
+                  <w:rFonts w:ascii="Cambria Math" w:eastAsiaTheme="minorEastAsia" w:hAnsi="Cambria Math"/>
+                  <w:i/>
+                  <w:sz w:val="24"/>
+                  <w:szCs w:val="24"/>
+                </w:rPr>
+              </m:ctrlPr>
+            </m:sSubPr>
+            <m:e>
+              <m:r>
+                <w:rPr>
+                  <w:rFonts w:ascii="Cambria Math" w:eastAsiaTheme="minorEastAsia" w:hAnsi="Cambria Math"/>
+                  <w:sz w:val="24"/>
+                  <w:szCs w:val="24"/>
+                </w:rPr>
+                <m:t>S</m:t>
+              </m:r>
+            </m:e>
+            <m:sub>
+              <m:r>
+                <w:rPr>
+                  <w:rFonts w:ascii="Cambria Math" w:eastAsiaTheme="minorEastAsia" w:hAnsi="Cambria Math"/>
+                  <w:sz w:val="24"/>
+                  <w:szCs w:val="24"/>
+                </w:rPr>
+                <m:t>2</m:t>
+              </m:r>
+            </m:sub>
+          </m:sSub>
+          <m:r>
+            <w:rPr>
+              <w:rFonts w:ascii="Cambria Math" w:eastAsiaTheme="minorEastAsia" w:hAnsi="Cambria Math"/>
+              <w:sz w:val="24"/>
+              <w:szCs w:val="24"/>
+            </w:rPr>
+            <m:t>=</m:t>
+          </m:r>
+          <m:d>
+            <m:dPr>
+              <m:ctrlPr>
+                <w:rPr>
+                  <w:rFonts w:ascii="Cambria Math" w:eastAsiaTheme="minorEastAsia" w:hAnsi="Cambria Math"/>
+                  <w:i/>
+                  <w:sz w:val="24"/>
+                  <w:szCs w:val="24"/>
+                </w:rPr>
+              </m:ctrlPr>
+            </m:dPr>
+            <m:e>
+              <m:sSub>
+                <m:sSubPr>
+                  <m:ctrlPr>
+                    <w:rPr>
+                      <w:rFonts w:ascii="Cambria Math" w:eastAsiaTheme="minorEastAsia" w:hAnsi="Cambria Math"/>
+                      <w:i/>
+                      <w:sz w:val="24"/>
+                      <w:szCs w:val="24"/>
+                    </w:rPr>
+                  </m:ctrlPr>
+                </m:sSubPr>
+                <m:e>
+                  <m:r>
+                    <w:rPr>
+                      <w:rFonts w:ascii="Cambria Math" w:eastAsiaTheme="minorEastAsia" w:hAnsi="Cambria Math"/>
+                      <w:sz w:val="24"/>
+                      <w:szCs w:val="24"/>
+                    </w:rPr>
+                    <m:t>S</m:t>
+                  </m:r>
+                </m:e>
+                <m:sub>
+                  <m:r>
+                    <w:rPr>
+                      <w:rFonts w:ascii="Cambria Math" w:eastAsiaTheme="minorEastAsia" w:hAnsi="Cambria Math"/>
+                      <w:sz w:val="24"/>
+                      <w:szCs w:val="24"/>
+                    </w:rPr>
+                    <m:t>1</m:t>
+                  </m:r>
+                </m:sub>
+              </m:sSub>
+              <m:r>
+                <w:rPr>
+                  <w:rFonts w:ascii="Cambria Math" w:eastAsiaTheme="minorEastAsia" w:hAnsi="Cambria Math"/>
+                  <w:sz w:val="24"/>
+                  <w:szCs w:val="24"/>
+                </w:rPr>
+                <m:t>∪</m:t>
+              </m:r>
+              <m:sSub>
+                <m:sSubPr>
+                  <m:ctrlPr>
+                    <w:rPr>
+                      <w:rFonts w:ascii="Cambria Math" w:eastAsiaTheme="minorEastAsia" w:hAnsi="Cambria Math"/>
+                      <w:i/>
+                      <w:sz w:val="24"/>
+                      <w:szCs w:val="24"/>
+                    </w:rPr>
+                  </m:ctrlPr>
+                </m:sSubPr>
+                <m:e>
+                  <m:r>
+                    <w:rPr>
+                      <w:rFonts w:ascii="Cambria Math" w:eastAsiaTheme="minorEastAsia" w:hAnsi="Cambria Math"/>
+                      <w:sz w:val="24"/>
+                      <w:szCs w:val="24"/>
+                    </w:rPr>
+                    <m:t>S</m:t>
+                  </m:r>
+                </m:e>
+                <m:sub>
+                  <m:r>
+                    <w:rPr>
+                      <w:rFonts w:ascii="Cambria Math" w:eastAsiaTheme="minorEastAsia" w:hAnsi="Cambria Math"/>
+                      <w:sz w:val="24"/>
+                      <w:szCs w:val="24"/>
+                    </w:rPr>
+                    <m:t>2</m:t>
+                  </m:r>
+                </m:sub>
+              </m:sSub>
+            </m:e>
+          </m:d>
+          <m:r>
+            <w:rPr>
+              <w:rFonts w:ascii="Cambria Math" w:eastAsiaTheme="minorEastAsia" w:hAnsi="Cambria Math"/>
+              <w:sz w:val="24"/>
+              <w:szCs w:val="24"/>
+            </w:rPr>
+            <m:t>∩</m:t>
+          </m:r>
+          <m:acc>
+            <m:accPr>
+              <m:chr m:val="̅"/>
+              <m:ctrlPr>
+                <w:rPr>
+                  <w:rFonts w:ascii="Cambria Math" w:eastAsiaTheme="minorEastAsia" w:hAnsi="Cambria Math"/>
+                  <w:i/>
+                  <w:sz w:val="24"/>
+                  <w:szCs w:val="24"/>
+                </w:rPr>
+              </m:ctrlPr>
+            </m:accPr>
+            <m:e>
+              <m:d>
+                <m:dPr>
+                  <m:ctrlPr>
+                    <w:rPr>
+                      <w:rFonts w:ascii="Cambria Math" w:eastAsiaTheme="minorEastAsia" w:hAnsi="Cambria Math"/>
+                      <w:i/>
+                      <w:sz w:val="24"/>
+                      <w:szCs w:val="24"/>
+                    </w:rPr>
+                  </m:ctrlPr>
+                </m:dPr>
+                <m:e>
+                  <m:sSub>
+                    <m:sSubPr>
+                      <m:ctrlPr>
+                        <w:rPr>
+                          <w:rFonts w:ascii="Cambria Math" w:eastAsiaTheme="minorEastAsia" w:hAnsi="Cambria Math"/>
+                          <w:i/>
+                          <w:sz w:val="24"/>
+                          <w:szCs w:val="24"/>
+                        </w:rPr>
+                      </m:ctrlPr>
+                    </m:sSubPr>
+                    <m:e>
+                      <m:r>
+                        <w:rPr>
+                          <w:rFonts w:ascii="Cambria Math" w:eastAsiaTheme="minorEastAsia" w:hAnsi="Cambria Math"/>
+                          <w:sz w:val="24"/>
+                          <w:szCs w:val="24"/>
+                        </w:rPr>
+                        <m:t>S</m:t>
+                      </m:r>
+                    </m:e>
+                    <m:sub>
+                      <m:r>
+                        <w:rPr>
+                          <w:rFonts w:ascii="Cambria Math" w:eastAsiaTheme="minorEastAsia" w:hAnsi="Cambria Math"/>
+                          <w:sz w:val="24"/>
+                          <w:szCs w:val="24"/>
+                        </w:rPr>
+                        <m:t>1</m:t>
+                      </m:r>
+                    </m:sub>
+                  </m:sSub>
+                  <m:r>
+                    <w:rPr>
+                      <w:rFonts w:ascii="Cambria Math" w:eastAsiaTheme="minorEastAsia" w:hAnsi="Cambria Math"/>
+                      <w:sz w:val="24"/>
+                      <w:szCs w:val="24"/>
+                    </w:rPr>
+                    <m:t>∩</m:t>
+                  </m:r>
+                  <m:sSub>
+                    <m:sSubPr>
+                      <m:ctrlPr>
+                        <w:rPr>
+                          <w:rFonts w:ascii="Cambria Math" w:eastAsiaTheme="minorEastAsia" w:hAnsi="Cambria Math"/>
+                          <w:i/>
+                          <w:sz w:val="24"/>
+                          <w:szCs w:val="24"/>
+                        </w:rPr>
+                      </m:ctrlPr>
+                    </m:sSubPr>
+                    <m:e>
+                      <m:r>
+                        <w:rPr>
+                          <w:rFonts w:ascii="Cambria Math" w:eastAsiaTheme="minorEastAsia" w:hAnsi="Cambria Math"/>
+                          <w:sz w:val="24"/>
+                          <w:szCs w:val="24"/>
+                        </w:rPr>
+                        <m:t>S</m:t>
+                      </m:r>
+                    </m:e>
+                    <m:sub>
+                      <m:r>
+                        <w:rPr>
+                          <w:rFonts w:ascii="Cambria Math" w:eastAsiaTheme="minorEastAsia" w:hAnsi="Cambria Math"/>
+                          <w:sz w:val="24"/>
+                          <w:szCs w:val="24"/>
+                        </w:rPr>
+                        <m:t>2</m:t>
+                      </m:r>
+                    </m:sub>
+                  </m:sSub>
+                </m:e>
+              </m:d>
+            </m:e>
+          </m:acc>
+        </m:oMath>
       </m:oMathPara>
+    </w:p>
+    <w:p>
+      <w:pPr>
+        <w:pStyle w:val="ListParagraph"/>
+        <w:ind w:left="990"/>
+        <w:rPr>
+          <w:b/>
+          <w:sz w:val="24"/>
+          <w:szCs w:val="24"/>
+        </w:rPr>
+      </w:pPr>
+      <w:r>
+        <w:rPr>
+          <w:rFonts w:eastAsiaTheme="minorEastAsia"/>
+          <w:sz w:val="24"/>
+          <w:szCs w:val="24"/>
+        </w:rPr>
+        <w:t xml:space="preserve">Supposing that </w:t>
+      </w:r>
+      <m:oMath>
+        <m:sSub>
+          <m:sSubPr>
+            <m:ctrlPr>
+              <w:rPr>
+                <w:rFonts w:ascii="Cambria Math" w:eastAsiaTheme="minorEastAsia" w:hAnsi="Cambria Math"/>
+                <w:i/>
+                <w:sz w:val="24"/>
+                <w:szCs w:val="24"/>
+              </w:rPr>
+            </m:ctrlPr>
+          </m:sSubPr>
+          <m:e>
+            <m:r>
+              <w:rPr>
+                <w:rFonts w:ascii="Cambria Math" w:eastAsiaTheme="minorEastAsia" w:hAnsi="Cambria Math"/>
+                <w:sz w:val="24"/>
+                <w:szCs w:val="24"/>
+              </w:rPr>
+              <m:t>S</m:t>
+            </m:r>
+          </m:e>
+          <m:sub>
+            <m:r>
+              <w:rPr>
+                <w:rFonts w:ascii="Cambria Math" w:eastAsiaTheme="minorEastAsia" w:hAnsi="Cambria Math"/>
+                <w:sz w:val="24"/>
+                <w:szCs w:val="24"/>
+              </w:rPr>
+              <m:t>1</m:t>
+            </m:r>
+          </m:sub>
+        </m:sSub>
+      </m:oMath>
+      <w:r>
+        <w:rPr>
+          <w:rFonts w:eastAsiaTheme="minorEastAsia"/>
+          <w:sz w:val="24"/>
+          <w:szCs w:val="24"/>
+        </w:rPr>
+        <w:t xml:space="preserve"> and </w:t>
+      </w:r>
+      <m:oMath>
+        <m:sSub>
+          <m:sSubPr>
+            <m:ctrlPr>
+              <w:rPr>
+                <w:rFonts w:ascii="Cambria Math" w:eastAsiaTheme="minorEastAsia" w:hAnsi="Cambria Math"/>
+                <w:i/>
+                <w:sz w:val="24"/>
+                <w:szCs w:val="24"/>
+              </w:rPr>
+            </m:ctrlPr>
+          </m:sSubPr>
+          <m:e>
+            <m:r>
+              <w:rPr>
+                <w:rFonts w:ascii="Cambria Math" w:eastAsiaTheme="minorEastAsia" w:hAnsi="Cambria Math"/>
+                <w:sz w:val="24"/>
+                <w:szCs w:val="24"/>
+              </w:rPr>
+              <m:t>S</m:t>
+            </m:r>
+          </m:e>
+          <m:sub>
+            <m:r>
+              <w:rPr>
+                <w:rFonts w:ascii="Cambria Math" w:eastAsiaTheme="minorEastAsia" w:hAnsi="Cambria Math"/>
+                <w:sz w:val="24"/>
+                <w:szCs w:val="24"/>
+              </w:rPr>
+              <m:t>2</m:t>
+            </m:r>
+          </m:sub>
+        </m:sSub>
+      </m:oMath>
+      <w:r>
+        <w:rPr>
+          <w:rFonts w:eastAsiaTheme="minorEastAsia"/>
+          <w:sz w:val="24"/>
+          <w:szCs w:val="24"/>
+        </w:rPr>
+        <w:t xml:space="preserve"> are regular languages, then </w:t>
+      </w:r>
+      <m:oMath>
+        <m:sSub>
+          <m:sSubPr>
+            <m:ctrlPr>
+              <w:rPr>
+                <w:rFonts w:ascii="Cambria Math" w:eastAsiaTheme="minorEastAsia" w:hAnsi="Cambria Math"/>
+                <w:i/>
+                <w:sz w:val="24"/>
+                <w:szCs w:val="24"/>
+              </w:rPr>
+            </m:ctrlPr>
+          </m:sSubPr>
+          <m:e>
+            <m:r>
+              <w:rPr>
+                <w:rFonts w:ascii="Cambria Math" w:eastAsiaTheme="minorEastAsia" w:hAnsi="Cambria Math"/>
+                <w:sz w:val="24"/>
+                <w:szCs w:val="24"/>
+              </w:rPr>
+              <m:t>S</m:t>
+            </m:r>
+          </m:e>
+          <m:sub>
+            <m:r>
+              <w:rPr>
+                <w:rFonts w:ascii="Cambria Math" w:eastAsiaTheme="minorEastAsia" w:hAnsi="Cambria Math"/>
+                <w:sz w:val="24"/>
+                <w:szCs w:val="24"/>
+              </w:rPr>
+              <m:t>1</m:t>
+            </m:r>
+          </m:sub>
+        </m:sSub>
+        <m:r>
+          <w:rPr>
+            <w:rFonts w:ascii="Cambria Math" w:eastAsiaTheme="minorEastAsia" w:hAnsi="Cambria Math"/>
+            <w:sz w:val="24"/>
+            <w:szCs w:val="24"/>
+          </w:rPr>
+          <m:t>⊝</m:t>
+        </m:r>
+        <m:sSub>
+          <m:sSubPr>
+            <m:ctrlPr>
+              <w:rPr>
+                <w:rFonts w:ascii="Cambria Math" w:eastAsiaTheme="minorEastAsia" w:hAnsi="Cambria Math"/>
+                <w:i/>
+                <w:sz w:val="24"/>
+                <w:szCs w:val="24"/>
+              </w:rPr>
+            </m:ctrlPr>
+          </m:sSubPr>
+          <m:e>
+            <m:r>
+              <w:rPr>
+                <w:rFonts w:ascii="Cambria Math" w:eastAsiaTheme="minorEastAsia" w:hAnsi="Cambria Math"/>
+                <w:sz w:val="24"/>
+                <w:szCs w:val="24"/>
+              </w:rPr>
+              <m:t>S</m:t>
+            </m:r>
+          </m:e>
+          <m:sub>
+            <m:r>
+              <w:rPr>
+                <w:rFonts w:ascii="Cambria Math" w:eastAsiaTheme="minorEastAsia" w:hAnsi="Cambria Math"/>
+                <w:sz w:val="24"/>
+                <w:szCs w:val="24"/>
+              </w:rPr>
+              <m:t>2</m:t>
+            </m:r>
+          </m:sub>
+        </m:sSub>
+      </m:oMath>
+      <w:r>
+        <w:rPr>
+          <w:rFonts w:eastAsiaTheme="minorEastAsia"/>
+          <w:sz w:val="24"/>
+          <w:szCs w:val="24"/>
+        </w:rPr>
+        <w:t xml:space="preserve"> must be a regular language because regular languages are closed under union, intersection, and complement.</w:t>
+      </w:r>
+    </w:p>
+    <w:p>
+      <w:pPr>
+        <w:pStyle w:val="ListParagraph"/>
+        <w:ind w:left="990"/>
+        <w:rPr>
+          <w:b/>
+          <w:sz w:val="24"/>
+          <w:szCs w:val="24"/>
+        </w:rPr>
+      </w:pPr>
     </w:p>
     <w:p>
       <w:pPr>
@@ -4149,6 +4669,565 @@
         </w:rPr>
         <w:br/>
       </w:r>
+    </w:p>
+    <w:p>
+      <w:pPr>
+        <w:pStyle w:val="ListParagraph"/>
+        <w:ind w:left="990"/>
+        <w:rPr>
+          <w:rFonts w:eastAsiaTheme="minorEastAsia"/>
+          <w:sz w:val="24"/>
+          <w:szCs w:val="24"/>
+        </w:rPr>
+      </w:pPr>
+      <w:r>
+        <w:rPr>
+          <w:rFonts w:eastAsiaTheme="minorEastAsia"/>
+          <w:sz w:val="24"/>
+          <w:szCs w:val="24"/>
+        </w:rPr>
+        <w:t xml:space="preserve">All finite languages are regular, so </w:t>
+      </w:r>
+      <m:oMath>
+        <m:sSub>
+          <m:sSubPr>
+            <m:ctrlPr>
+              <w:rPr>
+                <w:rFonts w:ascii="Cambria Math" w:eastAsiaTheme="minorEastAsia" w:hAnsi="Cambria Math"/>
+                <w:i/>
+                <w:sz w:val="24"/>
+                <w:szCs w:val="24"/>
+              </w:rPr>
+            </m:ctrlPr>
+          </m:sSubPr>
+          <m:e>
+            <m:r>
+              <w:rPr>
+                <w:rFonts w:ascii="Cambria Math" w:eastAsiaTheme="minorEastAsia" w:hAnsi="Cambria Math"/>
+                <w:sz w:val="24"/>
+                <w:szCs w:val="24"/>
+              </w:rPr>
+              <m:t>L</m:t>
+            </m:r>
+          </m:e>
+          <m:sub>
+            <m:r>
+              <w:rPr>
+                <w:rFonts w:ascii="Cambria Math" w:eastAsiaTheme="minorEastAsia" w:hAnsi="Cambria Math"/>
+                <w:sz w:val="24"/>
+                <w:szCs w:val="24"/>
+              </w:rPr>
+              <m:t>1</m:t>
+            </m:r>
+          </m:sub>
+        </m:sSub>
+      </m:oMath>
+      <w:r>
+        <w:rPr>
+          <w:rFonts w:eastAsiaTheme="minorEastAsia"/>
+          <w:sz w:val="24"/>
+          <w:szCs w:val="24"/>
+        </w:rPr>
+        <w:t xml:space="preserve"> is a regular language. </w:t>
+      </w:r>
+      <w:r>
+        <w:rPr>
+          <w:rFonts w:eastAsiaTheme="minorEastAsia"/>
+          <w:sz w:val="24"/>
+          <w:szCs w:val="24"/>
+        </w:rPr>
+        <w:t xml:space="preserve">We can define </w:t>
+      </w:r>
+      <m:oMath>
+        <m:sSub>
+          <m:sSubPr>
+            <m:ctrlPr>
+              <w:rPr>
+                <w:rFonts w:ascii="Cambria Math" w:eastAsiaTheme="minorEastAsia" w:hAnsi="Cambria Math"/>
+                <w:i/>
+                <w:sz w:val="24"/>
+                <w:szCs w:val="24"/>
+              </w:rPr>
+            </m:ctrlPr>
+          </m:sSubPr>
+          <m:e>
+            <m:r>
+              <w:rPr>
+                <w:rFonts w:ascii="Cambria Math" w:eastAsiaTheme="minorEastAsia" w:hAnsi="Cambria Math"/>
+                <w:sz w:val="24"/>
+                <w:szCs w:val="24"/>
+              </w:rPr>
+              <m:t>L</m:t>
+            </m:r>
+          </m:e>
+          <m:sub>
+            <m:r>
+              <w:rPr>
+                <w:rFonts w:ascii="Cambria Math" w:eastAsiaTheme="minorEastAsia" w:hAnsi="Cambria Math"/>
+                <w:sz w:val="24"/>
+                <w:szCs w:val="24"/>
+              </w:rPr>
+              <m:t>3</m:t>
+            </m:r>
+          </m:sub>
+        </m:sSub>
+        <m:r>
+          <w:rPr>
+            <w:rFonts w:ascii="Cambria Math" w:eastAsiaTheme="minorEastAsia" w:hAnsi="Cambria Math"/>
+            <w:sz w:val="24"/>
+            <w:szCs w:val="24"/>
+          </w:rPr>
+          <m:t>=</m:t>
+        </m:r>
+        <m:sSub>
+          <m:sSubPr>
+            <m:ctrlPr>
+              <w:rPr>
+                <w:rFonts w:ascii="Cambria Math" w:eastAsiaTheme="minorEastAsia" w:hAnsi="Cambria Math"/>
+                <w:i/>
+                <w:sz w:val="24"/>
+                <w:szCs w:val="24"/>
+              </w:rPr>
+            </m:ctrlPr>
+          </m:sSubPr>
+          <m:e>
+            <m:r>
+              <w:rPr>
+                <w:rFonts w:ascii="Cambria Math" w:eastAsiaTheme="minorEastAsia" w:hAnsi="Cambria Math"/>
+                <w:sz w:val="24"/>
+                <w:szCs w:val="24"/>
+              </w:rPr>
+              <m:t>L</m:t>
+            </m:r>
+          </m:e>
+          <m:sub>
+            <m:r>
+              <w:rPr>
+                <w:rFonts w:ascii="Cambria Math" w:eastAsiaTheme="minorEastAsia" w:hAnsi="Cambria Math"/>
+                <w:sz w:val="24"/>
+                <w:szCs w:val="24"/>
+              </w:rPr>
+              <m:t>1</m:t>
+            </m:r>
+          </m:sub>
+        </m:sSub>
+        <m:r>
+          <w:rPr>
+            <w:rFonts w:ascii="Cambria Math" w:eastAsiaTheme="minorEastAsia" w:hAnsi="Cambria Math"/>
+            <w:sz w:val="24"/>
+            <w:szCs w:val="24"/>
+          </w:rPr>
+          <m:t>-</m:t>
+        </m:r>
+        <m:sSub>
+          <m:sSubPr>
+            <m:ctrlPr>
+              <w:rPr>
+                <w:rFonts w:ascii="Cambria Math" w:eastAsiaTheme="minorEastAsia" w:hAnsi="Cambria Math"/>
+                <w:i/>
+                <w:sz w:val="24"/>
+                <w:szCs w:val="24"/>
+              </w:rPr>
+            </m:ctrlPr>
+          </m:sSubPr>
+          <m:e>
+            <m:r>
+              <w:rPr>
+                <w:rFonts w:ascii="Cambria Math" w:eastAsiaTheme="minorEastAsia" w:hAnsi="Cambria Math"/>
+                <w:sz w:val="24"/>
+                <w:szCs w:val="24"/>
+              </w:rPr>
+              <m:t>L</m:t>
+            </m:r>
+          </m:e>
+          <m:sub>
+            <m:r>
+              <w:rPr>
+                <w:rFonts w:ascii="Cambria Math" w:eastAsiaTheme="minorEastAsia" w:hAnsi="Cambria Math"/>
+                <w:sz w:val="24"/>
+                <w:szCs w:val="24"/>
+              </w:rPr>
+              <m:t>2</m:t>
+            </m:r>
+          </m:sub>
+        </m:sSub>
+      </m:oMath>
+      <w:r>
+        <w:rPr>
+          <w:rFonts w:eastAsiaTheme="minorEastAsia"/>
+          <w:sz w:val="24"/>
+          <w:szCs w:val="24"/>
+        </w:rPr>
+        <w:t xml:space="preserve">, the set of words in </w:t>
+      </w:r>
+      <m:oMath>
+        <m:sSub>
+          <m:sSubPr>
+            <m:ctrlPr>
+              <w:rPr>
+                <w:rFonts w:ascii="Cambria Math" w:eastAsiaTheme="minorEastAsia" w:hAnsi="Cambria Math"/>
+                <w:i/>
+                <w:sz w:val="24"/>
+                <w:szCs w:val="24"/>
+              </w:rPr>
+            </m:ctrlPr>
+          </m:sSubPr>
+          <m:e>
+            <m:r>
+              <w:rPr>
+                <w:rFonts w:ascii="Cambria Math" w:eastAsiaTheme="minorEastAsia" w:hAnsi="Cambria Math"/>
+                <w:sz w:val="24"/>
+                <w:szCs w:val="24"/>
+              </w:rPr>
+              <m:t>L</m:t>
+            </m:r>
+          </m:e>
+          <m:sub>
+            <m:r>
+              <w:rPr>
+                <w:rFonts w:ascii="Cambria Math" w:eastAsiaTheme="minorEastAsia" w:hAnsi="Cambria Math"/>
+                <w:sz w:val="24"/>
+                <w:szCs w:val="24"/>
+              </w:rPr>
+              <m:t>1</m:t>
+            </m:r>
+          </m:sub>
+        </m:sSub>
+      </m:oMath>
+      <w:r>
+        <w:rPr>
+          <w:rFonts w:eastAsiaTheme="minorEastAsia"/>
+          <w:sz w:val="24"/>
+          <w:szCs w:val="24"/>
+        </w:rPr>
+        <w:t xml:space="preserve"> but not </w:t>
+      </w:r>
+      <m:oMath>
+        <m:sSub>
+          <m:sSubPr>
+            <m:ctrlPr>
+              <w:rPr>
+                <w:rFonts w:ascii="Cambria Math" w:eastAsiaTheme="minorEastAsia" w:hAnsi="Cambria Math"/>
+                <w:i/>
+                <w:sz w:val="24"/>
+                <w:szCs w:val="24"/>
+              </w:rPr>
+            </m:ctrlPr>
+          </m:sSubPr>
+          <m:e>
+            <m:r>
+              <w:rPr>
+                <w:rFonts w:ascii="Cambria Math" w:eastAsiaTheme="minorEastAsia" w:hAnsi="Cambria Math"/>
+                <w:sz w:val="24"/>
+                <w:szCs w:val="24"/>
+              </w:rPr>
+              <m:t>L</m:t>
+            </m:r>
+          </m:e>
+          <m:sub>
+            <m:r>
+              <w:rPr>
+                <w:rFonts w:ascii="Cambria Math" w:eastAsiaTheme="minorEastAsia" w:hAnsi="Cambria Math"/>
+                <w:sz w:val="24"/>
+                <w:szCs w:val="24"/>
+              </w:rPr>
+              <m:t>2</m:t>
+            </m:r>
+          </m:sub>
+        </m:sSub>
+      </m:oMath>
+      <w:r>
+        <w:rPr>
+          <w:rFonts w:eastAsiaTheme="minorEastAsia"/>
+          <w:sz w:val="24"/>
+          <w:szCs w:val="24"/>
+        </w:rPr>
+        <w:t xml:space="preserve">, which must be finite because it is a subset of a finite language. Therefore, </w:t>
+      </w:r>
+      <m:oMath>
+        <m:sSub>
+          <m:sSubPr>
+            <m:ctrlPr>
+              <w:rPr>
+                <w:rFonts w:ascii="Cambria Math" w:eastAsiaTheme="minorEastAsia" w:hAnsi="Cambria Math"/>
+                <w:i/>
+                <w:sz w:val="24"/>
+                <w:szCs w:val="24"/>
+              </w:rPr>
+            </m:ctrlPr>
+          </m:sSubPr>
+          <m:e>
+            <m:r>
+              <w:rPr>
+                <w:rFonts w:ascii="Cambria Math" w:eastAsiaTheme="minorEastAsia" w:hAnsi="Cambria Math"/>
+                <w:sz w:val="24"/>
+                <w:szCs w:val="24"/>
+              </w:rPr>
+              <m:t>L</m:t>
+            </m:r>
+          </m:e>
+          <m:sub>
+            <m:r>
+              <w:rPr>
+                <w:rFonts w:ascii="Cambria Math" w:eastAsiaTheme="minorEastAsia" w:hAnsi="Cambria Math"/>
+                <w:sz w:val="24"/>
+                <w:szCs w:val="24"/>
+              </w:rPr>
+              <m:t>3</m:t>
+            </m:r>
+          </m:sub>
+        </m:sSub>
+      </m:oMath>
+      <w:r>
+        <w:rPr>
+          <w:rFonts w:eastAsiaTheme="minorEastAsia"/>
+          <w:sz w:val="24"/>
+          <w:szCs w:val="24"/>
+        </w:rPr>
+        <w:t xml:space="preserve"> must also be regular. Finally,</w:t>
+      </w:r>
+    </w:p>
+    <w:p>
+      <w:pPr>
+        <w:pStyle w:val="ListParagraph"/>
+        <w:ind w:left="990"/>
+        <w:rPr>
+          <w:rFonts w:eastAsiaTheme="minorEastAsia"/>
+          <w:sz w:val="24"/>
+          <w:szCs w:val="24"/>
+        </w:rPr>
+      </w:pPr>
+      <m:oMathPara>
+        <m:oMath>
+          <m:sSub>
+            <m:sSubPr>
+              <m:ctrlPr>
+                <w:rPr>
+                  <w:rFonts w:ascii="Cambria Math" w:eastAsiaTheme="minorEastAsia" w:hAnsi="Cambria Math"/>
+                  <w:i/>
+                  <w:sz w:val="24"/>
+                  <w:szCs w:val="24"/>
+                </w:rPr>
+              </m:ctrlPr>
+            </m:sSubPr>
+            <m:e>
+              <m:r>
+                <w:rPr>
+                  <w:rFonts w:ascii="Cambria Math" w:eastAsiaTheme="minorEastAsia" w:hAnsi="Cambria Math"/>
+                  <w:sz w:val="24"/>
+                  <w:szCs w:val="24"/>
+                </w:rPr>
+                <m:t>L</m:t>
+              </m:r>
+            </m:e>
+            <m:sub>
+              <m:r>
+                <w:rPr>
+                  <w:rFonts w:ascii="Cambria Math" w:eastAsiaTheme="minorEastAsia" w:hAnsi="Cambria Math"/>
+                  <w:sz w:val="24"/>
+                  <w:szCs w:val="24"/>
+                </w:rPr>
+                <m:t>2</m:t>
+              </m:r>
+            </m:sub>
+          </m:sSub>
+          <m:r>
+            <w:rPr>
+              <w:rFonts w:ascii="Cambria Math" w:eastAsiaTheme="minorEastAsia" w:hAnsi="Cambria Math"/>
+              <w:sz w:val="24"/>
+              <w:szCs w:val="24"/>
+            </w:rPr>
+            <m:t>=</m:t>
+          </m:r>
+          <m:d>
+            <m:dPr>
+              <m:ctrlPr>
+                <w:rPr>
+                  <w:rFonts w:ascii="Cambria Math" w:eastAsiaTheme="minorEastAsia" w:hAnsi="Cambria Math"/>
+                  <w:i/>
+                  <w:sz w:val="24"/>
+                  <w:szCs w:val="24"/>
+                </w:rPr>
+              </m:ctrlPr>
+            </m:dPr>
+            <m:e>
+              <m:sSub>
+                <m:sSubPr>
+                  <m:ctrlPr>
+                    <w:rPr>
+                      <w:rFonts w:ascii="Cambria Math" w:eastAsiaTheme="minorEastAsia" w:hAnsi="Cambria Math"/>
+                      <w:i/>
+                      <w:sz w:val="24"/>
+                      <w:szCs w:val="24"/>
+                    </w:rPr>
+                  </m:ctrlPr>
+                </m:sSubPr>
+                <m:e>
+                  <m:r>
+                    <w:rPr>
+                      <w:rFonts w:ascii="Cambria Math" w:eastAsiaTheme="minorEastAsia" w:hAnsi="Cambria Math"/>
+                      <w:sz w:val="24"/>
+                      <w:szCs w:val="24"/>
+                    </w:rPr>
+                    <m:t>L</m:t>
+                  </m:r>
+                </m:e>
+                <m:sub>
+                  <m:r>
+                    <w:rPr>
+                      <w:rFonts w:ascii="Cambria Math" w:eastAsiaTheme="minorEastAsia" w:hAnsi="Cambria Math"/>
+                      <w:sz w:val="24"/>
+                      <w:szCs w:val="24"/>
+                    </w:rPr>
+                    <m:t>1</m:t>
+                  </m:r>
+                </m:sub>
+              </m:sSub>
+              <m:r>
+                <w:rPr>
+                  <w:rFonts w:ascii="Cambria Math" w:eastAsiaTheme="minorEastAsia" w:hAnsi="Cambria Math"/>
+                  <w:sz w:val="24"/>
+                  <w:szCs w:val="24"/>
+                </w:rPr>
+                <m:t>∪</m:t>
+              </m:r>
+              <m:sSub>
+                <m:sSubPr>
+                  <m:ctrlPr>
+                    <w:rPr>
+                      <w:rFonts w:ascii="Cambria Math" w:eastAsiaTheme="minorEastAsia" w:hAnsi="Cambria Math"/>
+                      <w:i/>
+                      <w:sz w:val="24"/>
+                      <w:szCs w:val="24"/>
+                    </w:rPr>
+                  </m:ctrlPr>
+                </m:sSubPr>
+                <m:e>
+                  <m:r>
+                    <w:rPr>
+                      <w:rFonts w:ascii="Cambria Math" w:eastAsiaTheme="minorEastAsia" w:hAnsi="Cambria Math"/>
+                      <w:sz w:val="24"/>
+                      <w:szCs w:val="24"/>
+                    </w:rPr>
+                    <m:t>L</m:t>
+                  </m:r>
+                </m:e>
+                <m:sub>
+                  <m:r>
+                    <w:rPr>
+                      <w:rFonts w:ascii="Cambria Math" w:eastAsiaTheme="minorEastAsia" w:hAnsi="Cambria Math"/>
+                      <w:sz w:val="24"/>
+                      <w:szCs w:val="24"/>
+                    </w:rPr>
+                    <m:t>2</m:t>
+                  </m:r>
+                </m:sub>
+              </m:sSub>
+            </m:e>
+          </m:d>
+          <m:r>
+            <w:rPr>
+              <w:rFonts w:ascii="Cambria Math" w:eastAsiaTheme="minorEastAsia" w:hAnsi="Cambria Math"/>
+              <w:sz w:val="24"/>
+              <w:szCs w:val="24"/>
+            </w:rPr>
+            <m:t>-</m:t>
+          </m:r>
+          <m:sSub>
+            <m:sSubPr>
+              <m:ctrlPr>
+                <w:rPr>
+                  <w:rFonts w:ascii="Cambria Math" w:eastAsiaTheme="minorEastAsia" w:hAnsi="Cambria Math"/>
+                  <w:i/>
+                  <w:sz w:val="24"/>
+                  <w:szCs w:val="24"/>
+                </w:rPr>
+              </m:ctrlPr>
+            </m:sSubPr>
+            <m:e>
+              <m:r>
+                <w:rPr>
+                  <w:rFonts w:ascii="Cambria Math" w:eastAsiaTheme="minorEastAsia" w:hAnsi="Cambria Math"/>
+                  <w:sz w:val="24"/>
+                  <w:szCs w:val="24"/>
+                </w:rPr>
+                <m:t>L</m:t>
+              </m:r>
+            </m:e>
+            <m:sub>
+              <m:r>
+                <w:rPr>
+                  <w:rFonts w:ascii="Cambria Math" w:eastAsiaTheme="minorEastAsia" w:hAnsi="Cambria Math"/>
+                  <w:sz w:val="24"/>
+                  <w:szCs w:val="24"/>
+                </w:rPr>
+                <m:t>3</m:t>
+              </m:r>
+            </m:sub>
+          </m:sSub>
+        </m:oMath>
+      </m:oMathPara>
+    </w:p>
+    <w:p>
+      <w:pPr>
+        <w:pStyle w:val="ListParagraph"/>
+        <w:ind w:left="990"/>
+        <w:rPr>
+          <w:b/>
+          <w:sz w:val="24"/>
+          <w:szCs w:val="24"/>
+        </w:rPr>
+      </w:pPr>
+      <w:r>
+        <w:rPr>
+          <w:rFonts w:eastAsiaTheme="minorEastAsia"/>
+          <w:sz w:val="24"/>
+          <w:szCs w:val="24"/>
+        </w:rPr>
+        <w:t xml:space="preserve">proves that </w:t>
+      </w:r>
+      <m:oMath>
+        <m:sSub>
+          <m:sSubPr>
+            <m:ctrlPr>
+              <w:rPr>
+                <w:rFonts w:ascii="Cambria Math" w:eastAsiaTheme="minorEastAsia" w:hAnsi="Cambria Math"/>
+                <w:i/>
+                <w:sz w:val="24"/>
+                <w:szCs w:val="24"/>
+              </w:rPr>
+            </m:ctrlPr>
+          </m:sSubPr>
+          <m:e>
+            <m:r>
+              <w:rPr>
+                <w:rFonts w:ascii="Cambria Math" w:eastAsiaTheme="minorEastAsia" w:hAnsi="Cambria Math"/>
+                <w:sz w:val="24"/>
+                <w:szCs w:val="24"/>
+              </w:rPr>
+              <m:t>L</m:t>
+            </m:r>
+          </m:e>
+          <m:sub>
+            <m:r>
+              <w:rPr>
+                <w:rFonts w:ascii="Cambria Math" w:eastAsiaTheme="minorEastAsia" w:hAnsi="Cambria Math"/>
+                <w:sz w:val="24"/>
+                <w:szCs w:val="24"/>
+              </w:rPr>
+              <m:t>2</m:t>
+            </m:r>
+          </m:sub>
+        </m:sSub>
+      </m:oMath>
+      <w:r>
+        <w:rPr>
+          <w:rFonts w:eastAsiaTheme="minorEastAsia"/>
+          <w:sz w:val="24"/>
+          <w:szCs w:val="24"/>
+        </w:rPr>
+        <w:t xml:space="preserve"> is regular because regular languages are closed under set difference.</w:t>
+      </w:r>
       <w:r>
         <w:rPr>
           <w:rFonts w:eastAsiaTheme="minorEastAsia"/>
@@ -4399,53 +5478,1965 @@
           <m:t>)</m:t>
         </m:r>
       </m:oMath>
-      <w:r>
-        <w:rPr>
-          <w:rFonts w:eastAsiaTheme="minorEastAsia"/>
-          <w:sz w:val="24"/>
-          <w:szCs w:val="24"/>
-        </w:rPr>
-        <w:br/>
-      </w:r>
-      <w:r>
-        <w:rPr>
-          <w:rFonts w:eastAsiaTheme="minorEastAsia"/>
-          <w:sz w:val="24"/>
-          <w:szCs w:val="24"/>
-        </w:rPr>
-        <w:br/>
-      </w:r>
-      <w:r>
-        <w:rPr>
-          <w:b/>
+    </w:p>
+    <w:p>
+      <w:pPr>
+        <w:ind w:left="1440"/>
+        <w:rPr>
+          <w:bCs/>
+          <w:sz w:val="24"/>
+          <w:szCs w:val="24"/>
+        </w:rPr>
+      </w:pPr>
+      <w:r>
+        <w:rPr>
+          <w:bCs/>
+          <w:sz w:val="24"/>
+          <w:szCs w:val="24"/>
+        </w:rPr>
+        <w:t>This statement is true for all regular languages and all homomorphisms.</w:t>
+      </w:r>
+    </w:p>
+    <w:p>
+      <w:pPr>
+        <w:ind w:left="1440"/>
+        <w:rPr>
+          <w:bCs/>
+          <w:sz w:val="24"/>
+          <w:szCs w:val="24"/>
+        </w:rPr>
+      </w:pPr>
+      <w:r>
+        <w:rPr>
+          <w:bCs/>
+          <w:sz w:val="24"/>
+          <w:szCs w:val="24"/>
+        </w:rPr>
+        <w:t xml:space="preserve">Let </w:t>
+      </w:r>
+      <m:oMath>
+        <m:r>
+          <w:rPr>
+            <w:rFonts w:ascii="Cambria Math" w:hAnsi="Cambria Math"/>
+            <w:sz w:val="24"/>
+            <w:szCs w:val="24"/>
+          </w:rPr>
+          <m:t>ω</m:t>
+        </m:r>
+      </m:oMath>
+      <w:r>
+        <w:rPr>
+          <w:bCs/>
+          <w:sz w:val="24"/>
+          <w:szCs w:val="24"/>
+        </w:rPr>
+        <w:t xml:space="preserve"> be a string in </w:t>
+      </w:r>
+      <m:oMath>
+        <m:r>
+          <w:rPr>
+            <w:rFonts w:ascii="Cambria Math" w:hAnsi="Cambria Math"/>
+            <w:sz w:val="24"/>
+            <w:szCs w:val="24"/>
+          </w:rPr>
+          <m:t>h</m:t>
+        </m:r>
+        <m:d>
+          <m:dPr>
+            <m:ctrlPr>
+              <w:rPr>
+                <w:rFonts w:ascii="Cambria Math" w:hAnsi="Cambria Math"/>
+                <w:bCs/>
+                <w:i/>
+                <w:sz w:val="24"/>
+                <w:szCs w:val="24"/>
+              </w:rPr>
+            </m:ctrlPr>
+          </m:dPr>
+          <m:e>
+            <m:sSub>
+              <m:sSubPr>
+                <m:ctrlPr>
+                  <w:rPr>
+                    <w:rFonts w:ascii="Cambria Math" w:hAnsi="Cambria Math"/>
+                    <w:bCs/>
+                    <w:i/>
+                    <w:sz w:val="24"/>
+                    <w:szCs w:val="24"/>
+                  </w:rPr>
+                </m:ctrlPr>
+              </m:sSubPr>
+              <m:e>
+                <m:r>
+                  <w:rPr>
+                    <w:rFonts w:ascii="Cambria Math" w:hAnsi="Cambria Math"/>
+                    <w:sz w:val="24"/>
+                    <w:szCs w:val="24"/>
+                  </w:rPr>
+                  <m:t>L</m:t>
+                </m:r>
+              </m:e>
+              <m:sub>
+                <m:r>
+                  <w:rPr>
+                    <w:rFonts w:ascii="Cambria Math" w:hAnsi="Cambria Math"/>
+                    <w:sz w:val="24"/>
+                    <w:szCs w:val="24"/>
+                  </w:rPr>
+                  <m:t>1</m:t>
+                </m:r>
+              </m:sub>
+            </m:sSub>
+            <m:r>
+              <w:rPr>
+                <w:rFonts w:ascii="Cambria Math" w:hAnsi="Cambria Math" w:cs="Cambria Math"/>
+                <w:sz w:val="24"/>
+                <w:szCs w:val="24"/>
+              </w:rPr>
+              <m:t>∪</m:t>
+            </m:r>
+            <m:sSub>
+              <m:sSubPr>
+                <m:ctrlPr>
+                  <w:rPr>
+                    <w:rFonts w:ascii="Cambria Math" w:hAnsi="Cambria Math"/>
+                    <w:bCs/>
+                    <w:i/>
+                    <w:sz w:val="24"/>
+                    <w:szCs w:val="24"/>
+                  </w:rPr>
+                </m:ctrlPr>
+              </m:sSubPr>
+              <m:e>
+                <m:r>
+                  <w:rPr>
+                    <w:rFonts w:ascii="Cambria Math" w:hAnsi="Cambria Math"/>
+                    <w:sz w:val="24"/>
+                    <w:szCs w:val="24"/>
+                  </w:rPr>
+                  <m:t>L</m:t>
+                </m:r>
+                <m:ctrlPr>
+                  <w:rPr>
+                    <w:rFonts w:ascii="Cambria Math" w:hAnsi="Cambria Math" w:cs="Cambria Math"/>
+                    <w:bCs/>
+                    <w:i/>
+                    <w:sz w:val="24"/>
+                    <w:szCs w:val="24"/>
+                  </w:rPr>
+                </m:ctrlPr>
+              </m:e>
+              <m:sub>
+                <m:r>
+                  <w:rPr>
+                    <w:rFonts w:ascii="Cambria Math" w:hAnsi="Cambria Math"/>
+                    <w:sz w:val="24"/>
+                    <w:szCs w:val="24"/>
+                  </w:rPr>
+                  <m:t>2</m:t>
+                </m:r>
+              </m:sub>
+            </m:sSub>
+          </m:e>
+        </m:d>
+      </m:oMath>
+      <w:r>
+        <w:rPr>
+          <w:bCs/>
+          <w:sz w:val="24"/>
+          <w:szCs w:val="24"/>
+        </w:rPr>
+        <w:t>.</w:t>
+      </w:r>
+    </w:p>
+    <w:p>
+      <w:pPr>
+        <w:ind w:left="1440"/>
+        <w:rPr>
+          <w:bCs/>
+          <w:sz w:val="24"/>
+          <w:szCs w:val="24"/>
+        </w:rPr>
+      </w:pPr>
+      <w:r>
+        <w:rPr>
+          <w:bCs/>
+          <w:sz w:val="24"/>
+          <w:szCs w:val="24"/>
+        </w:rPr>
+        <w:t>T</w:t>
+      </w:r>
+      <w:r>
+        <w:rPr>
+          <w:bCs/>
+          <w:sz w:val="24"/>
+          <w:szCs w:val="24"/>
+        </w:rPr>
+        <w:t xml:space="preserve">here exists a string </w:t>
+      </w:r>
+      <m:oMath>
+        <m:r>
+          <w:rPr>
+            <w:rFonts w:ascii="Cambria Math" w:hAnsi="Cambria Math"/>
+            <w:sz w:val="24"/>
+            <w:szCs w:val="24"/>
+          </w:rPr>
+          <m:t>x∈</m:t>
+        </m:r>
+        <m:sSub>
+          <m:sSubPr>
+            <m:ctrlPr>
+              <w:rPr>
+                <w:rFonts w:ascii="Cambria Math" w:hAnsi="Cambria Math"/>
+                <w:bCs/>
+                <w:i/>
+                <w:sz w:val="24"/>
+                <w:szCs w:val="24"/>
+              </w:rPr>
+            </m:ctrlPr>
+          </m:sSubPr>
+          <m:e>
+            <m:r>
+              <w:rPr>
+                <w:rFonts w:ascii="Cambria Math" w:hAnsi="Cambria Math"/>
+                <w:sz w:val="24"/>
+                <w:szCs w:val="24"/>
+              </w:rPr>
+              <m:t>L</m:t>
+            </m:r>
+          </m:e>
+          <m:sub>
+            <m:r>
+              <w:rPr>
+                <w:rFonts w:ascii="Cambria Math" w:hAnsi="Cambria Math"/>
+                <w:sz w:val="24"/>
+                <w:szCs w:val="24"/>
+              </w:rPr>
+              <m:t>1</m:t>
+            </m:r>
+          </m:sub>
+        </m:sSub>
+        <m:r>
+          <w:rPr>
+            <w:rFonts w:ascii="Cambria Math" w:hAnsi="Cambria Math" w:cs="Cambria Math"/>
+            <w:sz w:val="24"/>
+            <w:szCs w:val="24"/>
+          </w:rPr>
+          <m:t>∪</m:t>
+        </m:r>
+        <m:sSub>
+          <m:sSubPr>
+            <m:ctrlPr>
+              <w:rPr>
+                <w:rFonts w:ascii="Cambria Math" w:hAnsi="Cambria Math"/>
+                <w:bCs/>
+                <w:i/>
+                <w:sz w:val="24"/>
+                <w:szCs w:val="24"/>
+              </w:rPr>
+            </m:ctrlPr>
+          </m:sSubPr>
+          <m:e>
+            <m:r>
+              <w:rPr>
+                <w:rFonts w:ascii="Cambria Math" w:hAnsi="Cambria Math"/>
+                <w:sz w:val="24"/>
+                <w:szCs w:val="24"/>
+              </w:rPr>
+              <m:t>L</m:t>
+            </m:r>
+            <m:ctrlPr>
+              <w:rPr>
+                <w:rFonts w:ascii="Cambria Math" w:hAnsi="Cambria Math" w:cs="Cambria Math"/>
+                <w:bCs/>
+                <w:i/>
+                <w:sz w:val="24"/>
+                <w:szCs w:val="24"/>
+              </w:rPr>
+            </m:ctrlPr>
+          </m:e>
+          <m:sub>
+            <m:r>
+              <w:rPr>
+                <w:rFonts w:ascii="Cambria Math" w:hAnsi="Cambria Math"/>
+                <w:sz w:val="24"/>
+                <w:szCs w:val="24"/>
+              </w:rPr>
+              <m:t>2</m:t>
+            </m:r>
+          </m:sub>
+        </m:sSub>
+      </m:oMath>
+      <w:r>
+        <w:rPr>
+          <w:bCs/>
+          <w:sz w:val="24"/>
+          <w:szCs w:val="24"/>
+        </w:rPr>
+        <w:t xml:space="preserve"> such that </w:t>
+      </w:r>
+      <m:oMath>
+        <m:r>
+          <w:rPr>
+            <w:rFonts w:ascii="Cambria Math" w:hAnsi="Cambria Math"/>
+            <w:sz w:val="24"/>
+            <w:szCs w:val="24"/>
+          </w:rPr>
+          <m:t>h</m:t>
+        </m:r>
+        <m:d>
+          <m:dPr>
+            <m:ctrlPr>
+              <w:rPr>
+                <w:rFonts w:ascii="Cambria Math" w:hAnsi="Cambria Math"/>
+                <w:bCs/>
+                <w:i/>
+                <w:sz w:val="24"/>
+                <w:szCs w:val="24"/>
+              </w:rPr>
+            </m:ctrlPr>
+          </m:dPr>
+          <m:e>
+            <m:r>
+              <w:rPr>
+                <w:rFonts w:ascii="Cambria Math" w:hAnsi="Cambria Math"/>
+                <w:sz w:val="24"/>
+                <w:szCs w:val="24"/>
+              </w:rPr>
+              <m:t>x</m:t>
+            </m:r>
+          </m:e>
+        </m:d>
+        <m:r>
+          <w:rPr>
+            <w:rFonts w:ascii="Cambria Math" w:hAnsi="Cambria Math"/>
+            <w:sz w:val="24"/>
+            <w:szCs w:val="24"/>
+          </w:rPr>
+          <m:t>=</m:t>
+        </m:r>
+        <m:r>
+          <w:rPr>
+            <w:rFonts w:ascii="Cambria Math" w:hAnsi="Cambria Math"/>
+            <w:sz w:val="24"/>
+            <w:szCs w:val="24"/>
+          </w:rPr>
+          <m:t>ω</m:t>
+        </m:r>
+      </m:oMath>
+      <w:r>
+        <w:rPr>
+          <w:bCs/>
+          <w:sz w:val="24"/>
+          <w:szCs w:val="24"/>
+        </w:rPr>
+        <w:t>.</w:t>
+      </w:r>
+    </w:p>
+    <w:p>
+      <w:pPr>
+        <w:ind w:left="1440"/>
+        <w:rPr>
+          <w:rFonts w:eastAsiaTheme="minorEastAsia"/>
+          <w:bCs/>
+          <w:sz w:val="24"/>
+          <w:szCs w:val="24"/>
+        </w:rPr>
+      </w:pPr>
+      <w:r>
+        <w:rPr>
+          <w:bCs/>
+          <w:sz w:val="24"/>
+          <w:szCs w:val="24"/>
+        </w:rPr>
+        <w:lastRenderedPageBreak/>
+        <w:t xml:space="preserve">If </w:t>
+      </w:r>
+      <m:oMath>
+        <m:r>
+          <w:rPr>
+            <w:rFonts w:ascii="Cambria Math" w:hAnsi="Cambria Math"/>
+            <w:sz w:val="24"/>
+            <w:szCs w:val="24"/>
+          </w:rPr>
+          <m:t>x</m:t>
+        </m:r>
+        <m:r>
+          <w:rPr>
+            <w:rFonts w:ascii="Cambria Math" w:eastAsiaTheme="minorEastAsia" w:hAnsi="Cambria Math"/>
+            <w:sz w:val="24"/>
+            <w:szCs w:val="24"/>
+          </w:rPr>
+          <m:t>∈</m:t>
+        </m:r>
+        <m:d>
+          <m:dPr>
+            <m:ctrlPr>
+              <w:rPr>
+                <w:rFonts w:ascii="Cambria Math" w:eastAsiaTheme="minorEastAsia" w:hAnsi="Cambria Math"/>
+                <w:bCs/>
+                <w:i/>
+                <w:sz w:val="24"/>
+                <w:szCs w:val="24"/>
+              </w:rPr>
+            </m:ctrlPr>
+          </m:dPr>
+          <m:e>
+            <m:sSub>
+              <m:sSubPr>
+                <m:ctrlPr>
+                  <w:rPr>
+                    <w:rFonts w:ascii="Cambria Math" w:eastAsiaTheme="minorEastAsia" w:hAnsi="Cambria Math"/>
+                    <w:bCs/>
+                    <w:i/>
+                    <w:sz w:val="24"/>
+                    <w:szCs w:val="24"/>
+                  </w:rPr>
+                </m:ctrlPr>
+              </m:sSubPr>
+              <m:e>
+                <m:r>
+                  <w:rPr>
+                    <w:rFonts w:ascii="Cambria Math" w:eastAsiaTheme="minorEastAsia" w:hAnsi="Cambria Math"/>
+                    <w:sz w:val="24"/>
+                    <w:szCs w:val="24"/>
+                  </w:rPr>
+                  <m:t>L</m:t>
+                </m:r>
+              </m:e>
+              <m:sub>
+                <m:r>
+                  <w:rPr>
+                    <w:rFonts w:ascii="Cambria Math" w:eastAsiaTheme="minorEastAsia" w:hAnsi="Cambria Math"/>
+                    <w:sz w:val="24"/>
+                    <w:szCs w:val="24"/>
+                  </w:rPr>
+                  <m:t>1</m:t>
+                </m:r>
+              </m:sub>
+            </m:sSub>
+            <m:r>
+              <w:rPr>
+                <w:rFonts w:ascii="Cambria Math" w:eastAsiaTheme="minorEastAsia" w:hAnsi="Cambria Math"/>
+                <w:sz w:val="24"/>
+                <w:szCs w:val="24"/>
+              </w:rPr>
+              <m:t>∪</m:t>
+            </m:r>
+            <m:sSub>
+              <m:sSubPr>
+                <m:ctrlPr>
+                  <w:rPr>
+                    <w:rFonts w:ascii="Cambria Math" w:eastAsiaTheme="minorEastAsia" w:hAnsi="Cambria Math"/>
+                    <w:bCs/>
+                    <w:i/>
+                    <w:sz w:val="24"/>
+                    <w:szCs w:val="24"/>
+                  </w:rPr>
+                </m:ctrlPr>
+              </m:sSubPr>
+              <m:e>
+                <m:r>
+                  <w:rPr>
+                    <w:rFonts w:ascii="Cambria Math" w:eastAsiaTheme="minorEastAsia" w:hAnsi="Cambria Math"/>
+                    <w:sz w:val="24"/>
+                    <w:szCs w:val="24"/>
+                  </w:rPr>
+                  <m:t>L</m:t>
+                </m:r>
+              </m:e>
+              <m:sub>
+                <m:r>
+                  <w:rPr>
+                    <w:rFonts w:ascii="Cambria Math" w:eastAsiaTheme="minorEastAsia" w:hAnsi="Cambria Math"/>
+                    <w:sz w:val="24"/>
+                    <w:szCs w:val="24"/>
+                  </w:rPr>
+                  <m:t>2</m:t>
+                </m:r>
+              </m:sub>
+            </m:sSub>
+          </m:e>
+        </m:d>
+      </m:oMath>
+      <w:r>
+        <w:rPr>
+          <w:rFonts w:eastAsiaTheme="minorEastAsia"/>
+          <w:bCs/>
+          <w:sz w:val="24"/>
+          <w:szCs w:val="24"/>
+        </w:rPr>
+        <w:t xml:space="preserve"> then </w:t>
+      </w:r>
+      <m:oMath>
+        <m:r>
+          <w:rPr>
+            <w:rFonts w:ascii="Cambria Math" w:eastAsiaTheme="minorEastAsia" w:hAnsi="Cambria Math"/>
+            <w:sz w:val="24"/>
+            <w:szCs w:val="24"/>
+          </w:rPr>
+          <m:t>x∈</m:t>
+        </m:r>
+        <m:sSub>
+          <m:sSubPr>
+            <m:ctrlPr>
+              <w:rPr>
+                <w:rFonts w:ascii="Cambria Math" w:eastAsiaTheme="minorEastAsia" w:hAnsi="Cambria Math"/>
+                <w:bCs/>
+                <w:i/>
+                <w:sz w:val="24"/>
+                <w:szCs w:val="24"/>
+              </w:rPr>
+            </m:ctrlPr>
+          </m:sSubPr>
+          <m:e>
+            <m:r>
+              <w:rPr>
+                <w:rFonts w:ascii="Cambria Math" w:eastAsiaTheme="minorEastAsia" w:hAnsi="Cambria Math"/>
+                <w:sz w:val="24"/>
+                <w:szCs w:val="24"/>
+              </w:rPr>
+              <m:t>L</m:t>
+            </m:r>
+          </m:e>
+          <m:sub>
+            <m:r>
+              <w:rPr>
+                <w:rFonts w:ascii="Cambria Math" w:eastAsiaTheme="minorEastAsia" w:hAnsi="Cambria Math"/>
+                <w:sz w:val="24"/>
+                <w:szCs w:val="24"/>
+              </w:rPr>
+              <m:t>1</m:t>
+            </m:r>
+          </m:sub>
+        </m:sSub>
+      </m:oMath>
+      <w:r>
+        <w:rPr>
+          <w:rFonts w:eastAsiaTheme="minorEastAsia"/>
+          <w:bCs/>
+          <w:sz w:val="24"/>
+          <w:szCs w:val="24"/>
+        </w:rPr>
+        <w:t xml:space="preserve"> or </w:t>
+      </w:r>
+      <m:oMath>
+        <m:r>
+          <w:rPr>
+            <w:rFonts w:ascii="Cambria Math" w:eastAsiaTheme="minorEastAsia" w:hAnsi="Cambria Math"/>
+            <w:sz w:val="24"/>
+            <w:szCs w:val="24"/>
+          </w:rPr>
+          <m:t>x∈</m:t>
+        </m:r>
+        <m:sSub>
+          <m:sSubPr>
+            <m:ctrlPr>
+              <w:rPr>
+                <w:rFonts w:ascii="Cambria Math" w:eastAsiaTheme="minorEastAsia" w:hAnsi="Cambria Math"/>
+                <w:bCs/>
+                <w:i/>
+                <w:sz w:val="24"/>
+                <w:szCs w:val="24"/>
+              </w:rPr>
+            </m:ctrlPr>
+          </m:sSubPr>
+          <m:e>
+            <m:r>
+              <w:rPr>
+                <w:rFonts w:ascii="Cambria Math" w:eastAsiaTheme="minorEastAsia" w:hAnsi="Cambria Math"/>
+                <w:sz w:val="24"/>
+                <w:szCs w:val="24"/>
+              </w:rPr>
+              <m:t>L</m:t>
+            </m:r>
+          </m:e>
+          <m:sub>
+            <m:r>
+              <w:rPr>
+                <w:rFonts w:ascii="Cambria Math" w:eastAsiaTheme="minorEastAsia" w:hAnsi="Cambria Math"/>
+                <w:sz w:val="24"/>
+                <w:szCs w:val="24"/>
+              </w:rPr>
+              <m:t>2</m:t>
+            </m:r>
+          </m:sub>
+        </m:sSub>
+      </m:oMath>
+      <w:r>
+        <w:rPr>
+          <w:rFonts w:eastAsiaTheme="minorEastAsia"/>
+          <w:bCs/>
+          <w:sz w:val="24"/>
+          <w:szCs w:val="24"/>
+        </w:rPr>
+        <w:t xml:space="preserve"> or </w:t>
+      </w:r>
+      <m:oMath>
+        <m:r>
+          <w:rPr>
+            <w:rFonts w:ascii="Cambria Math" w:eastAsiaTheme="minorEastAsia" w:hAnsi="Cambria Math"/>
+            <w:sz w:val="24"/>
+            <w:szCs w:val="24"/>
+          </w:rPr>
+          <m:t>x∈</m:t>
+        </m:r>
+        <m:d>
+          <m:dPr>
+            <m:ctrlPr>
+              <w:rPr>
+                <w:rFonts w:ascii="Cambria Math" w:eastAsiaTheme="minorEastAsia" w:hAnsi="Cambria Math"/>
+                <w:bCs/>
+                <w:i/>
+                <w:sz w:val="24"/>
+                <w:szCs w:val="24"/>
+              </w:rPr>
+            </m:ctrlPr>
+          </m:dPr>
+          <m:e>
+            <m:sSub>
+              <m:sSubPr>
+                <m:ctrlPr>
+                  <w:rPr>
+                    <w:rFonts w:ascii="Cambria Math" w:eastAsiaTheme="minorEastAsia" w:hAnsi="Cambria Math"/>
+                    <w:bCs/>
+                    <w:i/>
+                    <w:sz w:val="24"/>
+                    <w:szCs w:val="24"/>
+                  </w:rPr>
+                </m:ctrlPr>
+              </m:sSubPr>
+              <m:e>
+                <m:r>
+                  <w:rPr>
+                    <w:rFonts w:ascii="Cambria Math" w:eastAsiaTheme="minorEastAsia" w:hAnsi="Cambria Math"/>
+                    <w:sz w:val="24"/>
+                    <w:szCs w:val="24"/>
+                  </w:rPr>
+                  <m:t>L</m:t>
+                </m:r>
+              </m:e>
+              <m:sub>
+                <m:r>
+                  <w:rPr>
+                    <w:rFonts w:ascii="Cambria Math" w:eastAsiaTheme="minorEastAsia" w:hAnsi="Cambria Math"/>
+                    <w:sz w:val="24"/>
+                    <w:szCs w:val="24"/>
+                  </w:rPr>
+                  <m:t>1</m:t>
+                </m:r>
+              </m:sub>
+            </m:sSub>
+            <m:r>
+              <w:rPr>
+                <w:rFonts w:ascii="Cambria Math" w:eastAsiaTheme="minorEastAsia" w:hAnsi="Cambria Math"/>
+                <w:sz w:val="24"/>
+                <w:szCs w:val="24"/>
+              </w:rPr>
+              <m:t>∩</m:t>
+            </m:r>
+            <m:sSub>
+              <m:sSubPr>
+                <m:ctrlPr>
+                  <w:rPr>
+                    <w:rFonts w:ascii="Cambria Math" w:eastAsiaTheme="minorEastAsia" w:hAnsi="Cambria Math"/>
+                    <w:bCs/>
+                    <w:i/>
+                    <w:sz w:val="24"/>
+                    <w:szCs w:val="24"/>
+                  </w:rPr>
+                </m:ctrlPr>
+              </m:sSubPr>
+              <m:e>
+                <m:r>
+                  <w:rPr>
+                    <w:rFonts w:ascii="Cambria Math" w:eastAsiaTheme="minorEastAsia" w:hAnsi="Cambria Math"/>
+                    <w:sz w:val="24"/>
+                    <w:szCs w:val="24"/>
+                  </w:rPr>
+                  <m:t>L</m:t>
+                </m:r>
+              </m:e>
+              <m:sub>
+                <m:r>
+                  <w:rPr>
+                    <w:rFonts w:ascii="Cambria Math" w:eastAsiaTheme="minorEastAsia" w:hAnsi="Cambria Math"/>
+                    <w:sz w:val="24"/>
+                    <w:szCs w:val="24"/>
+                  </w:rPr>
+                  <m:t>2</m:t>
+                </m:r>
+              </m:sub>
+            </m:sSub>
+          </m:e>
+        </m:d>
+      </m:oMath>
+      <w:r>
+        <w:rPr>
+          <w:rFonts w:eastAsiaTheme="minorEastAsia"/>
+          <w:bCs/>
+          <w:sz w:val="24"/>
+          <w:szCs w:val="24"/>
+        </w:rPr>
+        <w:t>.</w:t>
+      </w:r>
+    </w:p>
+    <w:p>
+      <w:pPr>
+        <w:ind w:left="1440"/>
+        <w:rPr>
+          <w:rFonts w:eastAsiaTheme="minorEastAsia"/>
+          <w:bCs/>
+          <w:sz w:val="24"/>
+          <w:szCs w:val="24"/>
+        </w:rPr>
+      </w:pPr>
+      <w:r>
+        <w:rPr>
+          <w:rFonts w:eastAsiaTheme="minorEastAsia"/>
+          <w:bCs/>
+          <w:sz w:val="24"/>
+          <w:szCs w:val="24"/>
+        </w:rPr>
+        <w:t xml:space="preserve">If </w:t>
+      </w:r>
+      <w:r>
+        <w:rPr>
+          <w:rFonts w:ascii="Cambria Math" w:eastAsiaTheme="minorEastAsia" w:hAnsi="Cambria Math"/>
+          <w:bCs/>
+          <w:i/>
           <w:sz w:val="24"/>
           <w:szCs w:val="24"/>
         </w:rPr>
         <w:t xml:space="preserve"> </w:t>
       </w:r>
-      <w:r>
-        <w:rPr>
-          <w:b/>
-          <w:sz w:val="24"/>
-          <w:szCs w:val="24"/>
-        </w:rPr>
-        <w:tab/>
-      </w:r>
-      <w:r>
-        <w:rPr>
-          <w:b/>
-          <w:sz w:val="24"/>
-          <w:szCs w:val="24"/>
-        </w:rPr>
-        <w:t>b)</w:t>
-      </w:r>
-      <w:r>
-        <w:rPr>
-          <w:b/>
-          <w:sz w:val="24"/>
-          <w:szCs w:val="24"/>
-        </w:rPr>
-        <w:t xml:space="preserve"> </w:t>
+      <m:oMath>
+        <m:r>
+          <w:rPr>
+            <w:rFonts w:ascii="Cambria Math" w:eastAsiaTheme="minorEastAsia" w:hAnsi="Cambria Math"/>
+            <w:sz w:val="24"/>
+            <w:szCs w:val="24"/>
+          </w:rPr>
+          <m:t>x∈</m:t>
+        </m:r>
+        <m:sSub>
+          <m:sSubPr>
+            <m:ctrlPr>
+              <w:rPr>
+                <w:rFonts w:ascii="Cambria Math" w:eastAsiaTheme="minorEastAsia" w:hAnsi="Cambria Math"/>
+                <w:bCs/>
+                <w:i/>
+                <w:sz w:val="24"/>
+                <w:szCs w:val="24"/>
+              </w:rPr>
+            </m:ctrlPr>
+          </m:sSubPr>
+          <m:e>
+            <m:r>
+              <w:rPr>
+                <w:rFonts w:ascii="Cambria Math" w:eastAsiaTheme="minorEastAsia" w:hAnsi="Cambria Math"/>
+                <w:sz w:val="24"/>
+                <w:szCs w:val="24"/>
+              </w:rPr>
+              <m:t>L</m:t>
+            </m:r>
+          </m:e>
+          <m:sub>
+            <m:r>
+              <w:rPr>
+                <w:rFonts w:ascii="Cambria Math" w:eastAsiaTheme="minorEastAsia" w:hAnsi="Cambria Math"/>
+                <w:sz w:val="24"/>
+                <w:szCs w:val="24"/>
+              </w:rPr>
+              <m:t>1</m:t>
+            </m:r>
+          </m:sub>
+        </m:sSub>
+      </m:oMath>
+      <w:r>
+        <w:rPr>
+          <w:rFonts w:eastAsiaTheme="minorEastAsia"/>
+          <w:bCs/>
+          <w:sz w:val="24"/>
+          <w:szCs w:val="24"/>
+        </w:rPr>
+        <w:t xml:space="preserve">, then </w:t>
+      </w:r>
+      <m:oMath>
+        <m:r>
+          <w:rPr>
+            <w:rFonts w:ascii="Cambria Math" w:hAnsi="Cambria Math"/>
+            <w:sz w:val="24"/>
+            <w:szCs w:val="24"/>
+          </w:rPr>
+          <m:t>h</m:t>
+        </m:r>
+        <m:d>
+          <m:dPr>
+            <m:ctrlPr>
+              <w:rPr>
+                <w:rFonts w:ascii="Cambria Math" w:hAnsi="Cambria Math"/>
+                <w:bCs/>
+                <w:i/>
+                <w:sz w:val="24"/>
+                <w:szCs w:val="24"/>
+              </w:rPr>
+            </m:ctrlPr>
+          </m:dPr>
+          <m:e>
+            <m:r>
+              <w:rPr>
+                <w:rFonts w:ascii="Cambria Math" w:hAnsi="Cambria Math"/>
+                <w:sz w:val="24"/>
+                <w:szCs w:val="24"/>
+              </w:rPr>
+              <m:t>x</m:t>
+            </m:r>
+          </m:e>
+        </m:d>
+        <m:r>
+          <w:rPr>
+            <w:rFonts w:ascii="Cambria Math" w:hAnsi="Cambria Math"/>
+            <w:sz w:val="24"/>
+            <w:szCs w:val="24"/>
+          </w:rPr>
+          <m:t>∈h</m:t>
+        </m:r>
+        <m:d>
+          <m:dPr>
+            <m:ctrlPr>
+              <w:rPr>
+                <w:rFonts w:ascii="Cambria Math" w:hAnsi="Cambria Math"/>
+                <w:bCs/>
+                <w:i/>
+                <w:sz w:val="24"/>
+                <w:szCs w:val="24"/>
+              </w:rPr>
+            </m:ctrlPr>
+          </m:dPr>
+          <m:e>
+            <m:sSub>
+              <m:sSubPr>
+                <m:ctrlPr>
+                  <w:rPr>
+                    <w:rFonts w:ascii="Cambria Math" w:hAnsi="Cambria Math"/>
+                    <w:bCs/>
+                    <w:i/>
+                    <w:sz w:val="24"/>
+                    <w:szCs w:val="24"/>
+                  </w:rPr>
+                </m:ctrlPr>
+              </m:sSubPr>
+              <m:e>
+                <m:r>
+                  <w:rPr>
+                    <w:rFonts w:ascii="Cambria Math" w:hAnsi="Cambria Math"/>
+                    <w:sz w:val="24"/>
+                    <w:szCs w:val="24"/>
+                  </w:rPr>
+                  <m:t>L</m:t>
+                </m:r>
+              </m:e>
+              <m:sub>
+                <m:r>
+                  <w:rPr>
+                    <w:rFonts w:ascii="Cambria Math" w:hAnsi="Cambria Math"/>
+                    <w:sz w:val="24"/>
+                    <w:szCs w:val="24"/>
+                  </w:rPr>
+                  <m:t>1</m:t>
+                </m:r>
+              </m:sub>
+            </m:sSub>
+          </m:e>
+        </m:d>
+      </m:oMath>
+      <w:r>
+        <w:rPr>
+          <w:rFonts w:eastAsiaTheme="minorEastAsia"/>
+          <w:bCs/>
+          <w:sz w:val="24"/>
+          <w:szCs w:val="24"/>
+        </w:rPr>
+        <w:t xml:space="preserve">. If </w:t>
+      </w:r>
+      <m:oMath>
+        <m:r>
+          <w:rPr>
+            <w:rFonts w:ascii="Cambria Math" w:eastAsiaTheme="minorEastAsia" w:hAnsi="Cambria Math"/>
+            <w:sz w:val="24"/>
+            <w:szCs w:val="24"/>
+          </w:rPr>
+          <m:t>x∈</m:t>
+        </m:r>
+        <m:sSub>
+          <m:sSubPr>
+            <m:ctrlPr>
+              <w:rPr>
+                <w:rFonts w:ascii="Cambria Math" w:eastAsiaTheme="minorEastAsia" w:hAnsi="Cambria Math"/>
+                <w:bCs/>
+                <w:i/>
+                <w:sz w:val="24"/>
+                <w:szCs w:val="24"/>
+              </w:rPr>
+            </m:ctrlPr>
+          </m:sSubPr>
+          <m:e>
+            <m:r>
+              <w:rPr>
+                <w:rFonts w:ascii="Cambria Math" w:eastAsiaTheme="minorEastAsia" w:hAnsi="Cambria Math"/>
+                <w:sz w:val="24"/>
+                <w:szCs w:val="24"/>
+              </w:rPr>
+              <m:t>L</m:t>
+            </m:r>
+          </m:e>
+          <m:sub>
+            <m:r>
+              <w:rPr>
+                <w:rFonts w:ascii="Cambria Math" w:eastAsiaTheme="minorEastAsia" w:hAnsi="Cambria Math"/>
+                <w:sz w:val="24"/>
+                <w:szCs w:val="24"/>
+              </w:rPr>
+              <m:t>2</m:t>
+            </m:r>
+          </m:sub>
+        </m:sSub>
+      </m:oMath>
+      <w:r>
+        <w:rPr>
+          <w:rFonts w:eastAsiaTheme="minorEastAsia"/>
+          <w:bCs/>
+          <w:sz w:val="24"/>
+          <w:szCs w:val="24"/>
+        </w:rPr>
+        <w:t xml:space="preserve">, then </w:t>
+      </w:r>
+      <m:oMath>
+        <m:r>
+          <w:rPr>
+            <w:rFonts w:ascii="Cambria Math" w:hAnsi="Cambria Math"/>
+            <w:sz w:val="24"/>
+            <w:szCs w:val="24"/>
+          </w:rPr>
+          <m:t>h</m:t>
+        </m:r>
+        <m:d>
+          <m:dPr>
+            <m:ctrlPr>
+              <w:rPr>
+                <w:rFonts w:ascii="Cambria Math" w:hAnsi="Cambria Math"/>
+                <w:bCs/>
+                <w:i/>
+                <w:sz w:val="24"/>
+                <w:szCs w:val="24"/>
+              </w:rPr>
+            </m:ctrlPr>
+          </m:dPr>
+          <m:e>
+            <m:r>
+              <w:rPr>
+                <w:rFonts w:ascii="Cambria Math" w:hAnsi="Cambria Math"/>
+                <w:sz w:val="24"/>
+                <w:szCs w:val="24"/>
+              </w:rPr>
+              <m:t>x</m:t>
+            </m:r>
+          </m:e>
+        </m:d>
+        <m:r>
+          <w:rPr>
+            <w:rFonts w:ascii="Cambria Math" w:hAnsi="Cambria Math"/>
+            <w:sz w:val="24"/>
+            <w:szCs w:val="24"/>
+          </w:rPr>
+          <m:t>∈h</m:t>
+        </m:r>
+        <m:d>
+          <m:dPr>
+            <m:ctrlPr>
+              <w:rPr>
+                <w:rFonts w:ascii="Cambria Math" w:hAnsi="Cambria Math"/>
+                <w:bCs/>
+                <w:i/>
+                <w:sz w:val="24"/>
+                <w:szCs w:val="24"/>
+              </w:rPr>
+            </m:ctrlPr>
+          </m:dPr>
+          <m:e>
+            <m:sSub>
+              <m:sSubPr>
+                <m:ctrlPr>
+                  <w:rPr>
+                    <w:rFonts w:ascii="Cambria Math" w:hAnsi="Cambria Math"/>
+                    <w:bCs/>
+                    <w:i/>
+                    <w:sz w:val="24"/>
+                    <w:szCs w:val="24"/>
+                  </w:rPr>
+                </m:ctrlPr>
+              </m:sSubPr>
+              <m:e>
+                <m:r>
+                  <w:rPr>
+                    <w:rFonts w:ascii="Cambria Math" w:hAnsi="Cambria Math"/>
+                    <w:sz w:val="24"/>
+                    <w:szCs w:val="24"/>
+                  </w:rPr>
+                  <m:t>L</m:t>
+                </m:r>
+              </m:e>
+              <m:sub>
+                <m:r>
+                  <w:rPr>
+                    <w:rFonts w:ascii="Cambria Math" w:hAnsi="Cambria Math"/>
+                    <w:sz w:val="24"/>
+                    <w:szCs w:val="24"/>
+                  </w:rPr>
+                  <m:t>2</m:t>
+                </m:r>
+              </m:sub>
+            </m:sSub>
+          </m:e>
+        </m:d>
+      </m:oMath>
+      <w:r>
+        <w:rPr>
+          <w:rFonts w:eastAsiaTheme="minorEastAsia"/>
+          <w:bCs/>
+          <w:sz w:val="24"/>
+          <w:szCs w:val="24"/>
+        </w:rPr>
+        <w:t>.</w:t>
+      </w:r>
+    </w:p>
+    <w:p>
+      <w:pPr>
+        <w:ind w:left="1440"/>
+        <w:rPr>
+          <w:rFonts w:eastAsiaTheme="minorEastAsia"/>
+          <w:bCs/>
+          <w:sz w:val="24"/>
+          <w:szCs w:val="24"/>
+        </w:rPr>
+      </w:pPr>
+      <w:r>
+        <w:rPr>
+          <w:rFonts w:eastAsiaTheme="minorEastAsia"/>
+          <w:bCs/>
+          <w:sz w:val="24"/>
+          <w:szCs w:val="24"/>
+        </w:rPr>
+        <w:t xml:space="preserve">Therefore, </w:t>
+      </w:r>
+      <m:oMath>
+        <m:r>
+          <w:rPr>
+            <w:rFonts w:ascii="Cambria Math" w:eastAsiaTheme="minorEastAsia" w:hAnsi="Cambria Math"/>
+            <w:sz w:val="24"/>
+            <w:szCs w:val="24"/>
+          </w:rPr>
+          <m:t>h</m:t>
+        </m:r>
+        <m:d>
+          <m:dPr>
+            <m:ctrlPr>
+              <w:rPr>
+                <w:rFonts w:ascii="Cambria Math" w:eastAsiaTheme="minorEastAsia" w:hAnsi="Cambria Math"/>
+                <w:bCs/>
+                <w:i/>
+                <w:sz w:val="24"/>
+                <w:szCs w:val="24"/>
+              </w:rPr>
+            </m:ctrlPr>
+          </m:dPr>
+          <m:e>
+            <m:r>
+              <w:rPr>
+                <w:rFonts w:ascii="Cambria Math" w:eastAsiaTheme="minorEastAsia" w:hAnsi="Cambria Math"/>
+                <w:sz w:val="24"/>
+                <w:szCs w:val="24"/>
+              </w:rPr>
+              <m:t>x</m:t>
+            </m:r>
+          </m:e>
+        </m:d>
+        <m:r>
+          <w:rPr>
+            <w:rFonts w:ascii="Cambria Math" w:eastAsiaTheme="minorEastAsia" w:hAnsi="Cambria Math"/>
+            <w:sz w:val="24"/>
+            <w:szCs w:val="24"/>
+          </w:rPr>
+          <m:t>=</m:t>
+        </m:r>
+        <m:r>
+          <w:rPr>
+            <w:rFonts w:ascii="Cambria Math" w:eastAsiaTheme="minorEastAsia" w:hAnsi="Cambria Math"/>
+            <w:sz w:val="24"/>
+            <w:szCs w:val="24"/>
+          </w:rPr>
+          <m:t>ω∈h</m:t>
+        </m:r>
+        <m:d>
+          <m:dPr>
+            <m:ctrlPr>
+              <w:rPr>
+                <w:rFonts w:ascii="Cambria Math" w:eastAsiaTheme="minorEastAsia" w:hAnsi="Cambria Math"/>
+                <w:bCs/>
+                <w:i/>
+                <w:sz w:val="24"/>
+                <w:szCs w:val="24"/>
+              </w:rPr>
+            </m:ctrlPr>
+          </m:dPr>
+          <m:e>
+            <m:sSub>
+              <m:sSubPr>
+                <m:ctrlPr>
+                  <w:rPr>
+                    <w:rFonts w:ascii="Cambria Math" w:eastAsiaTheme="minorEastAsia" w:hAnsi="Cambria Math"/>
+                    <w:bCs/>
+                    <w:i/>
+                    <w:sz w:val="24"/>
+                    <w:szCs w:val="24"/>
+                  </w:rPr>
+                </m:ctrlPr>
+              </m:sSubPr>
+              <m:e>
+                <m:r>
+                  <w:rPr>
+                    <w:rFonts w:ascii="Cambria Math" w:eastAsiaTheme="minorEastAsia" w:hAnsi="Cambria Math"/>
+                    <w:sz w:val="24"/>
+                    <w:szCs w:val="24"/>
+                  </w:rPr>
+                  <m:t>L</m:t>
+                </m:r>
+              </m:e>
+              <m:sub>
+                <m:r>
+                  <w:rPr>
+                    <w:rFonts w:ascii="Cambria Math" w:eastAsiaTheme="minorEastAsia" w:hAnsi="Cambria Math"/>
+                    <w:sz w:val="24"/>
+                    <w:szCs w:val="24"/>
+                  </w:rPr>
+                  <m:t>1</m:t>
+                </m:r>
+              </m:sub>
+            </m:sSub>
+          </m:e>
+        </m:d>
+        <m:r>
+          <w:rPr>
+            <w:rFonts w:ascii="Cambria Math" w:eastAsiaTheme="minorEastAsia" w:hAnsi="Cambria Math"/>
+            <w:sz w:val="24"/>
+            <w:szCs w:val="24"/>
+          </w:rPr>
+          <m:t>∪h</m:t>
+        </m:r>
+        <m:d>
+          <m:dPr>
+            <m:ctrlPr>
+              <w:rPr>
+                <w:rFonts w:ascii="Cambria Math" w:eastAsiaTheme="minorEastAsia" w:hAnsi="Cambria Math"/>
+                <w:bCs/>
+                <w:i/>
+                <w:sz w:val="24"/>
+                <w:szCs w:val="24"/>
+              </w:rPr>
+            </m:ctrlPr>
+          </m:dPr>
+          <m:e>
+            <m:sSub>
+              <m:sSubPr>
+                <m:ctrlPr>
+                  <w:rPr>
+                    <w:rFonts w:ascii="Cambria Math" w:eastAsiaTheme="minorEastAsia" w:hAnsi="Cambria Math"/>
+                    <w:bCs/>
+                    <w:i/>
+                    <w:sz w:val="24"/>
+                    <w:szCs w:val="24"/>
+                  </w:rPr>
+                </m:ctrlPr>
+              </m:sSubPr>
+              <m:e>
+                <m:r>
+                  <w:rPr>
+                    <w:rFonts w:ascii="Cambria Math" w:eastAsiaTheme="minorEastAsia" w:hAnsi="Cambria Math"/>
+                    <w:sz w:val="24"/>
+                    <w:szCs w:val="24"/>
+                  </w:rPr>
+                  <m:t>L</m:t>
+                </m:r>
+              </m:e>
+              <m:sub>
+                <m:r>
+                  <w:rPr>
+                    <w:rFonts w:ascii="Cambria Math" w:eastAsiaTheme="minorEastAsia" w:hAnsi="Cambria Math"/>
+                    <w:sz w:val="24"/>
+                    <w:szCs w:val="24"/>
+                  </w:rPr>
+                  <m:t>2</m:t>
+                </m:r>
+              </m:sub>
+            </m:sSub>
+          </m:e>
+        </m:d>
+      </m:oMath>
+      <w:r>
+        <w:rPr>
+          <w:rFonts w:eastAsiaTheme="minorEastAsia"/>
+          <w:bCs/>
+          <w:sz w:val="24"/>
+          <w:szCs w:val="24"/>
+        </w:rPr>
+        <w:t>.</w:t>
+      </w:r>
+    </w:p>
+    <w:p>
+      <w:pPr>
+        <w:ind w:left="1440"/>
+        <w:rPr>
+          <w:rFonts w:eastAsiaTheme="minorEastAsia"/>
+          <w:bCs/>
+          <w:sz w:val="24"/>
+          <w:szCs w:val="24"/>
+        </w:rPr>
+      </w:pPr>
+      <w:r>
+        <w:rPr>
+          <w:rFonts w:eastAsiaTheme="minorEastAsia"/>
+          <w:bCs/>
+          <w:sz w:val="24"/>
+          <w:szCs w:val="24"/>
+        </w:rPr>
+        <w:t xml:space="preserve">Conversely, if </w:t>
+      </w:r>
+      <m:oMath>
+        <m:r>
+          <w:rPr>
+            <w:rFonts w:ascii="Cambria Math" w:eastAsiaTheme="minorEastAsia" w:hAnsi="Cambria Math"/>
+            <w:sz w:val="24"/>
+            <w:szCs w:val="24"/>
+          </w:rPr>
+          <m:t>ω∈h</m:t>
+        </m:r>
+        <m:d>
+          <m:dPr>
+            <m:ctrlPr>
+              <w:rPr>
+                <w:rFonts w:ascii="Cambria Math" w:eastAsiaTheme="minorEastAsia" w:hAnsi="Cambria Math"/>
+                <w:bCs/>
+                <w:i/>
+                <w:sz w:val="24"/>
+                <w:szCs w:val="24"/>
+              </w:rPr>
+            </m:ctrlPr>
+          </m:dPr>
+          <m:e>
+            <m:sSub>
+              <m:sSubPr>
+                <m:ctrlPr>
+                  <w:rPr>
+                    <w:rFonts w:ascii="Cambria Math" w:eastAsiaTheme="minorEastAsia" w:hAnsi="Cambria Math"/>
+                    <w:bCs/>
+                    <w:i/>
+                    <w:sz w:val="24"/>
+                    <w:szCs w:val="24"/>
+                  </w:rPr>
+                </m:ctrlPr>
+              </m:sSubPr>
+              <m:e>
+                <m:r>
+                  <w:rPr>
+                    <w:rFonts w:ascii="Cambria Math" w:eastAsiaTheme="minorEastAsia" w:hAnsi="Cambria Math"/>
+                    <w:sz w:val="24"/>
+                    <w:szCs w:val="24"/>
+                  </w:rPr>
+                  <m:t>L</m:t>
+                </m:r>
+              </m:e>
+              <m:sub>
+                <m:r>
+                  <w:rPr>
+                    <w:rFonts w:ascii="Cambria Math" w:eastAsiaTheme="minorEastAsia" w:hAnsi="Cambria Math"/>
+                    <w:sz w:val="24"/>
+                    <w:szCs w:val="24"/>
+                  </w:rPr>
+                  <m:t>1</m:t>
+                </m:r>
+              </m:sub>
+            </m:sSub>
+          </m:e>
+        </m:d>
+        <m:r>
+          <w:rPr>
+            <w:rFonts w:ascii="Cambria Math" w:eastAsiaTheme="minorEastAsia" w:hAnsi="Cambria Math"/>
+            <w:sz w:val="24"/>
+            <w:szCs w:val="24"/>
+          </w:rPr>
+          <m:t>∪h</m:t>
+        </m:r>
+        <m:d>
+          <m:dPr>
+            <m:ctrlPr>
+              <w:rPr>
+                <w:rFonts w:ascii="Cambria Math" w:eastAsiaTheme="minorEastAsia" w:hAnsi="Cambria Math"/>
+                <w:bCs/>
+                <w:i/>
+                <w:sz w:val="24"/>
+                <w:szCs w:val="24"/>
+              </w:rPr>
+            </m:ctrlPr>
+          </m:dPr>
+          <m:e>
+            <m:sSub>
+              <m:sSubPr>
+                <m:ctrlPr>
+                  <w:rPr>
+                    <w:rFonts w:ascii="Cambria Math" w:eastAsiaTheme="minorEastAsia" w:hAnsi="Cambria Math"/>
+                    <w:bCs/>
+                    <w:i/>
+                    <w:sz w:val="24"/>
+                    <w:szCs w:val="24"/>
+                  </w:rPr>
+                </m:ctrlPr>
+              </m:sSubPr>
+              <m:e>
+                <m:r>
+                  <w:rPr>
+                    <w:rFonts w:ascii="Cambria Math" w:eastAsiaTheme="minorEastAsia" w:hAnsi="Cambria Math"/>
+                    <w:sz w:val="24"/>
+                    <w:szCs w:val="24"/>
+                  </w:rPr>
+                  <m:t>L</m:t>
+                </m:r>
+              </m:e>
+              <m:sub>
+                <m:r>
+                  <w:rPr>
+                    <w:rFonts w:ascii="Cambria Math" w:eastAsiaTheme="minorEastAsia" w:hAnsi="Cambria Math"/>
+                    <w:sz w:val="24"/>
+                    <w:szCs w:val="24"/>
+                  </w:rPr>
+                  <m:t>2</m:t>
+                </m:r>
+              </m:sub>
+            </m:sSub>
+          </m:e>
+        </m:d>
+      </m:oMath>
+      <w:r>
+        <w:rPr>
+          <w:rFonts w:eastAsiaTheme="minorEastAsia"/>
+          <w:bCs/>
+          <w:sz w:val="24"/>
+          <w:szCs w:val="24"/>
+        </w:rPr>
+        <w:t xml:space="preserve">, then </w:t>
+      </w:r>
+      <m:oMath>
+        <m:r>
+          <w:rPr>
+            <w:rFonts w:ascii="Cambria Math" w:eastAsiaTheme="minorEastAsia" w:hAnsi="Cambria Math"/>
+            <w:sz w:val="24"/>
+            <w:szCs w:val="24"/>
+          </w:rPr>
+          <m:t>ω∈</m:t>
+        </m:r>
+        <m:r>
+          <w:rPr>
+            <w:rFonts w:ascii="Cambria Math" w:eastAsiaTheme="minorEastAsia" w:hAnsi="Cambria Math"/>
+            <w:sz w:val="24"/>
+            <w:szCs w:val="24"/>
+          </w:rPr>
+          <m:t>h</m:t>
+        </m:r>
+        <m:d>
+          <m:dPr>
+            <m:ctrlPr>
+              <w:rPr>
+                <w:rFonts w:ascii="Cambria Math" w:eastAsiaTheme="minorEastAsia" w:hAnsi="Cambria Math"/>
+                <w:bCs/>
+                <w:i/>
+                <w:sz w:val="24"/>
+                <w:szCs w:val="24"/>
+              </w:rPr>
+            </m:ctrlPr>
+          </m:dPr>
+          <m:e>
+            <m:sSub>
+              <m:sSubPr>
+                <m:ctrlPr>
+                  <w:rPr>
+                    <w:rFonts w:ascii="Cambria Math" w:eastAsiaTheme="minorEastAsia" w:hAnsi="Cambria Math"/>
+                    <w:bCs/>
+                    <w:i/>
+                    <w:sz w:val="24"/>
+                    <w:szCs w:val="24"/>
+                  </w:rPr>
+                </m:ctrlPr>
+              </m:sSubPr>
+              <m:e>
+                <m:r>
+                  <w:rPr>
+                    <w:rFonts w:ascii="Cambria Math" w:eastAsiaTheme="minorEastAsia" w:hAnsi="Cambria Math"/>
+                    <w:sz w:val="24"/>
+                    <w:szCs w:val="24"/>
+                  </w:rPr>
+                  <m:t>L</m:t>
+                </m:r>
+              </m:e>
+              <m:sub>
+                <m:r>
+                  <w:rPr>
+                    <w:rFonts w:ascii="Cambria Math" w:eastAsiaTheme="minorEastAsia" w:hAnsi="Cambria Math"/>
+                    <w:sz w:val="24"/>
+                    <w:szCs w:val="24"/>
+                  </w:rPr>
+                  <m:t>1</m:t>
+                </m:r>
+              </m:sub>
+            </m:sSub>
+          </m:e>
+        </m:d>
+      </m:oMath>
+      <w:r>
+        <w:rPr>
+          <w:rFonts w:eastAsiaTheme="minorEastAsia"/>
+          <w:bCs/>
+          <w:sz w:val="24"/>
+          <w:szCs w:val="24"/>
+        </w:rPr>
+        <w:t xml:space="preserve"> or </w:t>
+      </w:r>
+      <m:oMath>
+        <m:r>
+          <w:rPr>
+            <w:rFonts w:ascii="Cambria Math" w:eastAsiaTheme="minorEastAsia" w:hAnsi="Cambria Math"/>
+            <w:sz w:val="24"/>
+            <w:szCs w:val="24"/>
+          </w:rPr>
+          <m:t>ω∈</m:t>
+        </m:r>
+        <m:r>
+          <w:rPr>
+            <w:rFonts w:ascii="Cambria Math" w:eastAsiaTheme="minorEastAsia" w:hAnsi="Cambria Math"/>
+            <w:sz w:val="24"/>
+            <w:szCs w:val="24"/>
+          </w:rPr>
+          <m:t>h</m:t>
+        </m:r>
+        <m:d>
+          <m:dPr>
+            <m:ctrlPr>
+              <w:rPr>
+                <w:rFonts w:ascii="Cambria Math" w:eastAsiaTheme="minorEastAsia" w:hAnsi="Cambria Math"/>
+                <w:bCs/>
+                <w:i/>
+                <w:sz w:val="24"/>
+                <w:szCs w:val="24"/>
+              </w:rPr>
+            </m:ctrlPr>
+          </m:dPr>
+          <m:e>
+            <m:sSub>
+              <m:sSubPr>
+                <m:ctrlPr>
+                  <w:rPr>
+                    <w:rFonts w:ascii="Cambria Math" w:eastAsiaTheme="minorEastAsia" w:hAnsi="Cambria Math"/>
+                    <w:bCs/>
+                    <w:i/>
+                    <w:sz w:val="24"/>
+                    <w:szCs w:val="24"/>
+                  </w:rPr>
+                </m:ctrlPr>
+              </m:sSubPr>
+              <m:e>
+                <m:r>
+                  <w:rPr>
+                    <w:rFonts w:ascii="Cambria Math" w:eastAsiaTheme="minorEastAsia" w:hAnsi="Cambria Math"/>
+                    <w:sz w:val="24"/>
+                    <w:szCs w:val="24"/>
+                  </w:rPr>
+                  <m:t>L</m:t>
+                </m:r>
+              </m:e>
+              <m:sub>
+                <m:r>
+                  <w:rPr>
+                    <w:rFonts w:ascii="Cambria Math" w:eastAsiaTheme="minorEastAsia" w:hAnsi="Cambria Math"/>
+                    <w:sz w:val="24"/>
+                    <w:szCs w:val="24"/>
+                  </w:rPr>
+                  <m:t>2</m:t>
+                </m:r>
+              </m:sub>
+            </m:sSub>
+          </m:e>
+        </m:d>
+        <m:r>
+          <w:rPr>
+            <w:rFonts w:ascii="Cambria Math" w:eastAsiaTheme="minorEastAsia" w:hAnsi="Cambria Math"/>
+            <w:sz w:val="24"/>
+            <w:szCs w:val="24"/>
+          </w:rPr>
+          <m:t>.</m:t>
+        </m:r>
+      </m:oMath>
+    </w:p>
+    <w:p>
+      <w:pPr>
+        <w:ind w:left="1440"/>
+        <w:rPr>
+          <w:rFonts w:eastAsiaTheme="minorEastAsia"/>
+          <w:bCs/>
+          <w:sz w:val="24"/>
+          <w:szCs w:val="24"/>
+        </w:rPr>
+      </w:pPr>
+      <w:r>
+        <w:rPr>
+          <w:rFonts w:eastAsiaTheme="minorEastAsia"/>
+          <w:bCs/>
+          <w:sz w:val="24"/>
+          <w:szCs w:val="24"/>
+        </w:rPr>
+        <w:t xml:space="preserve">This implies there exists a string </w:t>
+      </w:r>
+      <m:oMath>
+        <m:r>
+          <w:rPr>
+            <w:rFonts w:ascii="Cambria Math" w:eastAsiaTheme="minorEastAsia" w:hAnsi="Cambria Math"/>
+            <w:sz w:val="24"/>
+            <w:szCs w:val="24"/>
+          </w:rPr>
+          <m:t>x∈</m:t>
+        </m:r>
+        <m:sSub>
+          <m:sSubPr>
+            <m:ctrlPr>
+              <w:rPr>
+                <w:rFonts w:ascii="Cambria Math" w:eastAsiaTheme="minorEastAsia" w:hAnsi="Cambria Math"/>
+                <w:bCs/>
+                <w:i/>
+                <w:sz w:val="24"/>
+                <w:szCs w:val="24"/>
+              </w:rPr>
+            </m:ctrlPr>
+          </m:sSubPr>
+          <m:e>
+            <m:r>
+              <w:rPr>
+                <w:rFonts w:ascii="Cambria Math" w:eastAsiaTheme="minorEastAsia" w:hAnsi="Cambria Math"/>
+                <w:sz w:val="24"/>
+                <w:szCs w:val="24"/>
+              </w:rPr>
+              <m:t>L</m:t>
+            </m:r>
+          </m:e>
+          <m:sub>
+            <m:r>
+              <w:rPr>
+                <w:rFonts w:ascii="Cambria Math" w:eastAsiaTheme="minorEastAsia" w:hAnsi="Cambria Math"/>
+                <w:sz w:val="24"/>
+                <w:szCs w:val="24"/>
+              </w:rPr>
+              <m:t>1</m:t>
+            </m:r>
+          </m:sub>
+        </m:sSub>
+        <m:r>
+          <w:rPr>
+            <w:rFonts w:ascii="Cambria Math" w:eastAsiaTheme="minorEastAsia" w:hAnsi="Cambria Math"/>
+            <w:sz w:val="24"/>
+            <w:szCs w:val="24"/>
+          </w:rPr>
+          <m:t xml:space="preserve"> </m:t>
+        </m:r>
+        <m:r>
+          <w:rPr>
+            <w:rFonts w:ascii="Cambria Math" w:eastAsiaTheme="minorEastAsia" w:hAnsi="Cambria Math"/>
+            <w:sz w:val="24"/>
+            <w:szCs w:val="24"/>
+          </w:rPr>
+          <m:t xml:space="preserve">or </m:t>
+        </m:r>
+        <m:r>
+          <w:rPr>
+            <w:rFonts w:ascii="Cambria Math" w:eastAsiaTheme="minorEastAsia" w:hAnsi="Cambria Math"/>
+            <w:sz w:val="24"/>
+            <w:szCs w:val="24"/>
+          </w:rPr>
+          <m:t>x∈</m:t>
+        </m:r>
+        <m:sSub>
+          <m:sSubPr>
+            <m:ctrlPr>
+              <w:rPr>
+                <w:rFonts w:ascii="Cambria Math" w:eastAsiaTheme="minorEastAsia" w:hAnsi="Cambria Math"/>
+                <w:bCs/>
+                <w:i/>
+                <w:sz w:val="24"/>
+                <w:szCs w:val="24"/>
+              </w:rPr>
+            </m:ctrlPr>
+          </m:sSubPr>
+          <m:e>
+            <m:r>
+              <w:rPr>
+                <w:rFonts w:ascii="Cambria Math" w:eastAsiaTheme="minorEastAsia" w:hAnsi="Cambria Math"/>
+                <w:sz w:val="24"/>
+                <w:szCs w:val="24"/>
+              </w:rPr>
+              <m:t>L</m:t>
+            </m:r>
+          </m:e>
+          <m:sub>
+            <m:r>
+              <w:rPr>
+                <w:rFonts w:ascii="Cambria Math" w:eastAsiaTheme="minorEastAsia" w:hAnsi="Cambria Math"/>
+                <w:sz w:val="24"/>
+                <w:szCs w:val="24"/>
+              </w:rPr>
+              <m:t>2</m:t>
+            </m:r>
+          </m:sub>
+        </m:sSub>
+      </m:oMath>
+      <w:r>
+        <w:rPr>
+          <w:rFonts w:eastAsiaTheme="minorEastAsia"/>
+          <w:bCs/>
+          <w:sz w:val="24"/>
+          <w:szCs w:val="24"/>
+        </w:rPr>
+        <w:t xml:space="preserve"> such that </w:t>
+      </w:r>
+      <m:oMath>
+        <m:r>
+          <w:rPr>
+            <w:rFonts w:ascii="Cambria Math" w:eastAsiaTheme="minorEastAsia" w:hAnsi="Cambria Math"/>
+            <w:sz w:val="24"/>
+            <w:szCs w:val="24"/>
+          </w:rPr>
+          <m:t>h</m:t>
+        </m:r>
+        <m:d>
+          <m:dPr>
+            <m:ctrlPr>
+              <w:rPr>
+                <w:rFonts w:ascii="Cambria Math" w:eastAsiaTheme="minorEastAsia" w:hAnsi="Cambria Math"/>
+                <w:bCs/>
+                <w:i/>
+                <w:sz w:val="24"/>
+                <w:szCs w:val="24"/>
+              </w:rPr>
+            </m:ctrlPr>
+          </m:dPr>
+          <m:e>
+            <m:r>
+              <w:rPr>
+                <w:rFonts w:ascii="Cambria Math" w:eastAsiaTheme="minorEastAsia" w:hAnsi="Cambria Math"/>
+                <w:sz w:val="24"/>
+                <w:szCs w:val="24"/>
+              </w:rPr>
+              <m:t>x</m:t>
+            </m:r>
+          </m:e>
+        </m:d>
+        <m:r>
+          <w:rPr>
+            <w:rFonts w:ascii="Cambria Math" w:eastAsiaTheme="minorEastAsia" w:hAnsi="Cambria Math"/>
+            <w:sz w:val="24"/>
+            <w:szCs w:val="24"/>
+          </w:rPr>
+          <m:t>=</m:t>
+        </m:r>
+        <m:r>
+          <w:rPr>
+            <w:rFonts w:ascii="Cambria Math" w:eastAsiaTheme="minorEastAsia" w:hAnsi="Cambria Math"/>
+            <w:sz w:val="24"/>
+            <w:szCs w:val="24"/>
+          </w:rPr>
+          <m:t>ω</m:t>
+        </m:r>
+      </m:oMath>
+      <w:r>
+        <w:rPr>
+          <w:rFonts w:eastAsiaTheme="minorEastAsia"/>
+          <w:bCs/>
+          <w:sz w:val="24"/>
+          <w:szCs w:val="24"/>
+        </w:rPr>
+        <w:t>.</w:t>
+      </w:r>
+    </w:p>
+    <w:p>
+      <w:pPr>
+        <w:ind w:left="1440"/>
+        <w:rPr>
+          <w:rFonts w:eastAsiaTheme="minorEastAsia"/>
+          <w:bCs/>
+          <w:sz w:val="24"/>
+          <w:szCs w:val="24"/>
+        </w:rPr>
+      </w:pPr>
+      <w:r>
+        <w:rPr>
+          <w:rFonts w:eastAsiaTheme="minorEastAsia"/>
+          <w:bCs/>
+          <w:sz w:val="24"/>
+          <w:szCs w:val="24"/>
+        </w:rPr>
+        <w:t xml:space="preserve">Thus, </w:t>
+      </w:r>
+      <m:oMath>
+        <m:r>
+          <w:rPr>
+            <w:rFonts w:ascii="Cambria Math" w:eastAsiaTheme="minorEastAsia" w:hAnsi="Cambria Math"/>
+            <w:sz w:val="24"/>
+            <w:szCs w:val="24"/>
+          </w:rPr>
+          <m:t>x∈</m:t>
+        </m:r>
+        <m:d>
+          <m:dPr>
+            <m:ctrlPr>
+              <w:rPr>
+                <w:rFonts w:ascii="Cambria Math" w:eastAsiaTheme="minorEastAsia" w:hAnsi="Cambria Math"/>
+                <w:bCs/>
+                <w:i/>
+                <w:sz w:val="24"/>
+                <w:szCs w:val="24"/>
+              </w:rPr>
+            </m:ctrlPr>
+          </m:dPr>
+          <m:e>
+            <m:sSub>
+              <m:sSubPr>
+                <m:ctrlPr>
+                  <w:rPr>
+                    <w:rFonts w:ascii="Cambria Math" w:eastAsiaTheme="minorEastAsia" w:hAnsi="Cambria Math"/>
+                    <w:bCs/>
+                    <w:i/>
+                    <w:sz w:val="24"/>
+                    <w:szCs w:val="24"/>
+                  </w:rPr>
+                </m:ctrlPr>
+              </m:sSubPr>
+              <m:e>
+                <m:r>
+                  <w:rPr>
+                    <w:rFonts w:ascii="Cambria Math" w:eastAsiaTheme="minorEastAsia" w:hAnsi="Cambria Math"/>
+                    <w:sz w:val="24"/>
+                    <w:szCs w:val="24"/>
+                  </w:rPr>
+                  <m:t>L</m:t>
+                </m:r>
+              </m:e>
+              <m:sub>
+                <m:r>
+                  <w:rPr>
+                    <w:rFonts w:ascii="Cambria Math" w:eastAsiaTheme="minorEastAsia" w:hAnsi="Cambria Math"/>
+                    <w:sz w:val="24"/>
+                    <w:szCs w:val="24"/>
+                  </w:rPr>
+                  <m:t>1</m:t>
+                </m:r>
+              </m:sub>
+            </m:sSub>
+            <m:r>
+              <w:rPr>
+                <w:rFonts w:ascii="Cambria Math" w:eastAsiaTheme="minorEastAsia" w:hAnsi="Cambria Math" w:cs="Cambria Math"/>
+                <w:sz w:val="24"/>
+                <w:szCs w:val="24"/>
+              </w:rPr>
+              <m:t>∪</m:t>
+            </m:r>
+            <m:sSub>
+              <m:sSubPr>
+                <m:ctrlPr>
+                  <w:rPr>
+                    <w:rFonts w:ascii="Cambria Math" w:eastAsiaTheme="minorEastAsia" w:hAnsi="Cambria Math"/>
+                    <w:bCs/>
+                    <w:i/>
+                    <w:sz w:val="24"/>
+                    <w:szCs w:val="24"/>
+                  </w:rPr>
+                </m:ctrlPr>
+              </m:sSubPr>
+              <m:e>
+                <m:r>
+                  <w:rPr>
+                    <w:rFonts w:ascii="Cambria Math" w:eastAsiaTheme="minorEastAsia" w:hAnsi="Cambria Math"/>
+                    <w:sz w:val="24"/>
+                    <w:szCs w:val="24"/>
+                  </w:rPr>
+                  <m:t>L</m:t>
+                </m:r>
+                <m:ctrlPr>
+                  <w:rPr>
+                    <w:rFonts w:ascii="Cambria Math" w:eastAsiaTheme="minorEastAsia" w:hAnsi="Cambria Math" w:cs="Cambria Math"/>
+                    <w:bCs/>
+                    <w:i/>
+                    <w:sz w:val="24"/>
+                    <w:szCs w:val="24"/>
+                  </w:rPr>
+                </m:ctrlPr>
+              </m:e>
+              <m:sub>
+                <m:r>
+                  <w:rPr>
+                    <w:rFonts w:ascii="Cambria Math" w:eastAsiaTheme="minorEastAsia" w:hAnsi="Cambria Math"/>
+                    <w:sz w:val="24"/>
+                    <w:szCs w:val="24"/>
+                  </w:rPr>
+                  <m:t>2</m:t>
+                </m:r>
+              </m:sub>
+            </m:sSub>
+          </m:e>
+        </m:d>
+        <m:r>
+          <w:rPr>
+            <w:rFonts w:ascii="Cambria Math" w:eastAsiaTheme="minorEastAsia" w:hAnsi="Cambria Math"/>
+            <w:sz w:val="24"/>
+            <w:szCs w:val="24"/>
+          </w:rPr>
+          <m:t>,</m:t>
+        </m:r>
+        <m:r>
+          <w:rPr>
+            <w:rFonts w:ascii="Cambria Math" w:eastAsiaTheme="minorEastAsia" w:hAnsi="Cambria Math"/>
+            <w:sz w:val="24"/>
+            <w:szCs w:val="24"/>
+          </w:rPr>
+          <m:t>ω∈</m:t>
+        </m:r>
+        <m:r>
+          <w:rPr>
+            <w:rFonts w:ascii="Cambria Math" w:eastAsiaTheme="minorEastAsia" w:hAnsi="Cambria Math"/>
+            <w:sz w:val="24"/>
+            <w:szCs w:val="24"/>
+          </w:rPr>
+          <m:t>h</m:t>
+        </m:r>
+        <m:d>
+          <m:dPr>
+            <m:ctrlPr>
+              <w:rPr>
+                <w:rFonts w:ascii="Cambria Math" w:eastAsiaTheme="minorEastAsia" w:hAnsi="Cambria Math"/>
+                <w:bCs/>
+                <w:i/>
+                <w:sz w:val="24"/>
+                <w:szCs w:val="24"/>
+              </w:rPr>
+            </m:ctrlPr>
+          </m:dPr>
+          <m:e>
+            <m:sSub>
+              <m:sSubPr>
+                <m:ctrlPr>
+                  <w:rPr>
+                    <w:rFonts w:ascii="Cambria Math" w:eastAsiaTheme="minorEastAsia" w:hAnsi="Cambria Math"/>
+                    <w:bCs/>
+                    <w:i/>
+                    <w:sz w:val="24"/>
+                    <w:szCs w:val="24"/>
+                  </w:rPr>
+                </m:ctrlPr>
+              </m:sSubPr>
+              <m:e>
+                <m:r>
+                  <w:rPr>
+                    <w:rFonts w:ascii="Cambria Math" w:eastAsiaTheme="minorEastAsia" w:hAnsi="Cambria Math"/>
+                    <w:sz w:val="24"/>
+                    <w:szCs w:val="24"/>
+                  </w:rPr>
+                  <m:t>L</m:t>
+                </m:r>
+              </m:e>
+              <m:sub>
+                <m:r>
+                  <w:rPr>
+                    <w:rFonts w:ascii="Cambria Math" w:eastAsiaTheme="minorEastAsia" w:hAnsi="Cambria Math"/>
+                    <w:sz w:val="24"/>
+                    <w:szCs w:val="24"/>
+                  </w:rPr>
+                  <m:t>1</m:t>
+                </m:r>
+              </m:sub>
+            </m:sSub>
+            <m:r>
+              <w:rPr>
+                <w:rFonts w:ascii="Cambria Math" w:eastAsiaTheme="minorEastAsia" w:hAnsi="Cambria Math" w:cs="Cambria Math"/>
+                <w:sz w:val="24"/>
+                <w:szCs w:val="24"/>
+              </w:rPr>
+              <m:t>∪</m:t>
+            </m:r>
+            <m:sSub>
+              <m:sSubPr>
+                <m:ctrlPr>
+                  <w:rPr>
+                    <w:rFonts w:ascii="Cambria Math" w:eastAsiaTheme="minorEastAsia" w:hAnsi="Cambria Math"/>
+                    <w:bCs/>
+                    <w:i/>
+                    <w:sz w:val="24"/>
+                    <w:szCs w:val="24"/>
+                  </w:rPr>
+                </m:ctrlPr>
+              </m:sSubPr>
+              <m:e>
+                <m:r>
+                  <w:rPr>
+                    <w:rFonts w:ascii="Cambria Math" w:eastAsiaTheme="minorEastAsia" w:hAnsi="Cambria Math"/>
+                    <w:sz w:val="24"/>
+                    <w:szCs w:val="24"/>
+                  </w:rPr>
+                  <m:t>L</m:t>
+                </m:r>
+                <m:ctrlPr>
+                  <w:rPr>
+                    <w:rFonts w:ascii="Cambria Math" w:eastAsiaTheme="minorEastAsia" w:hAnsi="Cambria Math" w:cs="Cambria Math"/>
+                    <w:bCs/>
+                    <w:i/>
+                    <w:sz w:val="24"/>
+                    <w:szCs w:val="24"/>
+                  </w:rPr>
+                </m:ctrlPr>
+              </m:e>
+              <m:sub>
+                <m:r>
+                  <w:rPr>
+                    <w:rFonts w:ascii="Cambria Math" w:eastAsiaTheme="minorEastAsia" w:hAnsi="Cambria Math"/>
+                    <w:sz w:val="24"/>
+                    <w:szCs w:val="24"/>
+                  </w:rPr>
+                  <m:t>1</m:t>
+                </m:r>
+              </m:sub>
+            </m:sSub>
+          </m:e>
+        </m:d>
+        <m:r>
+          <w:rPr>
+            <w:rFonts w:ascii="Cambria Math" w:eastAsiaTheme="minorEastAsia" w:hAnsi="Cambria Math"/>
+            <w:sz w:val="24"/>
+            <w:szCs w:val="24"/>
+          </w:rPr>
+          <m:t>.</m:t>
+        </m:r>
+      </m:oMath>
+      <w:r>
+        <w:rPr>
+          <w:rFonts w:eastAsiaTheme="minorEastAsia"/>
+          <w:bCs/>
+          <w:sz w:val="24"/>
+          <w:szCs w:val="24"/>
+        </w:rPr>
+        <w:t xml:space="preserve"> Therefore, </w:t>
       </w:r>
       <m:oMath>
         <m:sSub>
@@ -4486,7 +7477,7 @@
             <w:sz w:val="24"/>
             <w:szCs w:val="24"/>
           </w:rPr>
-          <m:t xml:space="preserve">∩ </m:t>
+          <m:t>∪</m:t>
         </m:r>
         <m:sSub>
           <m:sSubPr>
@@ -4566,7 +7557,7 @@
             <w:sz w:val="24"/>
             <w:szCs w:val="24"/>
           </w:rPr>
-          <m:t>)∩h(</m:t>
+          <m:t>)∪h(</m:t>
         </m:r>
         <m:sSub>
           <m:sSubPr>
@@ -4609,13 +7600,24 @@
           <m:t>)</m:t>
         </m:r>
       </m:oMath>
+    </w:p>
+    <w:p>
+      <w:pPr>
+        <w:pStyle w:val="ListParagraph"/>
+        <w:ind w:left="990"/>
+        <w:rPr>
+          <w:rFonts w:eastAsiaTheme="minorEastAsia"/>
+          <w:sz w:val="24"/>
+          <w:szCs w:val="24"/>
+        </w:rPr>
+      </w:pPr>
       <w:r>
         <w:rPr>
           <w:b/>
           <w:sz w:val="24"/>
           <w:szCs w:val="24"/>
         </w:rPr>
-        <w:br/>
+        <w:t xml:space="preserve"> </w:t>
       </w:r>
       <w:r>
         <w:rPr>
@@ -4623,7 +7625,1196 @@
           <w:sz w:val="24"/>
           <w:szCs w:val="24"/>
         </w:rPr>
-        <w:br/>
+        <w:tab/>
+        <w:t xml:space="preserve">b) </w:t>
+      </w:r>
+      <m:oMath>
+        <m:sSub>
+          <m:sSubPr>
+            <m:ctrlPr>
+              <w:rPr>
+                <w:rFonts w:ascii="Cambria Math" w:hAnsi="Cambria Math"/>
+                <w:i/>
+                <w:sz w:val="24"/>
+                <w:szCs w:val="24"/>
+              </w:rPr>
+            </m:ctrlPr>
+          </m:sSubPr>
+          <m:e>
+            <m:r>
+              <w:rPr>
+                <w:rFonts w:ascii="Cambria Math" w:hAnsi="Cambria Math"/>
+                <w:sz w:val="24"/>
+                <w:szCs w:val="24"/>
+              </w:rPr>
+              <m:t>h(L</m:t>
+            </m:r>
+          </m:e>
+          <m:sub>
+            <m:r>
+              <w:rPr>
+                <w:rFonts w:ascii="Cambria Math" w:hAnsi="Cambria Math"/>
+                <w:sz w:val="24"/>
+                <w:szCs w:val="24"/>
+              </w:rPr>
+              <m:t>1</m:t>
+            </m:r>
+          </m:sub>
+        </m:sSub>
+        <m:r>
+          <w:rPr>
+            <w:rFonts w:ascii="Cambria Math" w:hAnsi="Cambria Math"/>
+            <w:sz w:val="24"/>
+            <w:szCs w:val="24"/>
+          </w:rPr>
+          <m:t xml:space="preserve">∩ </m:t>
+        </m:r>
+        <m:sSub>
+          <m:sSubPr>
+            <m:ctrlPr>
+              <w:rPr>
+                <w:rFonts w:ascii="Cambria Math" w:hAnsi="Cambria Math"/>
+                <w:i/>
+                <w:sz w:val="24"/>
+                <w:szCs w:val="24"/>
+              </w:rPr>
+            </m:ctrlPr>
+          </m:sSubPr>
+          <m:e>
+            <m:r>
+              <w:rPr>
+                <w:rFonts w:ascii="Cambria Math" w:hAnsi="Cambria Math"/>
+                <w:sz w:val="24"/>
+                <w:szCs w:val="24"/>
+              </w:rPr>
+              <m:t>L</m:t>
+            </m:r>
+          </m:e>
+          <m:sub>
+            <m:r>
+              <w:rPr>
+                <w:rFonts w:ascii="Cambria Math" w:hAnsi="Cambria Math"/>
+                <w:sz w:val="24"/>
+                <w:szCs w:val="24"/>
+              </w:rPr>
+              <m:t>2</m:t>
+            </m:r>
+          </m:sub>
+        </m:sSub>
+        <m:r>
+          <w:rPr>
+            <w:rFonts w:ascii="Cambria Math" w:hAnsi="Cambria Math"/>
+            <w:sz w:val="24"/>
+            <w:szCs w:val="24"/>
+          </w:rPr>
+          <m:t>)=h</m:t>
+        </m:r>
+        <m:sSub>
+          <m:sSubPr>
+            <m:ctrlPr>
+              <w:rPr>
+                <w:rFonts w:ascii="Cambria Math" w:hAnsi="Cambria Math"/>
+                <w:i/>
+                <w:sz w:val="24"/>
+                <w:szCs w:val="24"/>
+              </w:rPr>
+            </m:ctrlPr>
+          </m:sSubPr>
+          <m:e>
+            <m:r>
+              <w:rPr>
+                <w:rFonts w:ascii="Cambria Math" w:hAnsi="Cambria Math"/>
+                <w:sz w:val="24"/>
+                <w:szCs w:val="24"/>
+              </w:rPr>
+              <m:t>(L</m:t>
+            </m:r>
+          </m:e>
+          <m:sub>
+            <m:r>
+              <w:rPr>
+                <w:rFonts w:ascii="Cambria Math" w:hAnsi="Cambria Math"/>
+                <w:sz w:val="24"/>
+                <w:szCs w:val="24"/>
+              </w:rPr>
+              <m:t>1</m:t>
+            </m:r>
+          </m:sub>
+        </m:sSub>
+        <m:r>
+          <w:rPr>
+            <w:rFonts w:ascii="Cambria Math" w:hAnsi="Cambria Math"/>
+            <w:sz w:val="24"/>
+            <w:szCs w:val="24"/>
+          </w:rPr>
+          <m:t>)∩h(</m:t>
+        </m:r>
+        <m:sSub>
+          <m:sSubPr>
+            <m:ctrlPr>
+              <w:rPr>
+                <w:rFonts w:ascii="Cambria Math" w:hAnsi="Cambria Math"/>
+                <w:i/>
+                <w:sz w:val="24"/>
+                <w:szCs w:val="24"/>
+              </w:rPr>
+            </m:ctrlPr>
+          </m:sSubPr>
+          <m:e>
+            <m:r>
+              <w:rPr>
+                <w:rFonts w:ascii="Cambria Math" w:hAnsi="Cambria Math"/>
+                <w:sz w:val="24"/>
+                <w:szCs w:val="24"/>
+              </w:rPr>
+              <m:t>L</m:t>
+            </m:r>
+          </m:e>
+          <m:sub>
+            <m:r>
+              <w:rPr>
+                <w:rFonts w:ascii="Cambria Math" w:hAnsi="Cambria Math"/>
+                <w:sz w:val="24"/>
+                <w:szCs w:val="24"/>
+              </w:rPr>
+              <m:t>2</m:t>
+            </m:r>
+          </m:sub>
+        </m:sSub>
+        <m:r>
+          <w:rPr>
+            <w:rFonts w:ascii="Cambria Math" w:hAnsi="Cambria Math"/>
+            <w:sz w:val="24"/>
+            <w:szCs w:val="24"/>
+          </w:rPr>
+          <m:t>)</m:t>
+        </m:r>
+      </m:oMath>
+    </w:p>
+    <w:p>
+      <w:pPr>
+        <w:ind w:left="1440"/>
+        <w:rPr>
+          <w:bCs/>
+          <w:sz w:val="24"/>
+          <w:szCs w:val="24"/>
+        </w:rPr>
+      </w:pPr>
+      <w:r>
+        <w:rPr>
+          <w:bCs/>
+          <w:sz w:val="24"/>
+          <w:szCs w:val="24"/>
+        </w:rPr>
+        <w:t>This statement</w:t>
+      </w:r>
+      <w:r>
+        <w:rPr>
+          <w:bCs/>
+          <w:sz w:val="24"/>
+          <w:szCs w:val="24"/>
+        </w:rPr>
+        <w:t xml:space="preserve"> is not true for all regular languages and all homomorphisms.</w:t>
+      </w:r>
+    </w:p>
+    <w:p>
+      <w:pPr>
+        <w:ind w:left="1440"/>
+        <w:rPr>
+          <w:rFonts w:eastAsiaTheme="minorEastAsia"/>
+          <w:bCs/>
+          <w:sz w:val="24"/>
+          <w:szCs w:val="24"/>
+        </w:rPr>
+      </w:pPr>
+      <w:r>
+        <w:rPr>
+          <w:bCs/>
+          <w:sz w:val="24"/>
+          <w:szCs w:val="24"/>
+        </w:rPr>
+        <w:t xml:space="preserve">Let </w:t>
+      </w:r>
+      <m:oMath>
+        <m:r>
+          <m:rPr>
+            <m:sty m:val="p"/>
+          </m:rPr>
+          <w:rPr>
+            <w:rFonts w:ascii="Cambria Math" w:hAnsi="Cambria Math"/>
+            <w:sz w:val="24"/>
+            <w:szCs w:val="24"/>
+          </w:rPr>
+          <m:t>Σ</m:t>
+        </m:r>
+        <m:r>
+          <w:rPr>
+            <w:rFonts w:ascii="Cambria Math" w:hAnsi="Cambria Math"/>
+            <w:sz w:val="24"/>
+            <w:szCs w:val="24"/>
+          </w:rPr>
+          <m:t>=</m:t>
+        </m:r>
+        <m:d>
+          <m:dPr>
+            <m:begChr m:val="{"/>
+            <m:endChr m:val="}"/>
+            <m:ctrlPr>
+              <w:rPr>
+                <w:rFonts w:ascii="Cambria Math" w:hAnsi="Cambria Math"/>
+                <w:bCs/>
+                <w:i/>
+                <w:sz w:val="24"/>
+                <w:szCs w:val="24"/>
+              </w:rPr>
+            </m:ctrlPr>
+          </m:dPr>
+          <m:e>
+            <m:r>
+              <w:rPr>
+                <w:rFonts w:ascii="Cambria Math" w:hAnsi="Cambria Math"/>
+                <w:sz w:val="24"/>
+                <w:szCs w:val="24"/>
+              </w:rPr>
+              <m:t>a,b</m:t>
+            </m:r>
+          </m:e>
+        </m:d>
+        <m:r>
+          <w:rPr>
+            <w:rFonts w:ascii="Cambria Math" w:hAnsi="Cambria Math"/>
+            <w:sz w:val="24"/>
+            <w:szCs w:val="24"/>
+          </w:rPr>
+          <m:t xml:space="preserve">, </m:t>
+        </m:r>
+        <m:sSub>
+          <m:sSubPr>
+            <m:ctrlPr>
+              <w:rPr>
+                <w:rFonts w:ascii="Cambria Math" w:hAnsi="Cambria Math"/>
+                <w:bCs/>
+                <w:i/>
+                <w:sz w:val="24"/>
+                <w:szCs w:val="24"/>
+              </w:rPr>
+            </m:ctrlPr>
+          </m:sSubPr>
+          <m:e>
+            <m:r>
+              <w:rPr>
+                <w:rFonts w:ascii="Cambria Math" w:hAnsi="Cambria Math"/>
+                <w:sz w:val="24"/>
+                <w:szCs w:val="24"/>
+              </w:rPr>
+              <m:t>L</m:t>
+            </m:r>
+          </m:e>
+          <m:sub>
+            <m:r>
+              <w:rPr>
+                <w:rFonts w:ascii="Cambria Math" w:hAnsi="Cambria Math"/>
+                <w:sz w:val="24"/>
+                <w:szCs w:val="24"/>
+              </w:rPr>
+              <m:t>1</m:t>
+            </m:r>
+          </m:sub>
+        </m:sSub>
+        <m:r>
+          <w:rPr>
+            <w:rFonts w:ascii="Cambria Math" w:hAnsi="Cambria Math"/>
+            <w:sz w:val="24"/>
+            <w:szCs w:val="24"/>
+          </w:rPr>
+          <m:t>=</m:t>
+        </m:r>
+        <m:d>
+          <m:dPr>
+            <m:begChr m:val="{"/>
+            <m:endChr m:val="}"/>
+            <m:ctrlPr>
+              <w:rPr>
+                <w:rFonts w:ascii="Cambria Math" w:hAnsi="Cambria Math"/>
+                <w:bCs/>
+                <w:i/>
+                <w:sz w:val="24"/>
+                <w:szCs w:val="24"/>
+              </w:rPr>
+            </m:ctrlPr>
+          </m:dPr>
+          <m:e>
+            <m:r>
+              <w:rPr>
+                <w:rFonts w:ascii="Cambria Math" w:hAnsi="Cambria Math"/>
+                <w:sz w:val="24"/>
+                <w:szCs w:val="24"/>
+              </w:rPr>
+              <m:t>ab</m:t>
+            </m:r>
+          </m:e>
+        </m:d>
+        <m:r>
+          <w:rPr>
+            <w:rFonts w:ascii="Cambria Math" w:hAnsi="Cambria Math"/>
+            <w:sz w:val="24"/>
+            <w:szCs w:val="24"/>
+          </w:rPr>
+          <m:t xml:space="preserve">, </m:t>
+        </m:r>
+        <m:sSub>
+          <m:sSubPr>
+            <m:ctrlPr>
+              <w:rPr>
+                <w:rFonts w:ascii="Cambria Math" w:hAnsi="Cambria Math"/>
+                <w:bCs/>
+                <w:i/>
+                <w:sz w:val="24"/>
+                <w:szCs w:val="24"/>
+              </w:rPr>
+            </m:ctrlPr>
+          </m:sSubPr>
+          <m:e>
+            <m:r>
+              <w:rPr>
+                <w:rFonts w:ascii="Cambria Math" w:hAnsi="Cambria Math"/>
+                <w:sz w:val="24"/>
+                <w:szCs w:val="24"/>
+              </w:rPr>
+              <m:t>L</m:t>
+            </m:r>
+          </m:e>
+          <m:sub>
+            <m:r>
+              <w:rPr>
+                <w:rFonts w:ascii="Cambria Math" w:hAnsi="Cambria Math"/>
+                <w:sz w:val="24"/>
+                <w:szCs w:val="24"/>
+              </w:rPr>
+              <m:t>2</m:t>
+            </m:r>
+          </m:sub>
+        </m:sSub>
+        <m:r>
+          <w:rPr>
+            <w:rFonts w:ascii="Cambria Math" w:hAnsi="Cambria Math"/>
+            <w:sz w:val="24"/>
+            <w:szCs w:val="24"/>
+          </w:rPr>
+          <m:t>=</m:t>
+        </m:r>
+        <m:d>
+          <m:dPr>
+            <m:begChr m:val="{"/>
+            <m:endChr m:val="}"/>
+            <m:ctrlPr>
+              <w:rPr>
+                <w:rFonts w:ascii="Cambria Math" w:hAnsi="Cambria Math"/>
+                <w:bCs/>
+                <w:i/>
+                <w:sz w:val="24"/>
+                <w:szCs w:val="24"/>
+              </w:rPr>
+            </m:ctrlPr>
+          </m:dPr>
+          <m:e>
+            <m:r>
+              <w:rPr>
+                <w:rFonts w:ascii="Cambria Math" w:hAnsi="Cambria Math"/>
+                <w:sz w:val="24"/>
+                <w:szCs w:val="24"/>
+              </w:rPr>
+              <m:t>ba</m:t>
+            </m:r>
+          </m:e>
+        </m:d>
+        <m:r>
+          <w:rPr>
+            <w:rFonts w:ascii="Cambria Math" w:hAnsi="Cambria Math"/>
+            <w:sz w:val="24"/>
+            <w:szCs w:val="24"/>
+          </w:rPr>
+          <m:t xml:space="preserve">, </m:t>
+        </m:r>
+        <m:r>
+          <m:rPr>
+            <m:nor/>
+          </m:rPr>
+          <w:rPr>
+            <w:rFonts w:ascii="Cambria Math" w:hAnsi="Cambria Math"/>
+            <w:bCs/>
+            <w:sz w:val="24"/>
+            <w:szCs w:val="24"/>
+          </w:rPr>
+          <m:t>and</m:t>
+        </m:r>
+        <m:r>
+          <w:rPr>
+            <w:rFonts w:ascii="Cambria Math" w:hAnsi="Cambria Math"/>
+            <w:sz w:val="24"/>
+            <w:szCs w:val="24"/>
+          </w:rPr>
+          <m:t xml:space="preserve"> h</m:t>
+        </m:r>
+        <m:d>
+          <m:dPr>
+            <m:ctrlPr>
+              <w:rPr>
+                <w:rFonts w:ascii="Cambria Math" w:hAnsi="Cambria Math"/>
+                <w:bCs/>
+                <w:i/>
+                <w:sz w:val="24"/>
+                <w:szCs w:val="24"/>
+              </w:rPr>
+            </m:ctrlPr>
+          </m:dPr>
+          <m:e>
+            <m:r>
+              <w:rPr>
+                <w:rFonts w:ascii="Cambria Math" w:hAnsi="Cambria Math"/>
+                <w:sz w:val="24"/>
+                <w:szCs w:val="24"/>
+              </w:rPr>
+              <m:t>a</m:t>
+            </m:r>
+          </m:e>
+        </m:d>
+        <m:r>
+          <w:rPr>
+            <w:rFonts w:ascii="Cambria Math" w:hAnsi="Cambria Math"/>
+            <w:sz w:val="24"/>
+            <w:szCs w:val="24"/>
+          </w:rPr>
+          <m:t>=x, h(b)=x.</m:t>
+        </m:r>
+      </m:oMath>
+    </w:p>
+    <w:p>
+      <w:pPr>
+        <w:ind w:left="1440"/>
+        <w:rPr>
+          <w:rFonts w:eastAsiaTheme="minorEastAsia"/>
+          <w:bCs/>
+          <w:sz w:val="24"/>
+          <w:szCs w:val="24"/>
+        </w:rPr>
+      </w:pPr>
+      <m:oMath>
+        <m:sSub>
+          <m:sSubPr>
+            <m:ctrlPr>
+              <w:rPr>
+                <w:rFonts w:ascii="Cambria Math" w:hAnsi="Cambria Math"/>
+                <w:bCs/>
+                <w:i/>
+                <w:sz w:val="24"/>
+                <w:szCs w:val="24"/>
+              </w:rPr>
+            </m:ctrlPr>
+          </m:sSubPr>
+          <m:e>
+            <m:r>
+              <w:rPr>
+                <w:rFonts w:ascii="Cambria Math" w:hAnsi="Cambria Math"/>
+                <w:sz w:val="24"/>
+                <w:szCs w:val="24"/>
+              </w:rPr>
+              <m:t>L</m:t>
+            </m:r>
+          </m:e>
+          <m:sub>
+            <m:r>
+              <w:rPr>
+                <w:rFonts w:ascii="Cambria Math" w:hAnsi="Cambria Math"/>
+                <w:sz w:val="24"/>
+                <w:szCs w:val="24"/>
+              </w:rPr>
+              <m:t>1</m:t>
+            </m:r>
+          </m:sub>
+        </m:sSub>
+        <m:r>
+          <w:rPr>
+            <w:rFonts w:ascii="Cambria Math" w:hAnsi="Cambria Math"/>
+            <w:sz w:val="24"/>
+            <w:szCs w:val="24"/>
+          </w:rPr>
+          <m:t>∩</m:t>
+        </m:r>
+        <m:sSub>
+          <m:sSubPr>
+            <m:ctrlPr>
+              <w:rPr>
+                <w:rFonts w:ascii="Cambria Math" w:hAnsi="Cambria Math"/>
+                <w:bCs/>
+                <w:i/>
+                <w:sz w:val="24"/>
+                <w:szCs w:val="24"/>
+              </w:rPr>
+            </m:ctrlPr>
+          </m:sSubPr>
+          <m:e>
+            <m:r>
+              <w:rPr>
+                <w:rFonts w:ascii="Cambria Math" w:hAnsi="Cambria Math"/>
+                <w:sz w:val="24"/>
+                <w:szCs w:val="24"/>
+              </w:rPr>
+              <m:t>L</m:t>
+            </m:r>
+          </m:e>
+          <m:sub>
+            <m:r>
+              <w:rPr>
+                <w:rFonts w:ascii="Cambria Math" w:hAnsi="Cambria Math"/>
+                <w:sz w:val="24"/>
+                <w:szCs w:val="24"/>
+              </w:rPr>
+              <m:t>2</m:t>
+            </m:r>
+          </m:sub>
+        </m:sSub>
+        <m:r>
+          <w:rPr>
+            <w:rFonts w:ascii="Cambria Math" w:hAnsi="Cambria Math"/>
+            <w:sz w:val="24"/>
+            <w:szCs w:val="24"/>
+          </w:rPr>
+          <m:t>=</m:t>
+        </m:r>
+        <m:r>
+          <w:rPr>
+            <w:rFonts w:ascii="Cambria Math" w:hAnsi="Cambria Math"/>
+            <w:sz w:val="24"/>
+            <w:szCs w:val="24"/>
+          </w:rPr>
+          <m:t>∅</m:t>
+        </m:r>
+        <m:r>
+          <m:rPr>
+            <m:nor/>
+          </m:rPr>
+          <w:rPr>
+            <w:rFonts w:ascii="Cambria Math" w:hAnsi="Cambria Math"/>
+            <w:bCs/>
+            <w:sz w:val="24"/>
+            <w:szCs w:val="24"/>
+          </w:rPr>
+          <m:t>, so</m:t>
+        </m:r>
+        <m:r>
+          <w:rPr>
+            <w:rFonts w:ascii="Cambria Math" w:hAnsi="Cambria Math"/>
+            <w:sz w:val="24"/>
+            <w:szCs w:val="24"/>
+          </w:rPr>
+          <m:t xml:space="preserve"> h(</m:t>
+        </m:r>
+        <m:sSub>
+          <m:sSubPr>
+            <m:ctrlPr>
+              <w:rPr>
+                <w:rFonts w:ascii="Cambria Math" w:hAnsi="Cambria Math"/>
+                <w:bCs/>
+                <w:i/>
+                <w:sz w:val="24"/>
+                <w:szCs w:val="24"/>
+              </w:rPr>
+            </m:ctrlPr>
+          </m:sSubPr>
+          <m:e>
+            <m:r>
+              <w:rPr>
+                <w:rFonts w:ascii="Cambria Math" w:hAnsi="Cambria Math"/>
+                <w:sz w:val="24"/>
+                <w:szCs w:val="24"/>
+              </w:rPr>
+              <m:t>L</m:t>
+            </m:r>
+          </m:e>
+          <m:sub>
+            <m:r>
+              <w:rPr>
+                <w:rFonts w:ascii="Cambria Math" w:hAnsi="Cambria Math"/>
+                <w:sz w:val="24"/>
+                <w:szCs w:val="24"/>
+              </w:rPr>
+              <m:t>1</m:t>
+            </m:r>
+          </m:sub>
+        </m:sSub>
+        <m:r>
+          <w:rPr>
+            <w:rFonts w:ascii="Cambria Math" w:hAnsi="Cambria Math"/>
+            <w:sz w:val="24"/>
+            <w:szCs w:val="24"/>
+          </w:rPr>
+          <m:t>∩</m:t>
+        </m:r>
+        <m:sSub>
+          <m:sSubPr>
+            <m:ctrlPr>
+              <w:rPr>
+                <w:rFonts w:ascii="Cambria Math" w:hAnsi="Cambria Math"/>
+                <w:bCs/>
+                <w:i/>
+                <w:sz w:val="24"/>
+                <w:szCs w:val="24"/>
+              </w:rPr>
+            </m:ctrlPr>
+          </m:sSubPr>
+          <m:e>
+            <m:r>
+              <w:rPr>
+                <w:rFonts w:ascii="Cambria Math" w:hAnsi="Cambria Math"/>
+                <w:sz w:val="24"/>
+                <w:szCs w:val="24"/>
+              </w:rPr>
+              <m:t>L</m:t>
+            </m:r>
+          </m:e>
+          <m:sub>
+            <m:r>
+              <w:rPr>
+                <w:rFonts w:ascii="Cambria Math" w:hAnsi="Cambria Math"/>
+                <w:sz w:val="24"/>
+                <w:szCs w:val="24"/>
+              </w:rPr>
+              <m:t>1</m:t>
+            </m:r>
+          </m:sub>
+        </m:sSub>
+        <m:r>
+          <w:rPr>
+            <w:rFonts w:ascii="Cambria Math" w:hAnsi="Cambria Math"/>
+            <w:sz w:val="24"/>
+            <w:szCs w:val="24"/>
+          </w:rPr>
+          <m:t>)=</m:t>
+        </m:r>
+        <m:r>
+          <w:rPr>
+            <w:rFonts w:ascii="Cambria Math" w:hAnsi="Cambria Math" w:cs="Cambria Math"/>
+            <w:sz w:val="24"/>
+            <w:szCs w:val="24"/>
+          </w:rPr>
+          <m:t>∅</m:t>
+        </m:r>
+      </m:oMath>
+      <w:r>
+        <w:rPr>
+          <w:rFonts w:eastAsiaTheme="minorEastAsia"/>
+          <w:bCs/>
+          <w:sz w:val="24"/>
+          <w:szCs w:val="24"/>
+        </w:rPr>
+        <w:t>.</w:t>
+      </w:r>
+    </w:p>
+    <w:p>
+      <w:pPr>
+        <w:ind w:left="1440"/>
+        <w:rPr>
+          <w:rFonts w:eastAsiaTheme="minorEastAsia"/>
+        </w:rPr>
+      </w:pPr>
+      <m:oMath>
+        <m:r>
+          <w:rPr>
+            <w:rFonts w:ascii="Cambria Math" w:hAnsi="Cambria Math"/>
+          </w:rPr>
+          <m:t>h</m:t>
+        </m:r>
+        <m:d>
+          <m:dPr>
+            <m:ctrlPr>
+              <w:rPr>
+                <w:rFonts w:ascii="Cambria Math" w:hAnsi="Cambria Math"/>
+                <w:i/>
+              </w:rPr>
+            </m:ctrlPr>
+          </m:dPr>
+          <m:e>
+            <m:sSub>
+              <m:sSubPr>
+                <m:ctrlPr>
+                  <w:rPr>
+                    <w:rFonts w:ascii="Cambria Math" w:hAnsi="Cambria Math"/>
+                    <w:i/>
+                  </w:rPr>
+                </m:ctrlPr>
+              </m:sSubPr>
+              <m:e>
+                <m:r>
+                  <w:rPr>
+                    <w:rFonts w:ascii="Cambria Math" w:hAnsi="Cambria Math"/>
+                  </w:rPr>
+                  <m:t>L</m:t>
+                </m:r>
+              </m:e>
+              <m:sub>
+                <m:r>
+                  <w:rPr>
+                    <w:rFonts w:ascii="Cambria Math" w:hAnsi="Cambria Math"/>
+                  </w:rPr>
+                  <m:t>1</m:t>
+                </m:r>
+              </m:sub>
+            </m:sSub>
+          </m:e>
+        </m:d>
+        <m:r>
+          <w:rPr>
+            <w:rFonts w:ascii="Cambria Math" w:hAnsi="Cambria Math"/>
+          </w:rPr>
+          <m:t>=</m:t>
+        </m:r>
+        <m:d>
+          <m:dPr>
+            <m:begChr m:val="{"/>
+            <m:endChr m:val="}"/>
+            <m:ctrlPr>
+              <w:rPr>
+                <w:rFonts w:ascii="Cambria Math" w:hAnsi="Cambria Math"/>
+                <w:i/>
+              </w:rPr>
+            </m:ctrlPr>
+          </m:dPr>
+          <m:e>
+            <m:r>
+              <w:rPr>
+                <w:rFonts w:ascii="Cambria Math" w:hAnsi="Cambria Math"/>
+              </w:rPr>
+              <m:t>xx</m:t>
+            </m:r>
+          </m:e>
+        </m:d>
+        <m:r>
+          <w:rPr>
+            <w:rFonts w:ascii="Cambria Math" w:hAnsi="Cambria Math"/>
+          </w:rPr>
+          <m:t>, h</m:t>
+        </m:r>
+        <m:d>
+          <m:dPr>
+            <m:ctrlPr>
+              <w:rPr>
+                <w:rFonts w:ascii="Cambria Math" w:hAnsi="Cambria Math"/>
+                <w:i/>
+              </w:rPr>
+            </m:ctrlPr>
+          </m:dPr>
+          <m:e>
+            <m:sSub>
+              <m:sSubPr>
+                <m:ctrlPr>
+                  <w:rPr>
+                    <w:rFonts w:ascii="Cambria Math" w:hAnsi="Cambria Math"/>
+                    <w:i/>
+                  </w:rPr>
+                </m:ctrlPr>
+              </m:sSubPr>
+              <m:e>
+                <m:r>
+                  <w:rPr>
+                    <w:rFonts w:ascii="Cambria Math" w:hAnsi="Cambria Math"/>
+                  </w:rPr>
+                  <m:t>L</m:t>
+                </m:r>
+              </m:e>
+              <m:sub>
+                <m:r>
+                  <w:rPr>
+                    <w:rFonts w:ascii="Cambria Math" w:hAnsi="Cambria Math"/>
+                  </w:rPr>
+                  <m:t>2</m:t>
+                </m:r>
+              </m:sub>
+            </m:sSub>
+          </m:e>
+        </m:d>
+        <m:r>
+          <w:rPr>
+            <w:rFonts w:ascii="Cambria Math" w:hAnsi="Cambria Math"/>
+          </w:rPr>
+          <m:t>=</m:t>
+        </m:r>
+        <m:d>
+          <m:dPr>
+            <m:begChr m:val="{"/>
+            <m:endChr m:val="}"/>
+            <m:ctrlPr>
+              <w:rPr>
+                <w:rFonts w:ascii="Cambria Math" w:hAnsi="Cambria Math"/>
+                <w:i/>
+              </w:rPr>
+            </m:ctrlPr>
+          </m:dPr>
+          <m:e>
+            <m:r>
+              <w:rPr>
+                <w:rFonts w:ascii="Cambria Math" w:hAnsi="Cambria Math"/>
+              </w:rPr>
+              <m:t>xx</m:t>
+            </m:r>
+          </m:e>
+        </m:d>
+      </m:oMath>
+      <w:r>
+        <w:rPr>
+          <w:rFonts w:eastAsiaTheme="minorEastAsia"/>
+        </w:rPr>
+        <w:t xml:space="preserve">, so </w:t>
+      </w:r>
+      <m:oMath>
+        <m:r>
+          <w:rPr>
+            <w:rFonts w:ascii="Cambria Math" w:hAnsi="Cambria Math"/>
+          </w:rPr>
+          <m:t>h</m:t>
+        </m:r>
+        <m:d>
+          <m:dPr>
+            <m:ctrlPr>
+              <w:rPr>
+                <w:rFonts w:ascii="Cambria Math" w:hAnsi="Cambria Math"/>
+                <w:i/>
+              </w:rPr>
+            </m:ctrlPr>
+          </m:dPr>
+          <m:e>
+            <m:sSub>
+              <m:sSubPr>
+                <m:ctrlPr>
+                  <w:rPr>
+                    <w:rFonts w:ascii="Cambria Math" w:hAnsi="Cambria Math"/>
+                    <w:i/>
+                  </w:rPr>
+                </m:ctrlPr>
+              </m:sSubPr>
+              <m:e>
+                <m:r>
+                  <w:rPr>
+                    <w:rFonts w:ascii="Cambria Math" w:hAnsi="Cambria Math"/>
+                  </w:rPr>
+                  <m:t>L</m:t>
+                </m:r>
+              </m:e>
+              <m:sub>
+                <m:r>
+                  <w:rPr>
+                    <w:rFonts w:ascii="Cambria Math" w:hAnsi="Cambria Math"/>
+                  </w:rPr>
+                  <m:t>1</m:t>
+                </m:r>
+              </m:sub>
+            </m:sSub>
+            <m:r>
+              <w:rPr>
+                <w:rFonts w:ascii="Cambria Math" w:hAnsi="Cambria Math"/>
+              </w:rPr>
+              <m:t>∩</m:t>
+            </m:r>
+            <m:sSub>
+              <m:sSubPr>
+                <m:ctrlPr>
+                  <w:rPr>
+                    <w:rFonts w:ascii="Cambria Math" w:hAnsi="Cambria Math"/>
+                    <w:i/>
+                  </w:rPr>
+                </m:ctrlPr>
+              </m:sSubPr>
+              <m:e>
+                <m:r>
+                  <w:rPr>
+                    <w:rFonts w:ascii="Cambria Math" w:hAnsi="Cambria Math"/>
+                  </w:rPr>
+                  <m:t>L</m:t>
+                </m:r>
+              </m:e>
+              <m:sub>
+                <m:r>
+                  <w:rPr>
+                    <w:rFonts w:ascii="Cambria Math" w:hAnsi="Cambria Math"/>
+                  </w:rPr>
+                  <m:t>2</m:t>
+                </m:r>
+              </m:sub>
+            </m:sSub>
+          </m:e>
+        </m:d>
+        <m:r>
+          <w:rPr>
+            <w:rFonts w:ascii="Cambria Math" w:hAnsi="Cambria Math"/>
+          </w:rPr>
+          <m:t>=</m:t>
+        </m:r>
+        <m:d>
+          <m:dPr>
+            <m:begChr m:val="{"/>
+            <m:endChr m:val="}"/>
+            <m:ctrlPr>
+              <w:rPr>
+                <w:rFonts w:ascii="Cambria Math" w:hAnsi="Cambria Math"/>
+                <w:i/>
+              </w:rPr>
+            </m:ctrlPr>
+          </m:dPr>
+          <m:e>
+            <m:r>
+              <w:rPr>
+                <w:rFonts w:ascii="Cambria Math" w:hAnsi="Cambria Math"/>
+              </w:rPr>
+              <m:t>xx</m:t>
+            </m:r>
+          </m:e>
+        </m:d>
+      </m:oMath>
+      <w:r>
+        <w:rPr>
+          <w:rFonts w:eastAsiaTheme="minorEastAsia"/>
+        </w:rPr>
+        <w:t>.</w:t>
+      </w:r>
+    </w:p>
+    <w:p>
+      <w:pPr>
+        <w:ind w:left="1440"/>
+        <w:rPr>
+          <w:bCs/>
+          <w:sz w:val="24"/>
+          <w:szCs w:val="24"/>
+        </w:rPr>
+      </w:pPr>
+      <w:r>
+        <w:rPr>
+          <w:bCs/>
+          <w:sz w:val="24"/>
+          <w:szCs w:val="24"/>
+        </w:rPr>
+        <w:t xml:space="preserve">Therefore, </w:t>
+      </w:r>
+      <m:oMath>
+        <m:r>
+          <w:rPr>
+            <w:rFonts w:ascii="Cambria Math" w:hAnsi="Cambria Math"/>
+            <w:sz w:val="24"/>
+            <w:szCs w:val="24"/>
+          </w:rPr>
+          <m:t>h</m:t>
+        </m:r>
+        <m:d>
+          <m:dPr>
+            <m:ctrlPr>
+              <w:rPr>
+                <w:rFonts w:ascii="Cambria Math" w:hAnsi="Cambria Math"/>
+                <w:bCs/>
+                <w:i/>
+                <w:sz w:val="24"/>
+                <w:szCs w:val="24"/>
+              </w:rPr>
+            </m:ctrlPr>
+          </m:dPr>
+          <m:e>
+            <m:sSub>
+              <m:sSubPr>
+                <m:ctrlPr>
+                  <w:rPr>
+                    <w:rFonts w:ascii="Cambria Math" w:hAnsi="Cambria Math"/>
+                    <w:bCs/>
+                    <w:i/>
+                    <w:sz w:val="24"/>
+                    <w:szCs w:val="24"/>
+                  </w:rPr>
+                </m:ctrlPr>
+              </m:sSubPr>
+              <m:e>
+                <m:r>
+                  <w:rPr>
+                    <w:rFonts w:ascii="Cambria Math" w:hAnsi="Cambria Math"/>
+                    <w:sz w:val="24"/>
+                    <w:szCs w:val="24"/>
+                  </w:rPr>
+                  <m:t>L</m:t>
+                </m:r>
+              </m:e>
+              <m:sub>
+                <m:r>
+                  <w:rPr>
+                    <w:rFonts w:ascii="Cambria Math" w:hAnsi="Cambria Math"/>
+                    <w:sz w:val="24"/>
+                    <w:szCs w:val="24"/>
+                  </w:rPr>
+                  <m:t>1</m:t>
+                </m:r>
+              </m:sub>
+            </m:sSub>
+            <m:r>
+              <w:rPr>
+                <w:rFonts w:ascii="Cambria Math" w:hAnsi="Cambria Math"/>
+                <w:sz w:val="24"/>
+                <w:szCs w:val="24"/>
+              </w:rPr>
+              <m:t>∩</m:t>
+            </m:r>
+            <m:sSub>
+              <m:sSubPr>
+                <m:ctrlPr>
+                  <w:rPr>
+                    <w:rFonts w:ascii="Cambria Math" w:hAnsi="Cambria Math"/>
+                    <w:bCs/>
+                    <w:i/>
+                    <w:sz w:val="24"/>
+                    <w:szCs w:val="24"/>
+                  </w:rPr>
+                </m:ctrlPr>
+              </m:sSubPr>
+              <m:e>
+                <m:r>
+                  <w:rPr>
+                    <w:rFonts w:ascii="Cambria Math" w:hAnsi="Cambria Math"/>
+                    <w:sz w:val="24"/>
+                    <w:szCs w:val="24"/>
+                  </w:rPr>
+                  <m:t>L</m:t>
+                </m:r>
+              </m:e>
+              <m:sub>
+                <m:r>
+                  <w:rPr>
+                    <w:rFonts w:ascii="Cambria Math" w:hAnsi="Cambria Math"/>
+                    <w:sz w:val="24"/>
+                    <w:szCs w:val="24"/>
+                  </w:rPr>
+                  <m:t>2</m:t>
+                </m:r>
+              </m:sub>
+            </m:sSub>
+          </m:e>
+        </m:d>
+        <m:r>
+          <w:rPr>
+            <w:rFonts w:ascii="Cambria Math" w:hAnsi="Cambria Math"/>
+            <w:sz w:val="24"/>
+            <w:szCs w:val="24"/>
+          </w:rPr>
+          <m:t>≠h</m:t>
+        </m:r>
+        <m:d>
+          <m:dPr>
+            <m:ctrlPr>
+              <w:rPr>
+                <w:rFonts w:ascii="Cambria Math" w:hAnsi="Cambria Math"/>
+                <w:bCs/>
+                <w:i/>
+                <w:sz w:val="24"/>
+                <w:szCs w:val="24"/>
+              </w:rPr>
+            </m:ctrlPr>
+          </m:dPr>
+          <m:e>
+            <m:sSub>
+              <m:sSubPr>
+                <m:ctrlPr>
+                  <w:rPr>
+                    <w:rFonts w:ascii="Cambria Math" w:hAnsi="Cambria Math"/>
+                    <w:bCs/>
+                    <w:i/>
+                    <w:sz w:val="24"/>
+                    <w:szCs w:val="24"/>
+                  </w:rPr>
+                </m:ctrlPr>
+              </m:sSubPr>
+              <m:e>
+                <m:r>
+                  <w:rPr>
+                    <w:rFonts w:ascii="Cambria Math" w:hAnsi="Cambria Math"/>
+                    <w:sz w:val="24"/>
+                    <w:szCs w:val="24"/>
+                  </w:rPr>
+                  <m:t>L</m:t>
+                </m:r>
+              </m:e>
+              <m:sub>
+                <m:r>
+                  <w:rPr>
+                    <w:rFonts w:ascii="Cambria Math" w:hAnsi="Cambria Math"/>
+                    <w:sz w:val="24"/>
+                    <w:szCs w:val="24"/>
+                  </w:rPr>
+                  <m:t>1</m:t>
+                </m:r>
+              </m:sub>
+            </m:sSub>
+          </m:e>
+        </m:d>
+        <m:r>
+          <w:rPr>
+            <w:rFonts w:ascii="Cambria Math" w:hAnsi="Cambria Math"/>
+            <w:sz w:val="24"/>
+            <w:szCs w:val="24"/>
+          </w:rPr>
+          <m:t>∩h(</m:t>
+        </m:r>
+        <m:sSub>
+          <m:sSubPr>
+            <m:ctrlPr>
+              <w:rPr>
+                <w:rFonts w:ascii="Cambria Math" w:hAnsi="Cambria Math"/>
+                <w:bCs/>
+                <w:i/>
+                <w:sz w:val="24"/>
+                <w:szCs w:val="24"/>
+              </w:rPr>
+            </m:ctrlPr>
+          </m:sSubPr>
+          <m:e>
+            <m:r>
+              <w:rPr>
+                <w:rFonts w:ascii="Cambria Math" w:hAnsi="Cambria Math"/>
+                <w:sz w:val="24"/>
+                <w:szCs w:val="24"/>
+              </w:rPr>
+              <m:t>L</m:t>
+            </m:r>
+          </m:e>
+          <m:sub>
+            <m:r>
+              <w:rPr>
+                <w:rFonts w:ascii="Cambria Math" w:hAnsi="Cambria Math"/>
+                <w:sz w:val="24"/>
+                <w:szCs w:val="24"/>
+              </w:rPr>
+              <m:t>2</m:t>
+            </m:r>
+          </m:sub>
+        </m:sSub>
+        <m:r>
+          <w:rPr>
+            <w:rFonts w:ascii="Cambria Math" w:hAnsi="Cambria Math"/>
+            <w:sz w:val="24"/>
+            <w:szCs w:val="24"/>
+          </w:rPr>
+          <m:t>)</m:t>
+        </m:r>
+      </m:oMath>
+    </w:p>
+    <w:p>
+      <w:pPr>
+        <w:pStyle w:val="ListParagraph"/>
+        <w:ind w:left="990"/>
+        <w:rPr>
+          <w:rFonts w:eastAsiaTheme="minorEastAsia"/>
+          <w:sz w:val="24"/>
+          <w:szCs w:val="24"/>
+        </w:rPr>
+      </w:pPr>
+      <w:r>
+        <w:rPr>
+          <w:b/>
+          <w:sz w:val="24"/>
+          <w:szCs w:val="24"/>
+        </w:rPr>
         <w:t xml:space="preserve"> </w:t>
       </w:r>
       <w:r>
@@ -4633,22 +8824,7 @@
           <w:szCs w:val="24"/>
         </w:rPr>
         <w:tab/>
-      </w:r>
-      <w:r>
-        <w:rPr>
-          <w:b/>
-          <w:sz w:val="24"/>
-          <w:szCs w:val="24"/>
-        </w:rPr>
-        <w:t>c)</w:t>
-      </w:r>
-      <w:r>
-        <w:rPr>
-          <w:b/>
-          <w:sz w:val="24"/>
-          <w:szCs w:val="24"/>
-        </w:rPr>
-        <w:t xml:space="preserve"> </w:t>
+        <w:t xml:space="preserve">c) </w:t>
       </w:r>
       <m:oMath>
         <m:sSub>
@@ -4804,21 +8980,2975 @@
           <m:t>)</m:t>
         </m:r>
       </m:oMath>
-      <w:r>
-        <w:rPr>
-          <w:rFonts w:eastAsiaTheme="minorEastAsia"/>
-          <w:sz w:val="24"/>
-          <w:szCs w:val="24"/>
-        </w:rPr>
-        <w:br/>
-      </w:r>
-      <w:r>
-        <w:rPr>
-          <w:rFonts w:eastAsiaTheme="minorEastAsia"/>
-          <w:sz w:val="24"/>
-          <w:szCs w:val="24"/>
-        </w:rPr>
-        <w:br/>
+    </w:p>
+    <w:p>
+      <w:pPr>
+        <w:ind w:left="1440"/>
+        <w:rPr>
+          <w:bCs/>
+          <w:sz w:val="24"/>
+          <w:szCs w:val="24"/>
+        </w:rPr>
+      </w:pPr>
+      <w:r>
+        <w:rPr>
+          <w:bCs/>
+          <w:sz w:val="24"/>
+          <w:szCs w:val="24"/>
+        </w:rPr>
+        <w:t>This statement is true for all regular languages and all homomorphisms.</w:t>
+      </w:r>
+    </w:p>
+    <w:p>
+      <w:pPr>
+        <w:ind w:left="1440"/>
+        <w:rPr>
+          <w:rFonts w:eastAsiaTheme="minorEastAsia"/>
+          <w:sz w:val="24"/>
+          <w:szCs w:val="24"/>
+        </w:rPr>
+      </w:pPr>
+      <w:r>
+        <w:rPr>
+          <w:rFonts w:eastAsiaTheme="minorEastAsia"/>
+          <w:sz w:val="24"/>
+          <w:szCs w:val="24"/>
+        </w:rPr>
+        <w:t xml:space="preserve">Let </w:t>
+      </w:r>
+      <m:oMath>
+        <m:r>
+          <w:rPr>
+            <w:rFonts w:ascii="Cambria Math" w:eastAsiaTheme="minorEastAsia" w:hAnsi="Cambria Math"/>
+            <w:sz w:val="24"/>
+            <w:szCs w:val="24"/>
+          </w:rPr>
+          <m:t>ω∈</m:t>
+        </m:r>
+        <m:r>
+          <w:rPr>
+            <w:rFonts w:ascii="Cambria Math" w:eastAsiaTheme="minorEastAsia" w:hAnsi="Cambria Math"/>
+            <w:sz w:val="24"/>
+            <w:szCs w:val="24"/>
+          </w:rPr>
+          <m:t>h</m:t>
+        </m:r>
+        <m:d>
+          <m:dPr>
+            <m:ctrlPr>
+              <w:rPr>
+                <w:rFonts w:ascii="Cambria Math" w:eastAsiaTheme="minorEastAsia" w:hAnsi="Cambria Math"/>
+                <w:i/>
+                <w:sz w:val="24"/>
+                <w:szCs w:val="24"/>
+              </w:rPr>
+            </m:ctrlPr>
+          </m:dPr>
+          <m:e>
+            <m:sSub>
+              <m:sSubPr>
+                <m:ctrlPr>
+                  <w:rPr>
+                    <w:rFonts w:ascii="Cambria Math" w:eastAsiaTheme="minorEastAsia" w:hAnsi="Cambria Math"/>
+                    <w:i/>
+                    <w:sz w:val="24"/>
+                    <w:szCs w:val="24"/>
+                  </w:rPr>
+                </m:ctrlPr>
+              </m:sSubPr>
+              <m:e>
+                <m:r>
+                  <w:rPr>
+                    <w:rFonts w:ascii="Cambria Math" w:eastAsiaTheme="minorEastAsia" w:hAnsi="Cambria Math"/>
+                    <w:sz w:val="24"/>
+                    <w:szCs w:val="24"/>
+                  </w:rPr>
+                  <m:t>L</m:t>
+                </m:r>
+              </m:e>
+              <m:sub>
+                <m:r>
+                  <w:rPr>
+                    <w:rFonts w:ascii="Cambria Math" w:eastAsiaTheme="minorEastAsia" w:hAnsi="Cambria Math"/>
+                    <w:sz w:val="24"/>
+                    <w:szCs w:val="24"/>
+                  </w:rPr>
+                  <m:t>1</m:t>
+                </m:r>
+              </m:sub>
+            </m:sSub>
+            <m:sSub>
+              <m:sSubPr>
+                <m:ctrlPr>
+                  <w:rPr>
+                    <w:rFonts w:ascii="Cambria Math" w:eastAsiaTheme="minorEastAsia" w:hAnsi="Cambria Math"/>
+                    <w:i/>
+                    <w:sz w:val="24"/>
+                    <w:szCs w:val="24"/>
+                  </w:rPr>
+                </m:ctrlPr>
+              </m:sSubPr>
+              <m:e>
+                <m:r>
+                  <w:rPr>
+                    <w:rFonts w:ascii="Cambria Math" w:eastAsiaTheme="minorEastAsia" w:hAnsi="Cambria Math"/>
+                    <w:sz w:val="24"/>
+                    <w:szCs w:val="24"/>
+                  </w:rPr>
+                  <m:t>L</m:t>
+                </m:r>
+              </m:e>
+              <m:sub>
+                <m:r>
+                  <w:rPr>
+                    <w:rFonts w:ascii="Cambria Math" w:eastAsiaTheme="minorEastAsia" w:hAnsi="Cambria Math"/>
+                    <w:sz w:val="24"/>
+                    <w:szCs w:val="24"/>
+                  </w:rPr>
+                  <m:t>2</m:t>
+                </m:r>
+              </m:sub>
+            </m:sSub>
+          </m:e>
+        </m:d>
+      </m:oMath>
+      <w:r>
+        <w:rPr>
+          <w:rFonts w:eastAsiaTheme="minorEastAsia"/>
+          <w:sz w:val="24"/>
+          <w:szCs w:val="24"/>
+        </w:rPr>
+        <w:t>.</w:t>
+      </w:r>
+      <w:r>
+        <w:rPr>
+          <w:rFonts w:eastAsiaTheme="minorEastAsia"/>
+          <w:sz w:val="24"/>
+          <w:szCs w:val="24"/>
+        </w:rPr>
+        <w:t xml:space="preserve"> </w:t>
+      </w:r>
+      <w:r>
+        <w:rPr>
+          <w:rFonts w:eastAsiaTheme="minorEastAsia"/>
+          <w:sz w:val="24"/>
+          <w:szCs w:val="24"/>
+        </w:rPr>
+        <w:t>T</w:t>
+      </w:r>
+      <w:r>
+        <w:rPr>
+          <w:rFonts w:eastAsiaTheme="minorEastAsia"/>
+          <w:sz w:val="24"/>
+          <w:szCs w:val="24"/>
+        </w:rPr>
+        <w:t xml:space="preserve">here is a string </w:t>
+      </w:r>
+      <m:oMath>
+        <m:r>
+          <w:rPr>
+            <w:rFonts w:ascii="Cambria Math" w:eastAsiaTheme="minorEastAsia" w:hAnsi="Cambria Math"/>
+            <w:sz w:val="24"/>
+            <w:szCs w:val="24"/>
+          </w:rPr>
+          <m:t>x</m:t>
+        </m:r>
+        <m:r>
+          <w:rPr>
+            <w:rFonts w:ascii="Cambria Math" w:eastAsiaTheme="minorEastAsia" w:hAnsi="Cambria Math"/>
+            <w:sz w:val="24"/>
+            <w:szCs w:val="24"/>
+          </w:rPr>
+          <m:t>∈</m:t>
+        </m:r>
+        <m:sSub>
+          <m:sSubPr>
+            <m:ctrlPr>
+              <w:rPr>
+                <w:rFonts w:ascii="Cambria Math" w:eastAsiaTheme="minorEastAsia" w:hAnsi="Cambria Math"/>
+                <w:i/>
+                <w:sz w:val="24"/>
+                <w:szCs w:val="24"/>
+              </w:rPr>
+            </m:ctrlPr>
+          </m:sSubPr>
+          <m:e>
+            <m:r>
+              <w:rPr>
+                <w:rFonts w:ascii="Cambria Math" w:eastAsiaTheme="minorEastAsia" w:hAnsi="Cambria Math"/>
+                <w:sz w:val="24"/>
+                <w:szCs w:val="24"/>
+              </w:rPr>
+              <m:t>L</m:t>
+            </m:r>
+          </m:e>
+          <m:sub>
+            <m:r>
+              <w:rPr>
+                <w:rFonts w:ascii="Cambria Math" w:eastAsiaTheme="minorEastAsia" w:hAnsi="Cambria Math"/>
+                <w:sz w:val="24"/>
+                <w:szCs w:val="24"/>
+              </w:rPr>
+              <m:t>1</m:t>
+            </m:r>
+          </m:sub>
+        </m:sSub>
+        <m:sSub>
+          <m:sSubPr>
+            <m:ctrlPr>
+              <w:rPr>
+                <w:rFonts w:ascii="Cambria Math" w:eastAsiaTheme="minorEastAsia" w:hAnsi="Cambria Math"/>
+                <w:i/>
+                <w:sz w:val="24"/>
+                <w:szCs w:val="24"/>
+              </w:rPr>
+            </m:ctrlPr>
+          </m:sSubPr>
+          <m:e>
+            <m:r>
+              <w:rPr>
+                <w:rFonts w:ascii="Cambria Math" w:eastAsiaTheme="minorEastAsia" w:hAnsi="Cambria Math"/>
+                <w:sz w:val="24"/>
+                <w:szCs w:val="24"/>
+              </w:rPr>
+              <m:t>L</m:t>
+            </m:r>
+          </m:e>
+          <m:sub>
+            <m:r>
+              <w:rPr>
+                <w:rFonts w:ascii="Cambria Math" w:eastAsiaTheme="minorEastAsia" w:hAnsi="Cambria Math"/>
+                <w:sz w:val="24"/>
+                <w:szCs w:val="24"/>
+              </w:rPr>
+              <m:t>2</m:t>
+            </m:r>
+          </m:sub>
+        </m:sSub>
+      </m:oMath>
+      <w:r>
+        <w:rPr>
+          <w:rFonts w:eastAsiaTheme="minorEastAsia"/>
+          <w:sz w:val="24"/>
+          <w:szCs w:val="24"/>
+        </w:rPr>
+        <w:t xml:space="preserve"> such that </w:t>
+      </w:r>
+      <m:oMath>
+        <m:r>
+          <w:rPr>
+            <w:rFonts w:ascii="Cambria Math" w:eastAsiaTheme="minorEastAsia" w:hAnsi="Cambria Math"/>
+            <w:sz w:val="24"/>
+            <w:szCs w:val="24"/>
+          </w:rPr>
+          <m:t>h(x)=</m:t>
+        </m:r>
+        <m:r>
+          <w:rPr>
+            <w:rFonts w:ascii="Cambria Math" w:eastAsiaTheme="minorEastAsia" w:hAnsi="Cambria Math"/>
+            <w:sz w:val="24"/>
+            <w:szCs w:val="24"/>
+          </w:rPr>
+          <m:t>ω</m:t>
+        </m:r>
+      </m:oMath>
+      <w:r>
+        <w:rPr>
+          <w:rFonts w:eastAsiaTheme="minorEastAsia"/>
+          <w:sz w:val="24"/>
+          <w:szCs w:val="24"/>
+        </w:rPr>
+        <w:t>.</w:t>
+      </w:r>
+    </w:p>
+    <w:p>
+      <w:pPr>
+        <w:ind w:left="1440"/>
+        <w:rPr>
+          <w:rFonts w:eastAsiaTheme="minorEastAsia"/>
+          <w:sz w:val="24"/>
+          <w:szCs w:val="24"/>
+        </w:rPr>
+      </w:pPr>
+      <w:r>
+        <w:rPr>
+          <w:rFonts w:eastAsiaTheme="minorEastAsia"/>
+          <w:sz w:val="24"/>
+          <w:szCs w:val="24"/>
+        </w:rPr>
+        <w:t xml:space="preserve">Since </w:t>
+      </w:r>
+      <m:oMath>
+        <m:r>
+          <w:rPr>
+            <w:rFonts w:ascii="Cambria Math" w:eastAsiaTheme="minorEastAsia" w:hAnsi="Cambria Math"/>
+            <w:sz w:val="24"/>
+            <w:szCs w:val="24"/>
+          </w:rPr>
+          <m:t>x</m:t>
+        </m:r>
+        <m:r>
+          <w:rPr>
+            <w:rFonts w:ascii="Cambria Math" w:eastAsiaTheme="minorEastAsia" w:hAnsi="Cambria Math"/>
+            <w:sz w:val="24"/>
+            <w:szCs w:val="24"/>
+          </w:rPr>
+          <m:t>∈</m:t>
+        </m:r>
+        <m:sSub>
+          <m:sSubPr>
+            <m:ctrlPr>
+              <w:rPr>
+                <w:rFonts w:ascii="Cambria Math" w:eastAsiaTheme="minorEastAsia" w:hAnsi="Cambria Math"/>
+                <w:i/>
+                <w:sz w:val="24"/>
+                <w:szCs w:val="24"/>
+              </w:rPr>
+            </m:ctrlPr>
+          </m:sSubPr>
+          <m:e>
+            <m:r>
+              <w:rPr>
+                <w:rFonts w:ascii="Cambria Math" w:eastAsiaTheme="minorEastAsia" w:hAnsi="Cambria Math"/>
+                <w:sz w:val="24"/>
+                <w:szCs w:val="24"/>
+              </w:rPr>
+              <m:t>L</m:t>
+            </m:r>
+          </m:e>
+          <m:sub>
+            <m:r>
+              <w:rPr>
+                <w:rFonts w:ascii="Cambria Math" w:eastAsiaTheme="minorEastAsia" w:hAnsi="Cambria Math"/>
+                <w:sz w:val="24"/>
+                <w:szCs w:val="24"/>
+              </w:rPr>
+              <m:t>1</m:t>
+            </m:r>
+          </m:sub>
+        </m:sSub>
+        <m:sSub>
+          <m:sSubPr>
+            <m:ctrlPr>
+              <w:rPr>
+                <w:rFonts w:ascii="Cambria Math" w:eastAsiaTheme="minorEastAsia" w:hAnsi="Cambria Math"/>
+                <w:i/>
+                <w:sz w:val="24"/>
+                <w:szCs w:val="24"/>
+              </w:rPr>
+            </m:ctrlPr>
+          </m:sSubPr>
+          <m:e>
+            <m:r>
+              <w:rPr>
+                <w:rFonts w:ascii="Cambria Math" w:eastAsiaTheme="minorEastAsia" w:hAnsi="Cambria Math"/>
+                <w:sz w:val="24"/>
+                <w:szCs w:val="24"/>
+              </w:rPr>
+              <m:t>L</m:t>
+            </m:r>
+          </m:e>
+          <m:sub>
+            <m:r>
+              <w:rPr>
+                <w:rFonts w:ascii="Cambria Math" w:eastAsiaTheme="minorEastAsia" w:hAnsi="Cambria Math"/>
+                <w:sz w:val="24"/>
+                <w:szCs w:val="24"/>
+              </w:rPr>
+              <m:t>2</m:t>
+            </m:r>
+          </m:sub>
+        </m:sSub>
+      </m:oMath>
+      <w:r>
+        <w:rPr>
+          <w:rFonts w:eastAsiaTheme="minorEastAsia"/>
+          <w:sz w:val="24"/>
+          <w:szCs w:val="24"/>
+        </w:rPr>
+        <w:t xml:space="preserve">, then </w:t>
+      </w:r>
+      <m:oMath>
+        <m:r>
+          <w:rPr>
+            <w:rFonts w:ascii="Cambria Math" w:eastAsiaTheme="minorEastAsia" w:hAnsi="Cambria Math"/>
+            <w:sz w:val="24"/>
+            <w:szCs w:val="24"/>
+          </w:rPr>
+          <m:t>x=yz</m:t>
+        </m:r>
+      </m:oMath>
+      <w:r>
+        <w:rPr>
+          <w:rFonts w:eastAsiaTheme="minorEastAsia"/>
+          <w:sz w:val="24"/>
+          <w:szCs w:val="24"/>
+        </w:rPr>
+        <w:t xml:space="preserve">, where </w:t>
+      </w:r>
+      <m:oMath>
+        <m:r>
+          <w:rPr>
+            <w:rFonts w:ascii="Cambria Math" w:eastAsiaTheme="minorEastAsia" w:hAnsi="Cambria Math"/>
+            <w:sz w:val="24"/>
+            <w:szCs w:val="24"/>
+          </w:rPr>
+          <m:t>y</m:t>
+        </m:r>
+        <m:r>
+          <w:rPr>
+            <w:rFonts w:ascii="Cambria Math" w:eastAsiaTheme="minorEastAsia" w:hAnsi="Cambria Math"/>
+            <w:sz w:val="24"/>
+            <w:szCs w:val="24"/>
+          </w:rPr>
+          <m:t>∈</m:t>
+        </m:r>
+        <m:sSub>
+          <m:sSubPr>
+            <m:ctrlPr>
+              <w:rPr>
+                <w:rFonts w:ascii="Cambria Math" w:eastAsiaTheme="minorEastAsia" w:hAnsi="Cambria Math"/>
+                <w:i/>
+                <w:sz w:val="24"/>
+                <w:szCs w:val="24"/>
+              </w:rPr>
+            </m:ctrlPr>
+          </m:sSubPr>
+          <m:e>
+            <m:r>
+              <w:rPr>
+                <w:rFonts w:ascii="Cambria Math" w:eastAsiaTheme="minorEastAsia" w:hAnsi="Cambria Math"/>
+                <w:sz w:val="24"/>
+                <w:szCs w:val="24"/>
+              </w:rPr>
+              <m:t>L</m:t>
+            </m:r>
+          </m:e>
+          <m:sub>
+            <m:r>
+              <w:rPr>
+                <w:rFonts w:ascii="Cambria Math" w:eastAsiaTheme="minorEastAsia" w:hAnsi="Cambria Math"/>
+                <w:sz w:val="24"/>
+                <w:szCs w:val="24"/>
+              </w:rPr>
+              <m:t>1</m:t>
+            </m:r>
+          </m:sub>
+        </m:sSub>
+      </m:oMath>
+      <w:r>
+        <w:rPr>
+          <w:rFonts w:eastAsiaTheme="minorEastAsia"/>
+          <w:sz w:val="24"/>
+          <w:szCs w:val="24"/>
+        </w:rPr>
+        <w:t xml:space="preserve"> and </w:t>
+      </w:r>
+      <m:oMath>
+        <m:r>
+          <w:rPr>
+            <w:rFonts w:ascii="Cambria Math" w:eastAsiaTheme="minorEastAsia" w:hAnsi="Cambria Math"/>
+            <w:sz w:val="24"/>
+            <w:szCs w:val="24"/>
+          </w:rPr>
+          <m:t>z</m:t>
+        </m:r>
+        <m:r>
+          <w:rPr>
+            <w:rFonts w:ascii="Cambria Math" w:eastAsiaTheme="minorEastAsia" w:hAnsi="Cambria Math"/>
+            <w:sz w:val="24"/>
+            <w:szCs w:val="24"/>
+          </w:rPr>
+          <m:t>∈</m:t>
+        </m:r>
+        <m:sSub>
+          <m:sSubPr>
+            <m:ctrlPr>
+              <w:rPr>
+                <w:rFonts w:ascii="Cambria Math" w:eastAsiaTheme="minorEastAsia" w:hAnsi="Cambria Math"/>
+                <w:i/>
+                <w:sz w:val="24"/>
+                <w:szCs w:val="24"/>
+              </w:rPr>
+            </m:ctrlPr>
+          </m:sSubPr>
+          <m:e>
+            <m:r>
+              <w:rPr>
+                <w:rFonts w:ascii="Cambria Math" w:eastAsiaTheme="minorEastAsia" w:hAnsi="Cambria Math"/>
+                <w:sz w:val="24"/>
+                <w:szCs w:val="24"/>
+              </w:rPr>
+              <m:t>L</m:t>
+            </m:r>
+          </m:e>
+          <m:sub>
+            <m:r>
+              <w:rPr>
+                <w:rFonts w:ascii="Cambria Math" w:eastAsiaTheme="minorEastAsia" w:hAnsi="Cambria Math"/>
+                <w:sz w:val="24"/>
+                <w:szCs w:val="24"/>
+              </w:rPr>
+              <m:t>2</m:t>
+            </m:r>
+          </m:sub>
+        </m:sSub>
+      </m:oMath>
+      <w:r>
+        <w:rPr>
+          <w:rFonts w:eastAsiaTheme="minorEastAsia"/>
+          <w:sz w:val="24"/>
+          <w:szCs w:val="24"/>
+        </w:rPr>
+        <w:t>.</w:t>
+      </w:r>
+    </w:p>
+    <w:p>
+      <w:pPr>
+        <w:ind w:left="1440"/>
+        <w:rPr>
+          <w:rFonts w:eastAsiaTheme="minorEastAsia"/>
+          <w:sz w:val="24"/>
+          <w:szCs w:val="24"/>
+        </w:rPr>
+      </w:pPr>
+      <w:r>
+        <w:rPr>
+          <w:rFonts w:eastAsiaTheme="minorEastAsia"/>
+          <w:sz w:val="24"/>
+          <w:szCs w:val="24"/>
+        </w:rPr>
+        <w:t>Thus</w:t>
+      </w:r>
+      <w:r>
+        <w:rPr>
+          <w:rFonts w:eastAsiaTheme="minorEastAsia"/>
+          <w:sz w:val="24"/>
+          <w:szCs w:val="24"/>
+        </w:rPr>
+        <w:t xml:space="preserve"> </w:t>
+      </w:r>
+      <m:oMath>
+        <m:r>
+          <w:rPr>
+            <w:rFonts w:ascii="Cambria Math" w:eastAsiaTheme="minorEastAsia" w:hAnsi="Cambria Math"/>
+            <w:sz w:val="24"/>
+            <w:szCs w:val="24"/>
+          </w:rPr>
+          <m:t>h(x)=h(yz)=h(y)h(z)</m:t>
+        </m:r>
+      </m:oMath>
+      <w:r>
+        <w:rPr>
+          <w:rFonts w:eastAsiaTheme="minorEastAsia"/>
+          <w:sz w:val="24"/>
+          <w:szCs w:val="24"/>
+        </w:rPr>
+        <w:t>.</w:t>
+      </w:r>
+    </w:p>
+    <w:p>
+      <w:pPr>
+        <w:ind w:left="1440"/>
+        <w:rPr>
+          <w:rFonts w:eastAsiaTheme="minorEastAsia"/>
+          <w:sz w:val="24"/>
+          <w:szCs w:val="24"/>
+        </w:rPr>
+      </w:pPr>
+      <w:r>
+        <w:rPr>
+          <w:rFonts w:eastAsiaTheme="minorEastAsia"/>
+          <w:sz w:val="24"/>
+          <w:szCs w:val="24"/>
+        </w:rPr>
+        <w:t>S</w:t>
+      </w:r>
+      <w:r>
+        <w:rPr>
+          <w:rFonts w:eastAsiaTheme="minorEastAsia"/>
+          <w:sz w:val="24"/>
+          <w:szCs w:val="24"/>
+        </w:rPr>
+        <w:t xml:space="preserve">ince </w:t>
+      </w:r>
+      <m:oMath>
+        <m:r>
+          <w:rPr>
+            <w:rFonts w:ascii="Cambria Math" w:eastAsiaTheme="minorEastAsia" w:hAnsi="Cambria Math"/>
+            <w:sz w:val="24"/>
+            <w:szCs w:val="24"/>
+          </w:rPr>
+          <m:t>y</m:t>
+        </m:r>
+        <m:r>
+          <w:rPr>
+            <w:rFonts w:ascii="Cambria Math" w:eastAsiaTheme="minorEastAsia" w:hAnsi="Cambria Math"/>
+            <w:sz w:val="24"/>
+            <w:szCs w:val="24"/>
+          </w:rPr>
+          <m:t>∈</m:t>
+        </m:r>
+        <m:sSub>
+          <m:sSubPr>
+            <m:ctrlPr>
+              <w:rPr>
+                <w:rFonts w:ascii="Cambria Math" w:eastAsiaTheme="minorEastAsia" w:hAnsi="Cambria Math"/>
+                <w:i/>
+                <w:sz w:val="24"/>
+                <w:szCs w:val="24"/>
+              </w:rPr>
+            </m:ctrlPr>
+          </m:sSubPr>
+          <m:e>
+            <m:r>
+              <w:rPr>
+                <w:rFonts w:ascii="Cambria Math" w:eastAsiaTheme="minorEastAsia" w:hAnsi="Cambria Math"/>
+                <w:sz w:val="24"/>
+                <w:szCs w:val="24"/>
+              </w:rPr>
+              <m:t>L</m:t>
+            </m:r>
+          </m:e>
+          <m:sub>
+            <m:r>
+              <w:rPr>
+                <w:rFonts w:ascii="Cambria Math" w:eastAsiaTheme="minorEastAsia" w:hAnsi="Cambria Math"/>
+                <w:sz w:val="24"/>
+                <w:szCs w:val="24"/>
+              </w:rPr>
+              <m:t>1</m:t>
+            </m:r>
+          </m:sub>
+        </m:sSub>
+      </m:oMath>
+      <w:r>
+        <w:rPr>
+          <w:rFonts w:eastAsiaTheme="minorEastAsia"/>
+          <w:sz w:val="24"/>
+          <w:szCs w:val="24"/>
+        </w:rPr>
+        <w:t xml:space="preserve">, </w:t>
+      </w:r>
+      <m:oMath>
+        <m:r>
+          <w:rPr>
+            <w:rFonts w:ascii="Cambria Math" w:eastAsiaTheme="minorEastAsia" w:hAnsi="Cambria Math"/>
+            <w:sz w:val="24"/>
+            <w:szCs w:val="24"/>
+          </w:rPr>
+          <m:t>h</m:t>
+        </m:r>
+        <m:d>
+          <m:dPr>
+            <m:ctrlPr>
+              <w:rPr>
+                <w:rFonts w:ascii="Cambria Math" w:eastAsiaTheme="minorEastAsia" w:hAnsi="Cambria Math"/>
+                <w:i/>
+                <w:sz w:val="24"/>
+                <w:szCs w:val="24"/>
+              </w:rPr>
+            </m:ctrlPr>
+          </m:dPr>
+          <m:e>
+            <m:r>
+              <w:rPr>
+                <w:rFonts w:ascii="Cambria Math" w:eastAsiaTheme="minorEastAsia" w:hAnsi="Cambria Math"/>
+                <w:sz w:val="24"/>
+                <w:szCs w:val="24"/>
+              </w:rPr>
+              <m:t>y</m:t>
+            </m:r>
+          </m:e>
+        </m:d>
+        <m:r>
+          <w:rPr>
+            <w:rFonts w:ascii="Cambria Math" w:eastAsiaTheme="minorEastAsia" w:hAnsi="Cambria Math"/>
+            <w:sz w:val="24"/>
+            <w:szCs w:val="24"/>
+          </w:rPr>
+          <m:t>∈</m:t>
+        </m:r>
+        <m:r>
+          <w:rPr>
+            <w:rFonts w:ascii="Cambria Math" w:eastAsiaTheme="minorEastAsia" w:hAnsi="Cambria Math"/>
+            <w:sz w:val="24"/>
+            <w:szCs w:val="24"/>
+          </w:rPr>
+          <m:t>h(</m:t>
+        </m:r>
+        <m:sSub>
+          <m:sSubPr>
+            <m:ctrlPr>
+              <w:rPr>
+                <w:rFonts w:ascii="Cambria Math" w:eastAsiaTheme="minorEastAsia" w:hAnsi="Cambria Math"/>
+                <w:i/>
+                <w:sz w:val="24"/>
+                <w:szCs w:val="24"/>
+              </w:rPr>
+            </m:ctrlPr>
+          </m:sSubPr>
+          <m:e>
+            <m:r>
+              <w:rPr>
+                <w:rFonts w:ascii="Cambria Math" w:eastAsiaTheme="minorEastAsia" w:hAnsi="Cambria Math"/>
+                <w:sz w:val="24"/>
+                <w:szCs w:val="24"/>
+              </w:rPr>
+              <m:t>L</m:t>
+            </m:r>
+          </m:e>
+          <m:sub>
+            <m:r>
+              <w:rPr>
+                <w:rFonts w:ascii="Cambria Math" w:eastAsiaTheme="minorEastAsia" w:hAnsi="Cambria Math"/>
+                <w:sz w:val="24"/>
+                <w:szCs w:val="24"/>
+              </w:rPr>
+              <m:t>1</m:t>
+            </m:r>
+          </m:sub>
+        </m:sSub>
+        <m:r>
+          <w:rPr>
+            <w:rFonts w:ascii="Cambria Math" w:eastAsiaTheme="minorEastAsia" w:hAnsi="Cambria Math"/>
+            <w:sz w:val="24"/>
+            <w:szCs w:val="24"/>
+          </w:rPr>
+          <m:t>)</m:t>
+        </m:r>
+      </m:oMath>
+      <w:r>
+        <w:rPr>
+          <w:rFonts w:eastAsiaTheme="minorEastAsia"/>
+          <w:sz w:val="24"/>
+          <w:szCs w:val="24"/>
+        </w:rPr>
+        <w:t>.</w:t>
+      </w:r>
+      <w:r>
+        <w:rPr>
+          <w:rFonts w:eastAsiaTheme="minorEastAsia"/>
+          <w:sz w:val="24"/>
+          <w:szCs w:val="24"/>
+        </w:rPr>
+        <w:t xml:space="preserve"> </w:t>
+      </w:r>
+      <w:r>
+        <w:rPr>
+          <w:rFonts w:eastAsiaTheme="minorEastAsia"/>
+          <w:sz w:val="24"/>
+          <w:szCs w:val="24"/>
+        </w:rPr>
+        <w:t>S</w:t>
+      </w:r>
+      <w:r>
+        <w:rPr>
+          <w:rFonts w:eastAsiaTheme="minorEastAsia"/>
+          <w:sz w:val="24"/>
+          <w:szCs w:val="24"/>
+        </w:rPr>
+        <w:t xml:space="preserve">ince </w:t>
+      </w:r>
+      <m:oMath>
+        <m:r>
+          <w:rPr>
+            <w:rFonts w:ascii="Cambria Math" w:eastAsiaTheme="minorEastAsia" w:hAnsi="Cambria Math"/>
+            <w:sz w:val="24"/>
+            <w:szCs w:val="24"/>
+          </w:rPr>
+          <m:t>z</m:t>
+        </m:r>
+        <m:r>
+          <w:rPr>
+            <w:rFonts w:ascii="Cambria Math" w:eastAsiaTheme="minorEastAsia" w:hAnsi="Cambria Math"/>
+            <w:sz w:val="24"/>
+            <w:szCs w:val="24"/>
+          </w:rPr>
+          <m:t>∈</m:t>
+        </m:r>
+        <m:sSub>
+          <m:sSubPr>
+            <m:ctrlPr>
+              <w:rPr>
+                <w:rFonts w:ascii="Cambria Math" w:eastAsiaTheme="minorEastAsia" w:hAnsi="Cambria Math"/>
+                <w:i/>
+                <w:sz w:val="24"/>
+                <w:szCs w:val="24"/>
+              </w:rPr>
+            </m:ctrlPr>
+          </m:sSubPr>
+          <m:e>
+            <m:r>
+              <w:rPr>
+                <w:rFonts w:ascii="Cambria Math" w:eastAsiaTheme="minorEastAsia" w:hAnsi="Cambria Math"/>
+                <w:sz w:val="24"/>
+                <w:szCs w:val="24"/>
+              </w:rPr>
+              <m:t>L</m:t>
+            </m:r>
+          </m:e>
+          <m:sub>
+            <m:r>
+              <w:rPr>
+                <w:rFonts w:ascii="Cambria Math" w:eastAsiaTheme="minorEastAsia" w:hAnsi="Cambria Math"/>
+                <w:sz w:val="24"/>
+                <w:szCs w:val="24"/>
+              </w:rPr>
+              <m:t>2</m:t>
+            </m:r>
+          </m:sub>
+        </m:sSub>
+      </m:oMath>
+      <w:r>
+        <w:rPr>
+          <w:rFonts w:eastAsiaTheme="minorEastAsia"/>
+          <w:sz w:val="24"/>
+          <w:szCs w:val="24"/>
+        </w:rPr>
+        <w:t xml:space="preserve">, </w:t>
+      </w:r>
+      <m:oMath>
+        <m:r>
+          <w:rPr>
+            <w:rFonts w:ascii="Cambria Math" w:eastAsiaTheme="minorEastAsia" w:hAnsi="Cambria Math"/>
+            <w:sz w:val="24"/>
+            <w:szCs w:val="24"/>
+          </w:rPr>
+          <m:t>h</m:t>
+        </m:r>
+        <m:d>
+          <m:dPr>
+            <m:ctrlPr>
+              <w:rPr>
+                <w:rFonts w:ascii="Cambria Math" w:eastAsiaTheme="minorEastAsia" w:hAnsi="Cambria Math"/>
+                <w:i/>
+                <w:sz w:val="24"/>
+                <w:szCs w:val="24"/>
+              </w:rPr>
+            </m:ctrlPr>
+          </m:dPr>
+          <m:e>
+            <m:r>
+              <w:rPr>
+                <w:rFonts w:ascii="Cambria Math" w:eastAsiaTheme="minorEastAsia" w:hAnsi="Cambria Math"/>
+                <w:sz w:val="24"/>
+                <w:szCs w:val="24"/>
+              </w:rPr>
+              <m:t>z</m:t>
+            </m:r>
+          </m:e>
+        </m:d>
+        <m:r>
+          <w:rPr>
+            <w:rFonts w:ascii="Cambria Math" w:eastAsiaTheme="minorEastAsia" w:hAnsi="Cambria Math"/>
+            <w:sz w:val="24"/>
+            <w:szCs w:val="24"/>
+          </w:rPr>
+          <m:t>∈</m:t>
+        </m:r>
+        <m:r>
+          <w:rPr>
+            <w:rFonts w:ascii="Cambria Math" w:eastAsiaTheme="minorEastAsia" w:hAnsi="Cambria Math"/>
+            <w:sz w:val="24"/>
+            <w:szCs w:val="24"/>
+          </w:rPr>
+          <m:t>h(</m:t>
+        </m:r>
+        <m:sSub>
+          <m:sSubPr>
+            <m:ctrlPr>
+              <w:rPr>
+                <w:rFonts w:ascii="Cambria Math" w:eastAsiaTheme="minorEastAsia" w:hAnsi="Cambria Math"/>
+                <w:i/>
+                <w:sz w:val="24"/>
+                <w:szCs w:val="24"/>
+              </w:rPr>
+            </m:ctrlPr>
+          </m:sSubPr>
+          <m:e>
+            <m:r>
+              <w:rPr>
+                <w:rFonts w:ascii="Cambria Math" w:eastAsiaTheme="minorEastAsia" w:hAnsi="Cambria Math"/>
+                <w:sz w:val="24"/>
+                <w:szCs w:val="24"/>
+              </w:rPr>
+              <m:t>L</m:t>
+            </m:r>
+          </m:e>
+          <m:sub>
+            <m:r>
+              <w:rPr>
+                <w:rFonts w:ascii="Cambria Math" w:eastAsiaTheme="minorEastAsia" w:hAnsi="Cambria Math"/>
+                <w:sz w:val="24"/>
+                <w:szCs w:val="24"/>
+              </w:rPr>
+              <m:t>2</m:t>
+            </m:r>
+          </m:sub>
+        </m:sSub>
+        <m:r>
+          <w:rPr>
+            <w:rFonts w:ascii="Cambria Math" w:eastAsiaTheme="minorEastAsia" w:hAnsi="Cambria Math"/>
+            <w:sz w:val="24"/>
+            <w:szCs w:val="24"/>
+          </w:rPr>
+          <m:t>)</m:t>
+        </m:r>
+      </m:oMath>
+      <w:r>
+        <w:rPr>
+          <w:rFonts w:eastAsiaTheme="minorEastAsia"/>
+          <w:sz w:val="24"/>
+          <w:szCs w:val="24"/>
+        </w:rPr>
+        <w:t>.</w:t>
+      </w:r>
+    </w:p>
+    <w:p>
+      <w:pPr>
+        <w:ind w:left="1440"/>
+        <w:rPr>
+          <w:rFonts w:eastAsiaTheme="minorEastAsia"/>
+          <w:sz w:val="24"/>
+          <w:szCs w:val="24"/>
+        </w:rPr>
+      </w:pPr>
+      <w:r>
+        <w:rPr>
+          <w:rFonts w:eastAsiaTheme="minorEastAsia"/>
+          <w:sz w:val="24"/>
+          <w:szCs w:val="24"/>
+        </w:rPr>
+        <w:t xml:space="preserve">Thus </w:t>
+      </w:r>
+      <m:oMath>
+        <m:r>
+          <w:rPr>
+            <w:rFonts w:ascii="Cambria Math" w:eastAsiaTheme="minorEastAsia" w:hAnsi="Cambria Math"/>
+            <w:sz w:val="24"/>
+            <w:szCs w:val="24"/>
+          </w:rPr>
+          <m:t>h</m:t>
+        </m:r>
+        <m:d>
+          <m:dPr>
+            <m:ctrlPr>
+              <w:rPr>
+                <w:rFonts w:ascii="Cambria Math" w:eastAsiaTheme="minorEastAsia" w:hAnsi="Cambria Math"/>
+                <w:i/>
+                <w:sz w:val="24"/>
+                <w:szCs w:val="24"/>
+              </w:rPr>
+            </m:ctrlPr>
+          </m:dPr>
+          <m:e>
+            <m:r>
+              <w:rPr>
+                <w:rFonts w:ascii="Cambria Math" w:eastAsiaTheme="minorEastAsia" w:hAnsi="Cambria Math"/>
+                <w:sz w:val="24"/>
+                <w:szCs w:val="24"/>
+              </w:rPr>
+              <m:t>y</m:t>
+            </m:r>
+          </m:e>
+        </m:d>
+        <m:r>
+          <w:rPr>
+            <w:rFonts w:ascii="Cambria Math" w:eastAsiaTheme="minorEastAsia" w:hAnsi="Cambria Math"/>
+            <w:sz w:val="24"/>
+            <w:szCs w:val="24"/>
+          </w:rPr>
+          <m:t>h</m:t>
+        </m:r>
+        <m:d>
+          <m:dPr>
+            <m:ctrlPr>
+              <w:rPr>
+                <w:rFonts w:ascii="Cambria Math" w:eastAsiaTheme="minorEastAsia" w:hAnsi="Cambria Math"/>
+                <w:i/>
+                <w:sz w:val="24"/>
+                <w:szCs w:val="24"/>
+              </w:rPr>
+            </m:ctrlPr>
+          </m:dPr>
+          <m:e>
+            <m:r>
+              <w:rPr>
+                <w:rFonts w:ascii="Cambria Math" w:eastAsiaTheme="minorEastAsia" w:hAnsi="Cambria Math"/>
+                <w:sz w:val="24"/>
+                <w:szCs w:val="24"/>
+              </w:rPr>
+              <m:t>z</m:t>
+            </m:r>
+          </m:e>
+        </m:d>
+        <m:r>
+          <w:rPr>
+            <w:rFonts w:ascii="Cambria Math" w:eastAsiaTheme="minorEastAsia" w:hAnsi="Cambria Math"/>
+            <w:sz w:val="24"/>
+            <w:szCs w:val="24"/>
+          </w:rPr>
+          <m:t>∈</m:t>
+        </m:r>
+        <m:r>
+          <w:rPr>
+            <w:rFonts w:ascii="Cambria Math" w:eastAsiaTheme="minorEastAsia" w:hAnsi="Cambria Math"/>
+            <w:sz w:val="24"/>
+            <w:szCs w:val="24"/>
+          </w:rPr>
+          <m:t>h</m:t>
+        </m:r>
+        <m:d>
+          <m:dPr>
+            <m:ctrlPr>
+              <w:rPr>
+                <w:rFonts w:ascii="Cambria Math" w:eastAsiaTheme="minorEastAsia" w:hAnsi="Cambria Math"/>
+                <w:i/>
+                <w:sz w:val="24"/>
+                <w:szCs w:val="24"/>
+              </w:rPr>
+            </m:ctrlPr>
+          </m:dPr>
+          <m:e>
+            <m:sSub>
+              <m:sSubPr>
+                <m:ctrlPr>
+                  <w:rPr>
+                    <w:rFonts w:ascii="Cambria Math" w:eastAsiaTheme="minorEastAsia" w:hAnsi="Cambria Math"/>
+                    <w:i/>
+                    <w:sz w:val="24"/>
+                    <w:szCs w:val="24"/>
+                  </w:rPr>
+                </m:ctrlPr>
+              </m:sSubPr>
+              <m:e>
+                <m:r>
+                  <w:rPr>
+                    <w:rFonts w:ascii="Cambria Math" w:eastAsiaTheme="minorEastAsia" w:hAnsi="Cambria Math"/>
+                    <w:sz w:val="24"/>
+                    <w:szCs w:val="24"/>
+                  </w:rPr>
+                  <m:t>L</m:t>
+                </m:r>
+              </m:e>
+              <m:sub>
+                <m:r>
+                  <w:rPr>
+                    <w:rFonts w:ascii="Cambria Math" w:eastAsiaTheme="minorEastAsia" w:hAnsi="Cambria Math"/>
+                    <w:sz w:val="24"/>
+                    <w:szCs w:val="24"/>
+                  </w:rPr>
+                  <m:t>1</m:t>
+                </m:r>
+              </m:sub>
+            </m:sSub>
+          </m:e>
+        </m:d>
+        <m:r>
+          <w:rPr>
+            <w:rFonts w:ascii="Cambria Math" w:eastAsiaTheme="minorEastAsia" w:hAnsi="Cambria Math"/>
+            <w:sz w:val="24"/>
+            <w:szCs w:val="24"/>
+          </w:rPr>
+          <m:t>h</m:t>
+        </m:r>
+        <m:d>
+          <m:dPr>
+            <m:ctrlPr>
+              <w:rPr>
+                <w:rFonts w:ascii="Cambria Math" w:eastAsiaTheme="minorEastAsia" w:hAnsi="Cambria Math"/>
+                <w:i/>
+                <w:sz w:val="24"/>
+                <w:szCs w:val="24"/>
+              </w:rPr>
+            </m:ctrlPr>
+          </m:dPr>
+          <m:e>
+            <m:sSub>
+              <m:sSubPr>
+                <m:ctrlPr>
+                  <w:rPr>
+                    <w:rFonts w:ascii="Cambria Math" w:eastAsiaTheme="minorEastAsia" w:hAnsi="Cambria Math"/>
+                    <w:i/>
+                    <w:sz w:val="24"/>
+                    <w:szCs w:val="24"/>
+                  </w:rPr>
+                </m:ctrlPr>
+              </m:sSubPr>
+              <m:e>
+                <m:r>
+                  <w:rPr>
+                    <w:rFonts w:ascii="Cambria Math" w:eastAsiaTheme="minorEastAsia" w:hAnsi="Cambria Math"/>
+                    <w:sz w:val="24"/>
+                    <w:szCs w:val="24"/>
+                  </w:rPr>
+                  <m:t>L</m:t>
+                </m:r>
+              </m:e>
+              <m:sub>
+                <m:r>
+                  <w:rPr>
+                    <w:rFonts w:ascii="Cambria Math" w:eastAsiaTheme="minorEastAsia" w:hAnsi="Cambria Math"/>
+                    <w:sz w:val="24"/>
+                    <w:szCs w:val="24"/>
+                  </w:rPr>
+                  <m:t>2</m:t>
+                </m:r>
+              </m:sub>
+            </m:sSub>
+          </m:e>
+        </m:d>
+      </m:oMath>
+      <w:r>
+        <w:rPr>
+          <w:rFonts w:eastAsiaTheme="minorEastAsia"/>
+          <w:sz w:val="24"/>
+          <w:szCs w:val="24"/>
+        </w:rPr>
+        <w:t>.</w:t>
+      </w:r>
+    </w:p>
+    <w:p>
+      <w:pPr>
+        <w:ind w:left="1440"/>
+        <w:rPr>
+          <w:rFonts w:eastAsiaTheme="minorEastAsia"/>
+          <w:sz w:val="24"/>
+          <w:szCs w:val="24"/>
+        </w:rPr>
+      </w:pPr>
+      <w:r>
+        <w:rPr>
+          <w:rFonts w:eastAsiaTheme="minorEastAsia"/>
+          <w:sz w:val="24"/>
+          <w:szCs w:val="24"/>
+        </w:rPr>
+        <w:t xml:space="preserve">Since </w:t>
+      </w:r>
+      <m:oMath>
+        <m:r>
+          <w:rPr>
+            <w:rFonts w:ascii="Cambria Math" w:eastAsiaTheme="minorEastAsia" w:hAnsi="Cambria Math"/>
+            <w:sz w:val="24"/>
+            <w:szCs w:val="24"/>
+          </w:rPr>
+          <m:t>ω=h</m:t>
+        </m:r>
+        <m:d>
+          <m:dPr>
+            <m:ctrlPr>
+              <w:rPr>
+                <w:rFonts w:ascii="Cambria Math" w:eastAsiaTheme="minorEastAsia" w:hAnsi="Cambria Math"/>
+                <w:i/>
+                <w:sz w:val="24"/>
+                <w:szCs w:val="24"/>
+              </w:rPr>
+            </m:ctrlPr>
+          </m:dPr>
+          <m:e>
+            <m:r>
+              <w:rPr>
+                <w:rFonts w:ascii="Cambria Math" w:eastAsiaTheme="minorEastAsia" w:hAnsi="Cambria Math"/>
+                <w:sz w:val="24"/>
+                <w:szCs w:val="24"/>
+              </w:rPr>
+              <m:t>x</m:t>
+            </m:r>
+          </m:e>
+        </m:d>
+        <m:r>
+          <w:rPr>
+            <w:rFonts w:ascii="Cambria Math" w:eastAsiaTheme="minorEastAsia" w:hAnsi="Cambria Math"/>
+            <w:sz w:val="24"/>
+            <w:szCs w:val="24"/>
+          </w:rPr>
+          <m:t>=h</m:t>
+        </m:r>
+        <m:d>
+          <m:dPr>
+            <m:ctrlPr>
+              <w:rPr>
+                <w:rFonts w:ascii="Cambria Math" w:eastAsiaTheme="minorEastAsia" w:hAnsi="Cambria Math"/>
+                <w:i/>
+                <w:sz w:val="24"/>
+                <w:szCs w:val="24"/>
+              </w:rPr>
+            </m:ctrlPr>
+          </m:dPr>
+          <m:e>
+            <m:r>
+              <w:rPr>
+                <w:rFonts w:ascii="Cambria Math" w:eastAsiaTheme="minorEastAsia" w:hAnsi="Cambria Math"/>
+                <w:sz w:val="24"/>
+                <w:szCs w:val="24"/>
+              </w:rPr>
+              <m:t>yz</m:t>
+            </m:r>
+          </m:e>
+        </m:d>
+        <m:r>
+          <w:rPr>
+            <w:rFonts w:ascii="Cambria Math" w:eastAsiaTheme="minorEastAsia" w:hAnsi="Cambria Math"/>
+            <w:sz w:val="24"/>
+            <w:szCs w:val="24"/>
+          </w:rPr>
+          <m:t>=h</m:t>
+        </m:r>
+        <m:d>
+          <m:dPr>
+            <m:ctrlPr>
+              <w:rPr>
+                <w:rFonts w:ascii="Cambria Math" w:eastAsiaTheme="minorEastAsia" w:hAnsi="Cambria Math"/>
+                <w:i/>
+                <w:sz w:val="24"/>
+                <w:szCs w:val="24"/>
+              </w:rPr>
+            </m:ctrlPr>
+          </m:dPr>
+          <m:e>
+            <m:r>
+              <w:rPr>
+                <w:rFonts w:ascii="Cambria Math" w:eastAsiaTheme="minorEastAsia" w:hAnsi="Cambria Math"/>
+                <w:sz w:val="24"/>
+                <w:szCs w:val="24"/>
+              </w:rPr>
+              <m:t>y</m:t>
+            </m:r>
+          </m:e>
+        </m:d>
+        <m:r>
+          <w:rPr>
+            <w:rFonts w:ascii="Cambria Math" w:eastAsiaTheme="minorEastAsia" w:hAnsi="Cambria Math"/>
+            <w:sz w:val="24"/>
+            <w:szCs w:val="24"/>
+          </w:rPr>
+          <m:t>h(z)</m:t>
+        </m:r>
+      </m:oMath>
+      <w:r>
+        <w:rPr>
+          <w:rFonts w:eastAsiaTheme="minorEastAsia"/>
+          <w:sz w:val="24"/>
+          <w:szCs w:val="24"/>
+        </w:rPr>
+        <w:t>,</w:t>
+      </w:r>
+      <w:r>
+        <w:rPr>
+          <w:rFonts w:eastAsiaTheme="minorEastAsia"/>
+          <w:sz w:val="24"/>
+          <w:szCs w:val="24"/>
+        </w:rPr>
+        <w:t xml:space="preserve"> </w:t>
+      </w:r>
+      <m:oMath>
+        <m:r>
+          <w:rPr>
+            <w:rFonts w:ascii="Cambria Math" w:eastAsiaTheme="minorEastAsia" w:hAnsi="Cambria Math"/>
+            <w:sz w:val="24"/>
+            <w:szCs w:val="24"/>
+          </w:rPr>
+          <m:t>ω</m:t>
+        </m:r>
+        <m:r>
+          <w:rPr>
+            <w:rFonts w:ascii="Cambria Math" w:eastAsiaTheme="minorEastAsia" w:hAnsi="Cambria Math"/>
+            <w:sz w:val="24"/>
+            <w:szCs w:val="24"/>
+          </w:rPr>
+          <m:t>∈</m:t>
+        </m:r>
+        <m:r>
+          <w:rPr>
+            <w:rFonts w:ascii="Cambria Math" w:eastAsiaTheme="minorEastAsia" w:hAnsi="Cambria Math"/>
+            <w:sz w:val="24"/>
+            <w:szCs w:val="24"/>
+          </w:rPr>
+          <m:t>h</m:t>
+        </m:r>
+        <m:d>
+          <m:dPr>
+            <m:ctrlPr>
+              <w:rPr>
+                <w:rFonts w:ascii="Cambria Math" w:eastAsiaTheme="minorEastAsia" w:hAnsi="Cambria Math"/>
+                <w:i/>
+                <w:sz w:val="24"/>
+                <w:szCs w:val="24"/>
+              </w:rPr>
+            </m:ctrlPr>
+          </m:dPr>
+          <m:e>
+            <m:sSub>
+              <m:sSubPr>
+                <m:ctrlPr>
+                  <w:rPr>
+                    <w:rFonts w:ascii="Cambria Math" w:eastAsiaTheme="minorEastAsia" w:hAnsi="Cambria Math"/>
+                    <w:i/>
+                    <w:sz w:val="24"/>
+                    <w:szCs w:val="24"/>
+                  </w:rPr>
+                </m:ctrlPr>
+              </m:sSubPr>
+              <m:e>
+                <m:r>
+                  <w:rPr>
+                    <w:rFonts w:ascii="Cambria Math" w:eastAsiaTheme="minorEastAsia" w:hAnsi="Cambria Math"/>
+                    <w:sz w:val="24"/>
+                    <w:szCs w:val="24"/>
+                  </w:rPr>
+                  <m:t>L</m:t>
+                </m:r>
+              </m:e>
+              <m:sub>
+                <m:r>
+                  <w:rPr>
+                    <w:rFonts w:ascii="Cambria Math" w:eastAsiaTheme="minorEastAsia" w:hAnsi="Cambria Math"/>
+                    <w:sz w:val="24"/>
+                    <w:szCs w:val="24"/>
+                  </w:rPr>
+                  <m:t>1</m:t>
+                </m:r>
+              </m:sub>
+            </m:sSub>
+          </m:e>
+        </m:d>
+        <m:r>
+          <w:rPr>
+            <w:rFonts w:ascii="Cambria Math" w:eastAsiaTheme="minorEastAsia" w:hAnsi="Cambria Math"/>
+            <w:sz w:val="24"/>
+            <w:szCs w:val="24"/>
+          </w:rPr>
+          <m:t>h</m:t>
+        </m:r>
+        <m:d>
+          <m:dPr>
+            <m:ctrlPr>
+              <w:rPr>
+                <w:rFonts w:ascii="Cambria Math" w:eastAsiaTheme="minorEastAsia" w:hAnsi="Cambria Math"/>
+                <w:i/>
+                <w:sz w:val="24"/>
+                <w:szCs w:val="24"/>
+              </w:rPr>
+            </m:ctrlPr>
+          </m:dPr>
+          <m:e>
+            <m:sSub>
+              <m:sSubPr>
+                <m:ctrlPr>
+                  <w:rPr>
+                    <w:rFonts w:ascii="Cambria Math" w:eastAsiaTheme="minorEastAsia" w:hAnsi="Cambria Math"/>
+                    <w:i/>
+                    <w:sz w:val="24"/>
+                    <w:szCs w:val="24"/>
+                  </w:rPr>
+                </m:ctrlPr>
+              </m:sSubPr>
+              <m:e>
+                <m:r>
+                  <w:rPr>
+                    <w:rFonts w:ascii="Cambria Math" w:eastAsiaTheme="minorEastAsia" w:hAnsi="Cambria Math"/>
+                    <w:sz w:val="24"/>
+                    <w:szCs w:val="24"/>
+                  </w:rPr>
+                  <m:t>L</m:t>
+                </m:r>
+              </m:e>
+              <m:sub>
+                <m:r>
+                  <w:rPr>
+                    <w:rFonts w:ascii="Cambria Math" w:eastAsiaTheme="minorEastAsia" w:hAnsi="Cambria Math"/>
+                    <w:sz w:val="24"/>
+                    <w:szCs w:val="24"/>
+                  </w:rPr>
+                  <m:t>2</m:t>
+                </m:r>
+              </m:sub>
+            </m:sSub>
+          </m:e>
+        </m:d>
+      </m:oMath>
+      <w:r>
+        <w:rPr>
+          <w:rFonts w:eastAsiaTheme="minorEastAsia"/>
+          <w:sz w:val="24"/>
+          <w:szCs w:val="24"/>
+        </w:rPr>
+        <w:t>.</w:t>
+      </w:r>
+    </w:p>
+    <w:p>
+      <w:pPr>
+        <w:ind w:left="1440"/>
+        <w:rPr>
+          <w:rFonts w:eastAsiaTheme="minorEastAsia"/>
+          <w:sz w:val="24"/>
+          <w:szCs w:val="24"/>
+        </w:rPr>
+      </w:pPr>
+      <w:r>
+        <w:rPr>
+          <w:rFonts w:eastAsiaTheme="minorEastAsia"/>
+          <w:sz w:val="24"/>
+          <w:szCs w:val="24"/>
+        </w:rPr>
+        <w:t xml:space="preserve">Therefore, </w:t>
+      </w:r>
+      <m:oMath>
+        <m:r>
+          <w:rPr>
+            <w:rFonts w:ascii="Cambria Math" w:eastAsiaTheme="minorEastAsia" w:hAnsi="Cambria Math"/>
+            <w:sz w:val="24"/>
+            <w:szCs w:val="24"/>
+          </w:rPr>
+          <m:t>h</m:t>
+        </m:r>
+        <m:d>
+          <m:dPr>
+            <m:ctrlPr>
+              <w:rPr>
+                <w:rFonts w:ascii="Cambria Math" w:eastAsiaTheme="minorEastAsia" w:hAnsi="Cambria Math"/>
+                <w:i/>
+                <w:sz w:val="24"/>
+                <w:szCs w:val="24"/>
+              </w:rPr>
+            </m:ctrlPr>
+          </m:dPr>
+          <m:e>
+            <m:sSub>
+              <m:sSubPr>
+                <m:ctrlPr>
+                  <w:rPr>
+                    <w:rFonts w:ascii="Cambria Math" w:eastAsiaTheme="minorEastAsia" w:hAnsi="Cambria Math"/>
+                    <w:i/>
+                    <w:sz w:val="24"/>
+                    <w:szCs w:val="24"/>
+                  </w:rPr>
+                </m:ctrlPr>
+              </m:sSubPr>
+              <m:e>
+                <m:r>
+                  <w:rPr>
+                    <w:rFonts w:ascii="Cambria Math" w:eastAsiaTheme="minorEastAsia" w:hAnsi="Cambria Math"/>
+                    <w:sz w:val="24"/>
+                    <w:szCs w:val="24"/>
+                  </w:rPr>
+                  <m:t>L</m:t>
+                </m:r>
+              </m:e>
+              <m:sub>
+                <m:r>
+                  <w:rPr>
+                    <w:rFonts w:ascii="Cambria Math" w:eastAsiaTheme="minorEastAsia" w:hAnsi="Cambria Math"/>
+                    <w:sz w:val="24"/>
+                    <w:szCs w:val="24"/>
+                  </w:rPr>
+                  <m:t>1</m:t>
+                </m:r>
+              </m:sub>
+            </m:sSub>
+            <m:sSub>
+              <m:sSubPr>
+                <m:ctrlPr>
+                  <w:rPr>
+                    <w:rFonts w:ascii="Cambria Math" w:eastAsiaTheme="minorEastAsia" w:hAnsi="Cambria Math"/>
+                    <w:i/>
+                    <w:sz w:val="24"/>
+                    <w:szCs w:val="24"/>
+                  </w:rPr>
+                </m:ctrlPr>
+              </m:sSubPr>
+              <m:e>
+                <m:r>
+                  <w:rPr>
+                    <w:rFonts w:ascii="Cambria Math" w:eastAsiaTheme="minorEastAsia" w:hAnsi="Cambria Math"/>
+                    <w:sz w:val="24"/>
+                    <w:szCs w:val="24"/>
+                  </w:rPr>
+                  <m:t>L</m:t>
+                </m:r>
+              </m:e>
+              <m:sub>
+                <m:r>
+                  <w:rPr>
+                    <w:rFonts w:ascii="Cambria Math" w:eastAsiaTheme="minorEastAsia" w:hAnsi="Cambria Math"/>
+                    <w:sz w:val="24"/>
+                    <w:szCs w:val="24"/>
+                  </w:rPr>
+                  <m:t>2</m:t>
+                </m:r>
+              </m:sub>
+            </m:sSub>
+          </m:e>
+        </m:d>
+        <m:r>
+          <w:rPr>
+            <w:rFonts w:ascii="Cambria Math" w:eastAsiaTheme="minorEastAsia" w:hAnsi="Cambria Math"/>
+            <w:sz w:val="24"/>
+            <w:szCs w:val="24"/>
+          </w:rPr>
+          <m:t>=</m:t>
+        </m:r>
+        <m:r>
+          <w:rPr>
+            <w:rFonts w:ascii="Cambria Math" w:eastAsiaTheme="minorEastAsia" w:hAnsi="Cambria Math"/>
+            <w:sz w:val="24"/>
+            <w:szCs w:val="24"/>
+          </w:rPr>
+          <m:t>h</m:t>
+        </m:r>
+        <m:d>
+          <m:dPr>
+            <m:ctrlPr>
+              <w:rPr>
+                <w:rFonts w:ascii="Cambria Math" w:eastAsiaTheme="minorEastAsia" w:hAnsi="Cambria Math"/>
+                <w:i/>
+                <w:sz w:val="24"/>
+                <w:szCs w:val="24"/>
+              </w:rPr>
+            </m:ctrlPr>
+          </m:dPr>
+          <m:e>
+            <m:sSub>
+              <m:sSubPr>
+                <m:ctrlPr>
+                  <w:rPr>
+                    <w:rFonts w:ascii="Cambria Math" w:eastAsiaTheme="minorEastAsia" w:hAnsi="Cambria Math"/>
+                    <w:i/>
+                    <w:sz w:val="24"/>
+                    <w:szCs w:val="24"/>
+                  </w:rPr>
+                </m:ctrlPr>
+              </m:sSubPr>
+              <m:e>
+                <m:r>
+                  <w:rPr>
+                    <w:rFonts w:ascii="Cambria Math" w:eastAsiaTheme="minorEastAsia" w:hAnsi="Cambria Math"/>
+                    <w:sz w:val="24"/>
+                    <w:szCs w:val="24"/>
+                  </w:rPr>
+                  <m:t>L</m:t>
+                </m:r>
+              </m:e>
+              <m:sub>
+                <m:r>
+                  <w:rPr>
+                    <w:rFonts w:ascii="Cambria Math" w:eastAsiaTheme="minorEastAsia" w:hAnsi="Cambria Math"/>
+                    <w:sz w:val="24"/>
+                    <w:szCs w:val="24"/>
+                  </w:rPr>
+                  <m:t>1</m:t>
+                </m:r>
+              </m:sub>
+            </m:sSub>
+          </m:e>
+        </m:d>
+        <m:r>
+          <w:rPr>
+            <w:rFonts w:ascii="Cambria Math" w:eastAsiaTheme="minorEastAsia" w:hAnsi="Cambria Math"/>
+            <w:sz w:val="24"/>
+            <w:szCs w:val="24"/>
+          </w:rPr>
+          <m:t>h</m:t>
+        </m:r>
+        <m:d>
+          <m:dPr>
+            <m:ctrlPr>
+              <w:rPr>
+                <w:rFonts w:ascii="Cambria Math" w:eastAsiaTheme="minorEastAsia" w:hAnsi="Cambria Math"/>
+                <w:i/>
+                <w:sz w:val="24"/>
+                <w:szCs w:val="24"/>
+              </w:rPr>
+            </m:ctrlPr>
+          </m:dPr>
+          <m:e>
+            <m:sSub>
+              <m:sSubPr>
+                <m:ctrlPr>
+                  <w:rPr>
+                    <w:rFonts w:ascii="Cambria Math" w:eastAsiaTheme="minorEastAsia" w:hAnsi="Cambria Math"/>
+                    <w:i/>
+                    <w:sz w:val="24"/>
+                    <w:szCs w:val="24"/>
+                  </w:rPr>
+                </m:ctrlPr>
+              </m:sSubPr>
+              <m:e>
+                <m:r>
+                  <w:rPr>
+                    <w:rFonts w:ascii="Cambria Math" w:eastAsiaTheme="minorEastAsia" w:hAnsi="Cambria Math"/>
+                    <w:sz w:val="24"/>
+                    <w:szCs w:val="24"/>
+                  </w:rPr>
+                  <m:t>L</m:t>
+                </m:r>
+              </m:e>
+              <m:sub>
+                <m:r>
+                  <w:rPr>
+                    <w:rFonts w:ascii="Cambria Math" w:eastAsiaTheme="minorEastAsia" w:hAnsi="Cambria Math"/>
+                    <w:sz w:val="24"/>
+                    <w:szCs w:val="24"/>
+                  </w:rPr>
+                  <m:t>2</m:t>
+                </m:r>
+              </m:sub>
+            </m:sSub>
+          </m:e>
+        </m:d>
+      </m:oMath>
+    </w:p>
+    <w:p>
+      <w:pPr>
+        <w:ind w:left="1440"/>
+        <w:rPr>
+          <w:rFonts w:eastAsiaTheme="minorEastAsia"/>
+          <w:sz w:val="24"/>
+          <w:szCs w:val="24"/>
+        </w:rPr>
+      </w:pPr>
+      <w:r>
+        <w:rPr>
+          <w:rFonts w:eastAsiaTheme="minorEastAsia"/>
+          <w:sz w:val="24"/>
+          <w:szCs w:val="24"/>
+        </w:rPr>
+        <w:t>C</w:t>
+      </w:r>
+      <w:r>
+        <w:rPr>
+          <w:rFonts w:eastAsiaTheme="minorEastAsia"/>
+          <w:sz w:val="24"/>
+          <w:szCs w:val="24"/>
+        </w:rPr>
+        <w:t xml:space="preserve">onversely, let </w:t>
+      </w:r>
+      <m:oMath>
+        <m:r>
+          <w:rPr>
+            <w:rFonts w:ascii="Cambria Math" w:eastAsiaTheme="minorEastAsia" w:hAnsi="Cambria Math"/>
+            <w:sz w:val="24"/>
+            <w:szCs w:val="24"/>
+          </w:rPr>
+          <m:t>ω∈</m:t>
+        </m:r>
+        <m:r>
+          <w:rPr>
+            <w:rFonts w:ascii="Cambria Math" w:eastAsiaTheme="minorEastAsia" w:hAnsi="Cambria Math"/>
+            <w:sz w:val="24"/>
+            <w:szCs w:val="24"/>
+          </w:rPr>
+          <m:t>h</m:t>
+        </m:r>
+        <m:d>
+          <m:dPr>
+            <m:ctrlPr>
+              <w:rPr>
+                <w:rFonts w:ascii="Cambria Math" w:eastAsiaTheme="minorEastAsia" w:hAnsi="Cambria Math"/>
+                <w:i/>
+                <w:sz w:val="24"/>
+                <w:szCs w:val="24"/>
+              </w:rPr>
+            </m:ctrlPr>
+          </m:dPr>
+          <m:e>
+            <m:sSub>
+              <m:sSubPr>
+                <m:ctrlPr>
+                  <w:rPr>
+                    <w:rFonts w:ascii="Cambria Math" w:eastAsiaTheme="minorEastAsia" w:hAnsi="Cambria Math"/>
+                    <w:i/>
+                    <w:sz w:val="24"/>
+                    <w:szCs w:val="24"/>
+                  </w:rPr>
+                </m:ctrlPr>
+              </m:sSubPr>
+              <m:e>
+                <m:r>
+                  <w:rPr>
+                    <w:rFonts w:ascii="Cambria Math" w:eastAsiaTheme="minorEastAsia" w:hAnsi="Cambria Math"/>
+                    <w:sz w:val="24"/>
+                    <w:szCs w:val="24"/>
+                  </w:rPr>
+                  <m:t>L</m:t>
+                </m:r>
+              </m:e>
+              <m:sub>
+                <m:r>
+                  <w:rPr>
+                    <w:rFonts w:ascii="Cambria Math" w:eastAsiaTheme="minorEastAsia" w:hAnsi="Cambria Math"/>
+                    <w:sz w:val="24"/>
+                    <w:szCs w:val="24"/>
+                  </w:rPr>
+                  <m:t>1</m:t>
+                </m:r>
+              </m:sub>
+            </m:sSub>
+          </m:e>
+        </m:d>
+        <m:r>
+          <w:rPr>
+            <w:rFonts w:ascii="Cambria Math" w:eastAsiaTheme="minorEastAsia" w:hAnsi="Cambria Math"/>
+            <w:sz w:val="24"/>
+            <w:szCs w:val="24"/>
+          </w:rPr>
+          <m:t>h</m:t>
+        </m:r>
+        <m:d>
+          <m:dPr>
+            <m:ctrlPr>
+              <w:rPr>
+                <w:rFonts w:ascii="Cambria Math" w:eastAsiaTheme="minorEastAsia" w:hAnsi="Cambria Math"/>
+                <w:i/>
+                <w:sz w:val="24"/>
+                <w:szCs w:val="24"/>
+              </w:rPr>
+            </m:ctrlPr>
+          </m:dPr>
+          <m:e>
+            <m:sSub>
+              <m:sSubPr>
+                <m:ctrlPr>
+                  <w:rPr>
+                    <w:rFonts w:ascii="Cambria Math" w:eastAsiaTheme="minorEastAsia" w:hAnsi="Cambria Math"/>
+                    <w:i/>
+                    <w:sz w:val="24"/>
+                    <w:szCs w:val="24"/>
+                  </w:rPr>
+                </m:ctrlPr>
+              </m:sSubPr>
+              <m:e>
+                <m:r>
+                  <w:rPr>
+                    <w:rFonts w:ascii="Cambria Math" w:eastAsiaTheme="minorEastAsia" w:hAnsi="Cambria Math"/>
+                    <w:sz w:val="24"/>
+                    <w:szCs w:val="24"/>
+                  </w:rPr>
+                  <m:t>L</m:t>
+                </m:r>
+              </m:e>
+              <m:sub>
+                <m:r>
+                  <w:rPr>
+                    <w:rFonts w:ascii="Cambria Math" w:eastAsiaTheme="minorEastAsia" w:hAnsi="Cambria Math"/>
+                    <w:sz w:val="24"/>
+                    <w:szCs w:val="24"/>
+                  </w:rPr>
+                  <m:t>2</m:t>
+                </m:r>
+              </m:sub>
+            </m:sSub>
+          </m:e>
+        </m:d>
+      </m:oMath>
+      <w:r>
+        <w:rPr>
+          <w:rFonts w:eastAsiaTheme="minorEastAsia"/>
+          <w:sz w:val="24"/>
+          <w:szCs w:val="24"/>
+        </w:rPr>
+        <w:t>.</w:t>
+      </w:r>
+    </w:p>
+    <w:p>
+      <w:pPr>
+        <w:ind w:left="1440"/>
+        <w:rPr>
+          <w:rFonts w:eastAsiaTheme="minorEastAsia"/>
+          <w:sz w:val="24"/>
+          <w:szCs w:val="24"/>
+        </w:rPr>
+      </w:pPr>
+      <w:r>
+        <w:rPr>
+          <w:rFonts w:eastAsiaTheme="minorEastAsia"/>
+          <w:sz w:val="24"/>
+          <w:szCs w:val="24"/>
+        </w:rPr>
+        <w:t>T</w:t>
+      </w:r>
+      <w:r>
+        <w:rPr>
+          <w:rFonts w:eastAsiaTheme="minorEastAsia"/>
+          <w:sz w:val="24"/>
+          <w:szCs w:val="24"/>
+        </w:rPr>
+        <w:t xml:space="preserve">hen </w:t>
+      </w:r>
+      <m:oMath>
+        <m:r>
+          <w:rPr>
+            <w:rFonts w:ascii="Cambria Math" w:eastAsiaTheme="minorEastAsia" w:hAnsi="Cambria Math"/>
+            <w:sz w:val="24"/>
+            <w:szCs w:val="24"/>
+          </w:rPr>
+          <m:t>ω=</m:t>
+        </m:r>
+        <m:r>
+          <w:rPr>
+            <w:rFonts w:ascii="Cambria Math" w:eastAsiaTheme="minorEastAsia" w:hAnsi="Cambria Math"/>
+            <w:sz w:val="24"/>
+            <w:szCs w:val="24"/>
+          </w:rPr>
+          <m:t>uv</m:t>
+        </m:r>
+      </m:oMath>
+      <w:r>
+        <w:rPr>
+          <w:rFonts w:eastAsiaTheme="minorEastAsia"/>
+          <w:sz w:val="24"/>
+          <w:szCs w:val="24"/>
+        </w:rPr>
+        <w:t xml:space="preserve">, where </w:t>
+      </w:r>
+      <m:oMath>
+        <m:r>
+          <w:rPr>
+            <w:rFonts w:ascii="Cambria Math" w:eastAsiaTheme="minorEastAsia" w:hAnsi="Cambria Math"/>
+            <w:sz w:val="24"/>
+            <w:szCs w:val="24"/>
+          </w:rPr>
+          <m:t>u</m:t>
+        </m:r>
+        <m:r>
+          <w:rPr>
+            <w:rFonts w:ascii="Cambria Math" w:eastAsiaTheme="minorEastAsia" w:hAnsi="Cambria Math"/>
+            <w:sz w:val="24"/>
+            <w:szCs w:val="24"/>
+          </w:rPr>
+          <m:t>∈</m:t>
+        </m:r>
+        <m:r>
+          <w:rPr>
+            <w:rFonts w:ascii="Cambria Math" w:eastAsiaTheme="minorEastAsia" w:hAnsi="Cambria Math"/>
+            <w:sz w:val="24"/>
+            <w:szCs w:val="24"/>
+          </w:rPr>
+          <m:t>h</m:t>
+        </m:r>
+        <m:d>
+          <m:dPr>
+            <m:ctrlPr>
+              <w:rPr>
+                <w:rFonts w:ascii="Cambria Math" w:eastAsiaTheme="minorEastAsia" w:hAnsi="Cambria Math"/>
+                <w:i/>
+                <w:sz w:val="24"/>
+                <w:szCs w:val="24"/>
+              </w:rPr>
+            </m:ctrlPr>
+          </m:dPr>
+          <m:e>
+            <m:sSub>
+              <m:sSubPr>
+                <m:ctrlPr>
+                  <w:rPr>
+                    <w:rFonts w:ascii="Cambria Math" w:eastAsiaTheme="minorEastAsia" w:hAnsi="Cambria Math"/>
+                    <w:i/>
+                    <w:sz w:val="24"/>
+                    <w:szCs w:val="24"/>
+                  </w:rPr>
+                </m:ctrlPr>
+              </m:sSubPr>
+              <m:e>
+                <m:r>
+                  <w:rPr>
+                    <w:rFonts w:ascii="Cambria Math" w:eastAsiaTheme="minorEastAsia" w:hAnsi="Cambria Math"/>
+                    <w:sz w:val="24"/>
+                    <w:szCs w:val="24"/>
+                  </w:rPr>
+                  <m:t>L</m:t>
+                </m:r>
+              </m:e>
+              <m:sub>
+                <m:r>
+                  <w:rPr>
+                    <w:rFonts w:ascii="Cambria Math" w:eastAsiaTheme="minorEastAsia" w:hAnsi="Cambria Math"/>
+                    <w:sz w:val="24"/>
+                    <w:szCs w:val="24"/>
+                  </w:rPr>
+                  <m:t>1</m:t>
+                </m:r>
+              </m:sub>
+            </m:sSub>
+          </m:e>
+        </m:d>
+      </m:oMath>
+      <w:r>
+        <w:rPr>
+          <w:rFonts w:eastAsiaTheme="minorEastAsia"/>
+          <w:sz w:val="24"/>
+          <w:szCs w:val="24"/>
+        </w:rPr>
+        <w:t xml:space="preserve"> and </w:t>
+      </w:r>
+      <m:oMath>
+        <m:r>
+          <w:rPr>
+            <w:rFonts w:ascii="Cambria Math" w:eastAsiaTheme="minorEastAsia" w:hAnsi="Cambria Math"/>
+            <w:sz w:val="24"/>
+            <w:szCs w:val="24"/>
+          </w:rPr>
+          <m:t>v</m:t>
+        </m:r>
+        <m:r>
+          <w:rPr>
+            <w:rFonts w:ascii="Cambria Math" w:eastAsiaTheme="minorEastAsia" w:hAnsi="Cambria Math"/>
+            <w:sz w:val="24"/>
+            <w:szCs w:val="24"/>
+          </w:rPr>
+          <m:t>∈</m:t>
+        </m:r>
+        <m:r>
+          <w:rPr>
+            <w:rFonts w:ascii="Cambria Math" w:eastAsiaTheme="minorEastAsia" w:hAnsi="Cambria Math"/>
+            <w:sz w:val="24"/>
+            <w:szCs w:val="24"/>
+          </w:rPr>
+          <m:t>h</m:t>
+        </m:r>
+        <m:d>
+          <m:dPr>
+            <m:ctrlPr>
+              <w:rPr>
+                <w:rFonts w:ascii="Cambria Math" w:eastAsiaTheme="minorEastAsia" w:hAnsi="Cambria Math"/>
+                <w:i/>
+                <w:sz w:val="24"/>
+                <w:szCs w:val="24"/>
+              </w:rPr>
+            </m:ctrlPr>
+          </m:dPr>
+          <m:e>
+            <m:sSub>
+              <m:sSubPr>
+                <m:ctrlPr>
+                  <w:rPr>
+                    <w:rFonts w:ascii="Cambria Math" w:eastAsiaTheme="minorEastAsia" w:hAnsi="Cambria Math"/>
+                    <w:i/>
+                    <w:sz w:val="24"/>
+                    <w:szCs w:val="24"/>
+                  </w:rPr>
+                </m:ctrlPr>
+              </m:sSubPr>
+              <m:e>
+                <m:r>
+                  <w:rPr>
+                    <w:rFonts w:ascii="Cambria Math" w:eastAsiaTheme="minorEastAsia" w:hAnsi="Cambria Math"/>
+                    <w:sz w:val="24"/>
+                    <w:szCs w:val="24"/>
+                  </w:rPr>
+                  <m:t>L</m:t>
+                </m:r>
+              </m:e>
+              <m:sub>
+                <m:r>
+                  <w:rPr>
+                    <w:rFonts w:ascii="Cambria Math" w:eastAsiaTheme="minorEastAsia" w:hAnsi="Cambria Math"/>
+                    <w:sz w:val="24"/>
+                    <w:szCs w:val="24"/>
+                  </w:rPr>
+                  <m:t>2</m:t>
+                </m:r>
+              </m:sub>
+            </m:sSub>
+          </m:e>
+        </m:d>
+      </m:oMath>
+      <w:r>
+        <w:rPr>
+          <w:rFonts w:eastAsiaTheme="minorEastAsia"/>
+          <w:sz w:val="24"/>
+          <w:szCs w:val="24"/>
+        </w:rPr>
+        <w:t>.</w:t>
+      </w:r>
+    </w:p>
+    <w:p>
+      <w:pPr>
+        <w:ind w:left="1440"/>
+        <w:rPr>
+          <w:rFonts w:eastAsiaTheme="minorEastAsia"/>
+          <w:sz w:val="24"/>
+          <w:szCs w:val="24"/>
+        </w:rPr>
+      </w:pPr>
+      <w:r>
+        <w:rPr>
+          <w:rFonts w:eastAsiaTheme="minorEastAsia"/>
+          <w:sz w:val="24"/>
+          <w:szCs w:val="24"/>
+        </w:rPr>
+        <w:t>T</w:t>
+      </w:r>
+      <w:r>
+        <w:rPr>
+          <w:rFonts w:eastAsiaTheme="minorEastAsia"/>
+          <w:sz w:val="24"/>
+          <w:szCs w:val="24"/>
+        </w:rPr>
+        <w:t xml:space="preserve">herefore, there is a string </w:t>
+      </w:r>
+      <m:oMath>
+        <m:r>
+          <w:rPr>
+            <w:rFonts w:ascii="Cambria Math" w:eastAsiaTheme="minorEastAsia" w:hAnsi="Cambria Math"/>
+            <w:sz w:val="24"/>
+            <w:szCs w:val="24"/>
+          </w:rPr>
+          <m:t>y</m:t>
+        </m:r>
+        <m:r>
+          <w:rPr>
+            <w:rFonts w:ascii="Cambria Math" w:eastAsiaTheme="minorEastAsia" w:hAnsi="Cambria Math"/>
+            <w:sz w:val="24"/>
+            <w:szCs w:val="24"/>
+          </w:rPr>
+          <m:t>∈</m:t>
+        </m:r>
+        <m:sSub>
+          <m:sSubPr>
+            <m:ctrlPr>
+              <w:rPr>
+                <w:rFonts w:ascii="Cambria Math" w:eastAsiaTheme="minorEastAsia" w:hAnsi="Cambria Math"/>
+                <w:i/>
+                <w:sz w:val="24"/>
+                <w:szCs w:val="24"/>
+              </w:rPr>
+            </m:ctrlPr>
+          </m:sSubPr>
+          <m:e>
+            <m:r>
+              <w:rPr>
+                <w:rFonts w:ascii="Cambria Math" w:eastAsiaTheme="minorEastAsia" w:hAnsi="Cambria Math"/>
+                <w:sz w:val="24"/>
+                <w:szCs w:val="24"/>
+              </w:rPr>
+              <m:t>L</m:t>
+            </m:r>
+          </m:e>
+          <m:sub>
+            <m:r>
+              <w:rPr>
+                <w:rFonts w:ascii="Cambria Math" w:eastAsiaTheme="minorEastAsia" w:hAnsi="Cambria Math"/>
+                <w:sz w:val="24"/>
+                <w:szCs w:val="24"/>
+              </w:rPr>
+              <m:t>1</m:t>
+            </m:r>
+          </m:sub>
+        </m:sSub>
+      </m:oMath>
+      <w:r>
+        <w:rPr>
+          <w:rFonts w:eastAsiaTheme="minorEastAsia"/>
+          <w:sz w:val="24"/>
+          <w:szCs w:val="24"/>
+        </w:rPr>
+        <w:t xml:space="preserve">, such that </w:t>
+      </w:r>
+      <m:oMath>
+        <m:r>
+          <w:rPr>
+            <w:rFonts w:ascii="Cambria Math" w:eastAsiaTheme="minorEastAsia" w:hAnsi="Cambria Math"/>
+            <w:sz w:val="24"/>
+            <w:szCs w:val="24"/>
+          </w:rPr>
+          <m:t>h</m:t>
+        </m:r>
+        <m:d>
+          <m:dPr>
+            <m:ctrlPr>
+              <w:rPr>
+                <w:rFonts w:ascii="Cambria Math" w:eastAsiaTheme="minorEastAsia" w:hAnsi="Cambria Math"/>
+                <w:i/>
+                <w:sz w:val="24"/>
+                <w:szCs w:val="24"/>
+              </w:rPr>
+            </m:ctrlPr>
+          </m:dPr>
+          <m:e>
+            <m:r>
+              <w:rPr>
+                <w:rFonts w:ascii="Cambria Math" w:eastAsiaTheme="minorEastAsia" w:hAnsi="Cambria Math"/>
+                <w:sz w:val="24"/>
+                <w:szCs w:val="24"/>
+              </w:rPr>
+              <m:t>y</m:t>
+            </m:r>
+          </m:e>
+        </m:d>
+        <m:r>
+          <w:rPr>
+            <w:rFonts w:ascii="Cambria Math" w:eastAsiaTheme="minorEastAsia" w:hAnsi="Cambria Math"/>
+            <w:sz w:val="24"/>
+            <w:szCs w:val="24"/>
+          </w:rPr>
+          <m:t>=</m:t>
+        </m:r>
+        <m:r>
+          <w:rPr>
+            <w:rFonts w:ascii="Cambria Math" w:eastAsiaTheme="minorEastAsia" w:hAnsi="Cambria Math"/>
+            <w:sz w:val="24"/>
+            <w:szCs w:val="24"/>
+          </w:rPr>
+          <m:t>u</m:t>
+        </m:r>
+      </m:oMath>
+      <w:r>
+        <w:rPr>
+          <w:rFonts w:eastAsiaTheme="minorEastAsia"/>
+          <w:sz w:val="24"/>
+          <w:szCs w:val="24"/>
+        </w:rPr>
+        <w:t xml:space="preserve">, and a string </w:t>
+      </w:r>
+      <m:oMath>
+        <m:r>
+          <w:rPr>
+            <w:rFonts w:ascii="Cambria Math" w:eastAsiaTheme="minorEastAsia" w:hAnsi="Cambria Math"/>
+            <w:sz w:val="24"/>
+            <w:szCs w:val="24"/>
+          </w:rPr>
+          <m:t>z</m:t>
+        </m:r>
+        <m:r>
+          <w:rPr>
+            <w:rFonts w:ascii="Cambria Math" w:eastAsiaTheme="minorEastAsia" w:hAnsi="Cambria Math"/>
+            <w:sz w:val="24"/>
+            <w:szCs w:val="24"/>
+          </w:rPr>
+          <m:t>∈</m:t>
+        </m:r>
+        <m:sSub>
+          <m:sSubPr>
+            <m:ctrlPr>
+              <w:rPr>
+                <w:rFonts w:ascii="Cambria Math" w:eastAsiaTheme="minorEastAsia" w:hAnsi="Cambria Math"/>
+                <w:i/>
+                <w:sz w:val="24"/>
+                <w:szCs w:val="24"/>
+              </w:rPr>
+            </m:ctrlPr>
+          </m:sSubPr>
+          <m:e>
+            <m:r>
+              <w:rPr>
+                <w:rFonts w:ascii="Cambria Math" w:eastAsiaTheme="minorEastAsia" w:hAnsi="Cambria Math"/>
+                <w:sz w:val="24"/>
+                <w:szCs w:val="24"/>
+              </w:rPr>
+              <m:t>L</m:t>
+            </m:r>
+          </m:e>
+          <m:sub>
+            <m:r>
+              <w:rPr>
+                <w:rFonts w:ascii="Cambria Math" w:eastAsiaTheme="minorEastAsia" w:hAnsi="Cambria Math"/>
+                <w:sz w:val="24"/>
+                <w:szCs w:val="24"/>
+              </w:rPr>
+              <m:t>2</m:t>
+            </m:r>
+          </m:sub>
+        </m:sSub>
+      </m:oMath>
+      <w:r>
+        <w:rPr>
+          <w:rFonts w:eastAsiaTheme="minorEastAsia"/>
+          <w:sz w:val="24"/>
+          <w:szCs w:val="24"/>
+        </w:rPr>
+        <w:t xml:space="preserve">, such that </w:t>
+      </w:r>
+      <m:oMath>
+        <m:r>
+          <w:rPr>
+            <w:rFonts w:ascii="Cambria Math" w:eastAsiaTheme="minorEastAsia" w:hAnsi="Cambria Math"/>
+            <w:sz w:val="24"/>
+            <w:szCs w:val="24"/>
+          </w:rPr>
+          <m:t>h</m:t>
+        </m:r>
+        <m:d>
+          <m:dPr>
+            <m:ctrlPr>
+              <w:rPr>
+                <w:rFonts w:ascii="Cambria Math" w:eastAsiaTheme="minorEastAsia" w:hAnsi="Cambria Math"/>
+                <w:i/>
+                <w:sz w:val="24"/>
+                <w:szCs w:val="24"/>
+              </w:rPr>
+            </m:ctrlPr>
+          </m:dPr>
+          <m:e>
+            <m:r>
+              <w:rPr>
+                <w:rFonts w:ascii="Cambria Math" w:eastAsiaTheme="minorEastAsia" w:hAnsi="Cambria Math"/>
+                <w:sz w:val="24"/>
+                <w:szCs w:val="24"/>
+              </w:rPr>
+              <m:t>z</m:t>
+            </m:r>
+          </m:e>
+        </m:d>
+        <m:r>
+          <w:rPr>
+            <w:rFonts w:ascii="Cambria Math" w:eastAsiaTheme="minorEastAsia" w:hAnsi="Cambria Math"/>
+            <w:sz w:val="24"/>
+            <w:szCs w:val="24"/>
+          </w:rPr>
+          <m:t>=</m:t>
+        </m:r>
+        <m:r>
+          <w:rPr>
+            <w:rFonts w:ascii="Cambria Math" w:eastAsiaTheme="minorEastAsia" w:hAnsi="Cambria Math"/>
+            <w:sz w:val="24"/>
+            <w:szCs w:val="24"/>
+          </w:rPr>
+          <m:t>v</m:t>
+        </m:r>
+      </m:oMath>
+      <w:r>
+        <w:rPr>
+          <w:rFonts w:eastAsiaTheme="minorEastAsia"/>
+          <w:sz w:val="24"/>
+          <w:szCs w:val="24"/>
+        </w:rPr>
+        <w:t>.</w:t>
+      </w:r>
+    </w:p>
+    <w:p>
+      <w:pPr>
+        <w:ind w:left="1440"/>
+        <w:rPr>
+          <w:rFonts w:eastAsiaTheme="minorEastAsia"/>
+          <w:sz w:val="24"/>
+          <w:szCs w:val="24"/>
+        </w:rPr>
+      </w:pPr>
+      <w:r>
+        <w:rPr>
+          <w:rFonts w:eastAsiaTheme="minorEastAsia"/>
+          <w:sz w:val="24"/>
+          <w:szCs w:val="24"/>
+        </w:rPr>
+        <w:t>T</w:t>
+      </w:r>
+      <w:r>
+        <w:rPr>
+          <w:rFonts w:eastAsiaTheme="minorEastAsia"/>
+          <w:sz w:val="24"/>
+          <w:szCs w:val="24"/>
+        </w:rPr>
+        <w:t xml:space="preserve">hus </w:t>
+      </w:r>
+      <m:oMath>
+        <m:r>
+          <w:rPr>
+            <w:rFonts w:ascii="Cambria Math" w:eastAsiaTheme="minorEastAsia" w:hAnsi="Cambria Math"/>
+            <w:sz w:val="24"/>
+            <w:szCs w:val="24"/>
+          </w:rPr>
+          <m:t>ω=</m:t>
+        </m:r>
+        <m:r>
+          <w:rPr>
+            <w:rFonts w:ascii="Cambria Math" w:eastAsiaTheme="minorEastAsia" w:hAnsi="Cambria Math"/>
+            <w:sz w:val="24"/>
+            <w:szCs w:val="24"/>
+          </w:rPr>
+          <m:t>h</m:t>
+        </m:r>
+        <m:d>
+          <m:dPr>
+            <m:ctrlPr>
+              <w:rPr>
+                <w:rFonts w:ascii="Cambria Math" w:eastAsiaTheme="minorEastAsia" w:hAnsi="Cambria Math"/>
+                <w:i/>
+                <w:sz w:val="24"/>
+                <w:szCs w:val="24"/>
+              </w:rPr>
+            </m:ctrlPr>
+          </m:dPr>
+          <m:e>
+            <m:r>
+              <w:rPr>
+                <w:rFonts w:ascii="Cambria Math" w:eastAsiaTheme="minorEastAsia" w:hAnsi="Cambria Math"/>
+                <w:sz w:val="24"/>
+                <w:szCs w:val="24"/>
+              </w:rPr>
+              <m:t>y</m:t>
+            </m:r>
+          </m:e>
+        </m:d>
+        <m:r>
+          <w:rPr>
+            <w:rFonts w:ascii="Cambria Math" w:eastAsiaTheme="minorEastAsia" w:hAnsi="Cambria Math"/>
+            <w:sz w:val="24"/>
+            <w:szCs w:val="24"/>
+          </w:rPr>
+          <m:t>h</m:t>
+        </m:r>
+        <m:d>
+          <m:dPr>
+            <m:ctrlPr>
+              <w:rPr>
+                <w:rFonts w:ascii="Cambria Math" w:eastAsiaTheme="minorEastAsia" w:hAnsi="Cambria Math"/>
+                <w:i/>
+                <w:sz w:val="24"/>
+                <w:szCs w:val="24"/>
+              </w:rPr>
+            </m:ctrlPr>
+          </m:dPr>
+          <m:e>
+            <m:r>
+              <w:rPr>
+                <w:rFonts w:ascii="Cambria Math" w:eastAsiaTheme="minorEastAsia" w:hAnsi="Cambria Math"/>
+                <w:sz w:val="24"/>
+                <w:szCs w:val="24"/>
+              </w:rPr>
+              <m:t>z</m:t>
+            </m:r>
+          </m:e>
+        </m:d>
+        <m:r>
+          <w:rPr>
+            <w:rFonts w:ascii="Cambria Math" w:eastAsiaTheme="minorEastAsia" w:hAnsi="Cambria Math"/>
+            <w:sz w:val="24"/>
+            <w:szCs w:val="24"/>
+          </w:rPr>
+          <m:t>=</m:t>
+        </m:r>
+        <m:r>
+          <w:rPr>
+            <w:rFonts w:ascii="Cambria Math" w:eastAsiaTheme="minorEastAsia" w:hAnsi="Cambria Math"/>
+            <w:sz w:val="24"/>
+            <w:szCs w:val="24"/>
+          </w:rPr>
+          <m:t>h(yz)</m:t>
+        </m:r>
+      </m:oMath>
+      <w:r>
+        <w:rPr>
+          <w:rFonts w:eastAsiaTheme="minorEastAsia"/>
+          <w:sz w:val="24"/>
+          <w:szCs w:val="24"/>
+        </w:rPr>
+        <w:t>.</w:t>
+      </w:r>
+    </w:p>
+    <w:p>
+      <w:pPr>
+        <w:ind w:left="1440"/>
+        <w:rPr>
+          <w:rFonts w:eastAsiaTheme="minorEastAsia"/>
+          <w:sz w:val="24"/>
+          <w:szCs w:val="24"/>
+        </w:rPr>
+      </w:pPr>
+      <w:r>
+        <w:rPr>
+          <w:rFonts w:eastAsiaTheme="minorEastAsia"/>
+          <w:sz w:val="24"/>
+          <w:szCs w:val="24"/>
+        </w:rPr>
+        <w:t>S</w:t>
+      </w:r>
+      <w:r>
+        <w:rPr>
+          <w:rFonts w:eastAsiaTheme="minorEastAsia"/>
+          <w:sz w:val="24"/>
+          <w:szCs w:val="24"/>
+        </w:rPr>
+        <w:t xml:space="preserve">ince </w:t>
+      </w:r>
+      <m:oMath>
+        <m:r>
+          <w:rPr>
+            <w:rFonts w:ascii="Cambria Math" w:eastAsiaTheme="minorEastAsia" w:hAnsi="Cambria Math"/>
+            <w:sz w:val="24"/>
+            <w:szCs w:val="24"/>
+          </w:rPr>
+          <m:t>y</m:t>
+        </m:r>
+        <m:r>
+          <w:rPr>
+            <w:rFonts w:ascii="Cambria Math" w:eastAsiaTheme="minorEastAsia" w:hAnsi="Cambria Math"/>
+            <w:sz w:val="24"/>
+            <w:szCs w:val="24"/>
+          </w:rPr>
+          <m:t>∈</m:t>
+        </m:r>
+        <m:sSub>
+          <m:sSubPr>
+            <m:ctrlPr>
+              <w:rPr>
+                <w:rFonts w:ascii="Cambria Math" w:eastAsiaTheme="minorEastAsia" w:hAnsi="Cambria Math"/>
+                <w:i/>
+                <w:sz w:val="24"/>
+                <w:szCs w:val="24"/>
+              </w:rPr>
+            </m:ctrlPr>
+          </m:sSubPr>
+          <m:e>
+            <m:r>
+              <w:rPr>
+                <w:rFonts w:ascii="Cambria Math" w:eastAsiaTheme="minorEastAsia" w:hAnsi="Cambria Math"/>
+                <w:sz w:val="24"/>
+                <w:szCs w:val="24"/>
+              </w:rPr>
+              <m:t>L</m:t>
+            </m:r>
+          </m:e>
+          <m:sub>
+            <m:r>
+              <w:rPr>
+                <w:rFonts w:ascii="Cambria Math" w:eastAsiaTheme="minorEastAsia" w:hAnsi="Cambria Math"/>
+                <w:sz w:val="24"/>
+                <w:szCs w:val="24"/>
+              </w:rPr>
+              <m:t>1</m:t>
+            </m:r>
+          </m:sub>
+        </m:sSub>
+      </m:oMath>
+      <w:r>
+        <w:rPr>
+          <w:rFonts w:eastAsiaTheme="minorEastAsia"/>
+          <w:sz w:val="24"/>
+          <w:szCs w:val="24"/>
+        </w:rPr>
+        <w:t xml:space="preserve">, and </w:t>
+      </w:r>
+      <m:oMath>
+        <m:r>
+          <w:rPr>
+            <w:rFonts w:ascii="Cambria Math" w:eastAsiaTheme="minorEastAsia" w:hAnsi="Cambria Math"/>
+            <w:sz w:val="24"/>
+            <w:szCs w:val="24"/>
+          </w:rPr>
+          <m:t>z</m:t>
+        </m:r>
+        <m:r>
+          <w:rPr>
+            <w:rFonts w:ascii="Cambria Math" w:eastAsiaTheme="minorEastAsia" w:hAnsi="Cambria Math"/>
+            <w:sz w:val="24"/>
+            <w:szCs w:val="24"/>
+          </w:rPr>
+          <m:t>∈</m:t>
+        </m:r>
+        <m:sSub>
+          <m:sSubPr>
+            <m:ctrlPr>
+              <w:rPr>
+                <w:rFonts w:ascii="Cambria Math" w:eastAsiaTheme="minorEastAsia" w:hAnsi="Cambria Math"/>
+                <w:i/>
+                <w:sz w:val="24"/>
+                <w:szCs w:val="24"/>
+              </w:rPr>
+            </m:ctrlPr>
+          </m:sSubPr>
+          <m:e>
+            <m:r>
+              <w:rPr>
+                <w:rFonts w:ascii="Cambria Math" w:eastAsiaTheme="minorEastAsia" w:hAnsi="Cambria Math"/>
+                <w:sz w:val="24"/>
+                <w:szCs w:val="24"/>
+              </w:rPr>
+              <m:t>L</m:t>
+            </m:r>
+          </m:e>
+          <m:sub>
+            <m:r>
+              <w:rPr>
+                <w:rFonts w:ascii="Cambria Math" w:eastAsiaTheme="minorEastAsia" w:hAnsi="Cambria Math"/>
+                <w:sz w:val="24"/>
+                <w:szCs w:val="24"/>
+              </w:rPr>
+              <m:t>2</m:t>
+            </m:r>
+          </m:sub>
+        </m:sSub>
+      </m:oMath>
+      <w:r>
+        <w:rPr>
+          <w:rFonts w:eastAsiaTheme="minorEastAsia"/>
+          <w:sz w:val="24"/>
+          <w:szCs w:val="24"/>
+        </w:rPr>
+        <w:t xml:space="preserve">, </w:t>
+      </w:r>
+      <m:oMath>
+        <m:r>
+          <w:rPr>
+            <w:rFonts w:ascii="Cambria Math" w:eastAsiaTheme="minorEastAsia" w:hAnsi="Cambria Math"/>
+            <w:sz w:val="24"/>
+            <w:szCs w:val="24"/>
+          </w:rPr>
+          <m:t>yz</m:t>
+        </m:r>
+        <m:r>
+          <w:rPr>
+            <w:rFonts w:ascii="Cambria Math" w:eastAsiaTheme="minorEastAsia" w:hAnsi="Cambria Math"/>
+            <w:sz w:val="24"/>
+            <w:szCs w:val="24"/>
+          </w:rPr>
+          <m:t>∈</m:t>
+        </m:r>
+        <m:sSub>
+          <m:sSubPr>
+            <m:ctrlPr>
+              <w:rPr>
+                <w:rFonts w:ascii="Cambria Math" w:eastAsiaTheme="minorEastAsia" w:hAnsi="Cambria Math"/>
+                <w:i/>
+                <w:sz w:val="24"/>
+                <w:szCs w:val="24"/>
+              </w:rPr>
+            </m:ctrlPr>
+          </m:sSubPr>
+          <m:e>
+            <m:r>
+              <w:rPr>
+                <w:rFonts w:ascii="Cambria Math" w:eastAsiaTheme="minorEastAsia" w:hAnsi="Cambria Math"/>
+                <w:sz w:val="24"/>
+                <w:szCs w:val="24"/>
+              </w:rPr>
+              <m:t>L</m:t>
+            </m:r>
+          </m:e>
+          <m:sub>
+            <m:r>
+              <w:rPr>
+                <w:rFonts w:ascii="Cambria Math" w:eastAsiaTheme="minorEastAsia" w:hAnsi="Cambria Math"/>
+                <w:sz w:val="24"/>
+                <w:szCs w:val="24"/>
+              </w:rPr>
+              <m:t>1</m:t>
+            </m:r>
+          </m:sub>
+        </m:sSub>
+        <m:sSub>
+          <m:sSubPr>
+            <m:ctrlPr>
+              <w:rPr>
+                <w:rFonts w:ascii="Cambria Math" w:eastAsiaTheme="minorEastAsia" w:hAnsi="Cambria Math"/>
+                <w:i/>
+                <w:sz w:val="24"/>
+                <w:szCs w:val="24"/>
+              </w:rPr>
+            </m:ctrlPr>
+          </m:sSubPr>
+          <m:e>
+            <m:r>
+              <w:rPr>
+                <w:rFonts w:ascii="Cambria Math" w:eastAsiaTheme="minorEastAsia" w:hAnsi="Cambria Math"/>
+                <w:sz w:val="24"/>
+                <w:szCs w:val="24"/>
+              </w:rPr>
+              <m:t>L</m:t>
+            </m:r>
+          </m:e>
+          <m:sub>
+            <m:r>
+              <w:rPr>
+                <w:rFonts w:ascii="Cambria Math" w:eastAsiaTheme="minorEastAsia" w:hAnsi="Cambria Math"/>
+                <w:sz w:val="24"/>
+                <w:szCs w:val="24"/>
+              </w:rPr>
+              <m:t>2</m:t>
+            </m:r>
+          </m:sub>
+        </m:sSub>
+      </m:oMath>
+      <w:r>
+        <w:rPr>
+          <w:rFonts w:eastAsiaTheme="minorEastAsia"/>
+          <w:sz w:val="24"/>
+          <w:szCs w:val="24"/>
+        </w:rPr>
+        <w:t>.</w:t>
+      </w:r>
+      <w:r>
+        <w:rPr>
+          <w:rFonts w:eastAsiaTheme="minorEastAsia"/>
+          <w:sz w:val="24"/>
+          <w:szCs w:val="24"/>
+        </w:rPr>
+        <w:t xml:space="preserve"> Thus </w:t>
+      </w:r>
+      <m:oMath>
+        <m:r>
+          <w:rPr>
+            <w:rFonts w:ascii="Cambria Math" w:eastAsiaTheme="minorEastAsia" w:hAnsi="Cambria Math"/>
+            <w:sz w:val="24"/>
+            <w:szCs w:val="24"/>
+          </w:rPr>
+          <m:t>ω=h</m:t>
+        </m:r>
+        <m:d>
+          <m:dPr>
+            <m:ctrlPr>
+              <w:rPr>
+                <w:rFonts w:ascii="Cambria Math" w:eastAsiaTheme="minorEastAsia" w:hAnsi="Cambria Math"/>
+                <w:i/>
+                <w:sz w:val="24"/>
+                <w:szCs w:val="24"/>
+              </w:rPr>
+            </m:ctrlPr>
+          </m:dPr>
+          <m:e>
+            <m:r>
+              <w:rPr>
+                <w:rFonts w:ascii="Cambria Math" w:eastAsiaTheme="minorEastAsia" w:hAnsi="Cambria Math"/>
+                <w:sz w:val="24"/>
+                <w:szCs w:val="24"/>
+              </w:rPr>
+              <m:t>yz</m:t>
+            </m:r>
+          </m:e>
+        </m:d>
+        <m:r>
+          <w:rPr>
+            <w:rFonts w:ascii="Cambria Math" w:eastAsiaTheme="minorEastAsia" w:hAnsi="Cambria Math"/>
+            <w:sz w:val="24"/>
+            <w:szCs w:val="24"/>
+          </w:rPr>
+          <m:t>∈h(</m:t>
+        </m:r>
+        <m:sSub>
+          <m:sSubPr>
+            <m:ctrlPr>
+              <w:rPr>
+                <w:rFonts w:ascii="Cambria Math" w:eastAsiaTheme="minorEastAsia" w:hAnsi="Cambria Math"/>
+                <w:i/>
+                <w:sz w:val="24"/>
+                <w:szCs w:val="24"/>
+              </w:rPr>
+            </m:ctrlPr>
+          </m:sSubPr>
+          <m:e>
+            <m:r>
+              <w:rPr>
+                <w:rFonts w:ascii="Cambria Math" w:eastAsiaTheme="minorEastAsia" w:hAnsi="Cambria Math"/>
+                <w:sz w:val="24"/>
+                <w:szCs w:val="24"/>
+              </w:rPr>
+              <m:t>L</m:t>
+            </m:r>
+          </m:e>
+          <m:sub>
+            <m:r>
+              <w:rPr>
+                <w:rFonts w:ascii="Cambria Math" w:eastAsiaTheme="minorEastAsia" w:hAnsi="Cambria Math"/>
+                <w:sz w:val="24"/>
+                <w:szCs w:val="24"/>
+              </w:rPr>
+              <m:t>1</m:t>
+            </m:r>
+          </m:sub>
+        </m:sSub>
+        <m:sSub>
+          <m:sSubPr>
+            <m:ctrlPr>
+              <w:rPr>
+                <w:rFonts w:ascii="Cambria Math" w:eastAsiaTheme="minorEastAsia" w:hAnsi="Cambria Math"/>
+                <w:i/>
+                <w:sz w:val="24"/>
+                <w:szCs w:val="24"/>
+              </w:rPr>
+            </m:ctrlPr>
+          </m:sSubPr>
+          <m:e>
+            <m:r>
+              <w:rPr>
+                <w:rFonts w:ascii="Cambria Math" w:eastAsiaTheme="minorEastAsia" w:hAnsi="Cambria Math"/>
+                <w:sz w:val="24"/>
+                <w:szCs w:val="24"/>
+              </w:rPr>
+              <m:t>L</m:t>
+            </m:r>
+          </m:e>
+          <m:sub>
+            <m:r>
+              <w:rPr>
+                <w:rFonts w:ascii="Cambria Math" w:eastAsiaTheme="minorEastAsia" w:hAnsi="Cambria Math"/>
+                <w:sz w:val="24"/>
+                <w:szCs w:val="24"/>
+              </w:rPr>
+              <m:t>2</m:t>
+            </m:r>
+          </m:sub>
+        </m:sSub>
+        <m:r>
+          <w:rPr>
+            <w:rFonts w:ascii="Cambria Math" w:eastAsiaTheme="minorEastAsia" w:hAnsi="Cambria Math"/>
+            <w:sz w:val="24"/>
+            <w:szCs w:val="24"/>
+          </w:rPr>
+          <m:t>)</m:t>
+        </m:r>
+      </m:oMath>
+      <w:r>
+        <w:rPr>
+          <w:rFonts w:eastAsiaTheme="minorEastAsia"/>
+          <w:sz w:val="24"/>
+          <w:szCs w:val="24"/>
+        </w:rPr>
+        <w:t>.</w:t>
+      </w:r>
+    </w:p>
+    <w:p>
+      <w:pPr>
+        <w:ind w:left="1440"/>
+        <w:rPr>
+          <w:rFonts w:eastAsiaTheme="minorEastAsia"/>
+          <w:sz w:val="24"/>
+          <w:szCs w:val="24"/>
+        </w:rPr>
+      </w:pPr>
+      <w:r>
+        <w:rPr>
+          <w:rFonts w:eastAsiaTheme="minorEastAsia"/>
+          <w:sz w:val="24"/>
+          <w:szCs w:val="24"/>
+        </w:rPr>
+        <w:t>T</w:t>
+      </w:r>
+      <w:r>
+        <w:rPr>
+          <w:rFonts w:eastAsiaTheme="minorEastAsia"/>
+          <w:sz w:val="24"/>
+          <w:szCs w:val="24"/>
+        </w:rPr>
+        <w:t>herefore</w:t>
+      </w:r>
+      <w:r>
+        <w:rPr>
+          <w:rFonts w:eastAsiaTheme="minorEastAsia"/>
+          <w:sz w:val="24"/>
+          <w:szCs w:val="24"/>
+        </w:rPr>
+        <w:t>,</w:t>
+      </w:r>
+      <w:r>
+        <w:rPr>
+          <w:rFonts w:eastAsiaTheme="minorEastAsia"/>
+          <w:sz w:val="24"/>
+          <w:szCs w:val="24"/>
+        </w:rPr>
+        <w:t xml:space="preserve"> </w:t>
+      </w:r>
+      <m:oMath>
+        <m:r>
+          <w:rPr>
+            <w:rFonts w:ascii="Cambria Math" w:eastAsiaTheme="minorEastAsia" w:hAnsi="Cambria Math"/>
+            <w:sz w:val="24"/>
+            <w:szCs w:val="24"/>
+          </w:rPr>
+          <m:t>h</m:t>
+        </m:r>
+        <m:d>
+          <m:dPr>
+            <m:ctrlPr>
+              <w:rPr>
+                <w:rFonts w:ascii="Cambria Math" w:eastAsiaTheme="minorEastAsia" w:hAnsi="Cambria Math"/>
+                <w:i/>
+                <w:sz w:val="24"/>
+                <w:szCs w:val="24"/>
+              </w:rPr>
+            </m:ctrlPr>
+          </m:dPr>
+          <m:e>
+            <m:sSub>
+              <m:sSubPr>
+                <m:ctrlPr>
+                  <w:rPr>
+                    <w:rFonts w:ascii="Cambria Math" w:eastAsiaTheme="minorEastAsia" w:hAnsi="Cambria Math"/>
+                    <w:i/>
+                    <w:sz w:val="24"/>
+                    <w:szCs w:val="24"/>
+                  </w:rPr>
+                </m:ctrlPr>
+              </m:sSubPr>
+              <m:e>
+                <m:r>
+                  <w:rPr>
+                    <w:rFonts w:ascii="Cambria Math" w:eastAsiaTheme="minorEastAsia" w:hAnsi="Cambria Math"/>
+                    <w:sz w:val="24"/>
+                    <w:szCs w:val="24"/>
+                  </w:rPr>
+                  <m:t>L</m:t>
+                </m:r>
+              </m:e>
+              <m:sub>
+                <m:r>
+                  <w:rPr>
+                    <w:rFonts w:ascii="Cambria Math" w:eastAsiaTheme="minorEastAsia" w:hAnsi="Cambria Math"/>
+                    <w:sz w:val="24"/>
+                    <w:szCs w:val="24"/>
+                  </w:rPr>
+                  <m:t>1</m:t>
+                </m:r>
+              </m:sub>
+            </m:sSub>
+            <m:sSub>
+              <m:sSubPr>
+                <m:ctrlPr>
+                  <w:rPr>
+                    <w:rFonts w:ascii="Cambria Math" w:eastAsiaTheme="minorEastAsia" w:hAnsi="Cambria Math"/>
+                    <w:i/>
+                    <w:sz w:val="24"/>
+                    <w:szCs w:val="24"/>
+                  </w:rPr>
+                </m:ctrlPr>
+              </m:sSubPr>
+              <m:e>
+                <m:r>
+                  <w:rPr>
+                    <w:rFonts w:ascii="Cambria Math" w:eastAsiaTheme="minorEastAsia" w:hAnsi="Cambria Math"/>
+                    <w:sz w:val="24"/>
+                    <w:szCs w:val="24"/>
+                  </w:rPr>
+                  <m:t>L</m:t>
+                </m:r>
+              </m:e>
+              <m:sub>
+                <m:r>
+                  <w:rPr>
+                    <w:rFonts w:ascii="Cambria Math" w:eastAsiaTheme="minorEastAsia" w:hAnsi="Cambria Math"/>
+                    <w:sz w:val="24"/>
+                    <w:szCs w:val="24"/>
+                  </w:rPr>
+                  <m:t>2</m:t>
+                </m:r>
+              </m:sub>
+            </m:sSub>
+          </m:e>
+        </m:d>
+        <m:r>
+          <w:rPr>
+            <w:rFonts w:ascii="Cambria Math" w:eastAsiaTheme="minorEastAsia" w:hAnsi="Cambria Math"/>
+            <w:sz w:val="24"/>
+            <w:szCs w:val="24"/>
+          </w:rPr>
+          <m:t>=</m:t>
+        </m:r>
+        <m:r>
+          <w:rPr>
+            <w:rFonts w:ascii="Cambria Math" w:eastAsiaTheme="minorEastAsia" w:hAnsi="Cambria Math"/>
+            <w:sz w:val="24"/>
+            <w:szCs w:val="24"/>
+          </w:rPr>
+          <m:t>h</m:t>
+        </m:r>
+        <m:d>
+          <m:dPr>
+            <m:ctrlPr>
+              <w:rPr>
+                <w:rFonts w:ascii="Cambria Math" w:eastAsiaTheme="minorEastAsia" w:hAnsi="Cambria Math"/>
+                <w:i/>
+                <w:sz w:val="24"/>
+                <w:szCs w:val="24"/>
+              </w:rPr>
+            </m:ctrlPr>
+          </m:dPr>
+          <m:e>
+            <m:sSub>
+              <m:sSubPr>
+                <m:ctrlPr>
+                  <w:rPr>
+                    <w:rFonts w:ascii="Cambria Math" w:eastAsiaTheme="minorEastAsia" w:hAnsi="Cambria Math"/>
+                    <w:i/>
+                    <w:sz w:val="24"/>
+                    <w:szCs w:val="24"/>
+                  </w:rPr>
+                </m:ctrlPr>
+              </m:sSubPr>
+              <m:e>
+                <m:r>
+                  <w:rPr>
+                    <w:rFonts w:ascii="Cambria Math" w:eastAsiaTheme="minorEastAsia" w:hAnsi="Cambria Math"/>
+                    <w:sz w:val="24"/>
+                    <w:szCs w:val="24"/>
+                  </w:rPr>
+                  <m:t>L</m:t>
+                </m:r>
+              </m:e>
+              <m:sub>
+                <m:r>
+                  <w:rPr>
+                    <w:rFonts w:ascii="Cambria Math" w:eastAsiaTheme="minorEastAsia" w:hAnsi="Cambria Math"/>
+                    <w:sz w:val="24"/>
+                    <w:szCs w:val="24"/>
+                  </w:rPr>
+                  <m:t>1</m:t>
+                </m:r>
+              </m:sub>
+            </m:sSub>
+          </m:e>
+        </m:d>
+        <m:r>
+          <w:rPr>
+            <w:rFonts w:ascii="Cambria Math" w:eastAsiaTheme="minorEastAsia" w:hAnsi="Cambria Math"/>
+            <w:sz w:val="24"/>
+            <w:szCs w:val="24"/>
+          </w:rPr>
+          <m:t>h</m:t>
+        </m:r>
+        <m:d>
+          <m:dPr>
+            <m:ctrlPr>
+              <w:rPr>
+                <w:rFonts w:ascii="Cambria Math" w:eastAsiaTheme="minorEastAsia" w:hAnsi="Cambria Math"/>
+                <w:i/>
+                <w:sz w:val="24"/>
+                <w:szCs w:val="24"/>
+              </w:rPr>
+            </m:ctrlPr>
+          </m:dPr>
+          <m:e>
+            <m:sSub>
+              <m:sSubPr>
+                <m:ctrlPr>
+                  <w:rPr>
+                    <w:rFonts w:ascii="Cambria Math" w:eastAsiaTheme="minorEastAsia" w:hAnsi="Cambria Math"/>
+                    <w:i/>
+                    <w:sz w:val="24"/>
+                    <w:szCs w:val="24"/>
+                  </w:rPr>
+                </m:ctrlPr>
+              </m:sSubPr>
+              <m:e>
+                <m:r>
+                  <w:rPr>
+                    <w:rFonts w:ascii="Cambria Math" w:eastAsiaTheme="minorEastAsia" w:hAnsi="Cambria Math"/>
+                    <w:sz w:val="24"/>
+                    <w:szCs w:val="24"/>
+                  </w:rPr>
+                  <m:t>L</m:t>
+                </m:r>
+              </m:e>
+              <m:sub>
+                <m:r>
+                  <w:rPr>
+                    <w:rFonts w:ascii="Cambria Math" w:eastAsiaTheme="minorEastAsia" w:hAnsi="Cambria Math"/>
+                    <w:sz w:val="24"/>
+                    <w:szCs w:val="24"/>
+                  </w:rPr>
+                  <m:t>2</m:t>
+                </m:r>
+              </m:sub>
+            </m:sSub>
+          </m:e>
+        </m:d>
+      </m:oMath>
+      <w:r>
+        <w:rPr>
+          <w:rFonts w:eastAsiaTheme="minorEastAsia"/>
+          <w:sz w:val="24"/>
+          <w:szCs w:val="24"/>
+        </w:rPr>
+        <w:t>.</w:t>
       </w:r>
     </w:p>
     <w:p>
@@ -4840,6 +11970,7 @@
           <w:sz w:val="24"/>
           <w:szCs w:val="24"/>
         </w:rPr>
+        <w:lastRenderedPageBreak/>
         <w:t xml:space="preserve">If </w:t>
       </w:r>
       <m:oMath>
@@ -4977,8 +12108,1980 @@
     </w:p>
     <w:p>
       <w:pPr>
-        <w:ind w:left="630"/>
+        <w:rPr>
+          <w:b/>
+          <w:sz w:val="24"/>
+          <w:szCs w:val="24"/>
+        </w:rPr>
       </w:pPr>
+    </w:p>
+    <w:p>
+      <w:pPr>
+        <w:ind w:left="1440"/>
+        <w:rPr>
+          <w:rFonts w:eastAsiaTheme="minorEastAsia"/>
+          <w:sz w:val="24"/>
+          <w:szCs w:val="24"/>
+        </w:rPr>
+      </w:pPr>
+      <w:r>
+        <w:rPr>
+          <w:bCs/>
+          <w:sz w:val="24"/>
+          <w:szCs w:val="24"/>
+        </w:rPr>
+        <w:t xml:space="preserve">If </w:t>
+      </w:r>
+      <m:oMath>
+        <m:r>
+          <w:rPr>
+            <w:rFonts w:ascii="Cambria Math" w:eastAsiaTheme="minorEastAsia" w:hAnsi="Cambria Math"/>
+            <w:sz w:val="24"/>
+            <w:szCs w:val="24"/>
+          </w:rPr>
+          <m:t>L</m:t>
+        </m:r>
+      </m:oMath>
+      <w:r>
+        <w:rPr>
+          <w:rFonts w:eastAsiaTheme="minorEastAsia"/>
+          <w:sz w:val="24"/>
+          <w:szCs w:val="24"/>
+        </w:rPr>
+        <w:t xml:space="preserve"> is a regular language, then there exists some DFA that recognizes </w:t>
+      </w:r>
+      <m:oMath>
+        <m:r>
+          <w:rPr>
+            <w:rFonts w:ascii="Cambria Math" w:eastAsiaTheme="minorEastAsia" w:hAnsi="Cambria Math"/>
+            <w:sz w:val="24"/>
+            <w:szCs w:val="24"/>
+          </w:rPr>
+          <m:t>L</m:t>
+        </m:r>
+      </m:oMath>
+      <w:r>
+        <w:rPr>
+          <w:rFonts w:eastAsiaTheme="minorEastAsia"/>
+          <w:sz w:val="24"/>
+          <w:szCs w:val="24"/>
+        </w:rPr>
+        <w:t xml:space="preserve">. </w:t>
+      </w:r>
+      <w:r>
+        <w:rPr>
+          <w:rFonts w:eastAsiaTheme="minorEastAsia"/>
+          <w:sz w:val="24"/>
+          <w:szCs w:val="24"/>
+        </w:rPr>
+        <w:t xml:space="preserve">Suppose the DFA is expressed as </w:t>
+      </w:r>
+      <m:oMath>
+        <m:r>
+          <w:rPr>
+            <w:rFonts w:ascii="Cambria Math" w:eastAsiaTheme="minorEastAsia" w:hAnsi="Cambria Math"/>
+            <w:sz w:val="24"/>
+            <w:szCs w:val="24"/>
+          </w:rPr>
+          <m:t>M=</m:t>
+        </m:r>
+        <m:d>
+          <m:dPr>
+            <m:ctrlPr>
+              <w:rPr>
+                <w:rFonts w:ascii="Cambria Math" w:eastAsiaTheme="minorEastAsia" w:hAnsi="Cambria Math"/>
+                <w:i/>
+                <w:sz w:val="24"/>
+                <w:szCs w:val="24"/>
+              </w:rPr>
+            </m:ctrlPr>
+          </m:dPr>
+          <m:e>
+            <m:r>
+              <w:rPr>
+                <w:rFonts w:ascii="Cambria Math" w:eastAsiaTheme="minorEastAsia" w:hAnsi="Cambria Math"/>
+                <w:sz w:val="24"/>
+                <w:szCs w:val="24"/>
+              </w:rPr>
+              <m:t>Q</m:t>
+            </m:r>
+            <m:r>
+              <w:rPr>
+                <w:rFonts w:ascii="Cambria Math" w:eastAsiaTheme="minorEastAsia" w:hAnsi="Cambria Math"/>
+                <w:sz w:val="24"/>
+                <w:szCs w:val="24"/>
+              </w:rPr>
+              <m:t>,</m:t>
+            </m:r>
+            <m:r>
+              <m:rPr>
+                <m:sty m:val="p"/>
+              </m:rPr>
+              <w:rPr>
+                <w:rFonts w:ascii="Cambria Math" w:eastAsiaTheme="minorEastAsia" w:hAnsi="Cambria Math"/>
+                <w:sz w:val="24"/>
+                <w:szCs w:val="24"/>
+              </w:rPr>
+              <m:t>Σ</m:t>
+            </m:r>
+            <m:r>
+              <w:rPr>
+                <w:rFonts w:ascii="Cambria Math" w:eastAsiaTheme="minorEastAsia" w:hAnsi="Cambria Math"/>
+                <w:sz w:val="24"/>
+                <w:szCs w:val="24"/>
+              </w:rPr>
+              <m:t>,δ,</m:t>
+            </m:r>
+            <m:sSub>
+              <m:sSubPr>
+                <m:ctrlPr>
+                  <w:rPr>
+                    <w:rFonts w:ascii="Cambria Math" w:eastAsiaTheme="minorEastAsia" w:hAnsi="Cambria Math"/>
+                    <w:i/>
+                    <w:sz w:val="24"/>
+                    <w:szCs w:val="24"/>
+                  </w:rPr>
+                </m:ctrlPr>
+              </m:sSubPr>
+              <m:e>
+                <m:r>
+                  <w:rPr>
+                    <w:rFonts w:ascii="Cambria Math" w:eastAsiaTheme="minorEastAsia" w:hAnsi="Cambria Math"/>
+                    <w:sz w:val="24"/>
+                    <w:szCs w:val="24"/>
+                  </w:rPr>
+                  <m:t>q</m:t>
+                </m:r>
+              </m:e>
+              <m:sub>
+                <m:r>
+                  <w:rPr>
+                    <w:rFonts w:ascii="Cambria Math" w:eastAsiaTheme="minorEastAsia" w:hAnsi="Cambria Math"/>
+                    <w:sz w:val="24"/>
+                    <w:szCs w:val="24"/>
+                  </w:rPr>
+                  <m:t>0</m:t>
+                </m:r>
+              </m:sub>
+            </m:sSub>
+            <m:r>
+              <w:rPr>
+                <w:rFonts w:ascii="Cambria Math" w:eastAsiaTheme="minorEastAsia" w:hAnsi="Cambria Math"/>
+                <w:sz w:val="24"/>
+                <w:szCs w:val="24"/>
+              </w:rPr>
+              <m:t>,F</m:t>
+            </m:r>
+          </m:e>
+        </m:d>
+      </m:oMath>
+      <w:r>
+        <w:rPr>
+          <w:rFonts w:eastAsiaTheme="minorEastAsia"/>
+          <w:sz w:val="24"/>
+          <w:szCs w:val="24"/>
+        </w:rPr>
+        <w:t xml:space="preserve"> where </w:t>
+      </w:r>
+      <m:oMath>
+        <m:r>
+          <w:rPr>
+            <w:rFonts w:ascii="Cambria Math" w:eastAsiaTheme="minorEastAsia" w:hAnsi="Cambria Math"/>
+            <w:sz w:val="24"/>
+            <w:szCs w:val="24"/>
+          </w:rPr>
+          <m:t>L</m:t>
+        </m:r>
+        <m:d>
+          <m:dPr>
+            <m:ctrlPr>
+              <w:rPr>
+                <w:rFonts w:ascii="Cambria Math" w:eastAsiaTheme="minorEastAsia" w:hAnsi="Cambria Math"/>
+                <w:i/>
+                <w:sz w:val="24"/>
+                <w:szCs w:val="24"/>
+              </w:rPr>
+            </m:ctrlPr>
+          </m:dPr>
+          <m:e>
+            <m:r>
+              <w:rPr>
+                <w:rFonts w:ascii="Cambria Math" w:eastAsiaTheme="minorEastAsia" w:hAnsi="Cambria Math"/>
+                <w:sz w:val="24"/>
+                <w:szCs w:val="24"/>
+              </w:rPr>
+              <m:t>M</m:t>
+            </m:r>
+          </m:e>
+        </m:d>
+      </m:oMath>
+      <w:r>
+        <w:rPr>
+          <w:rFonts w:eastAsiaTheme="minorEastAsia"/>
+          <w:sz w:val="24"/>
+          <w:szCs w:val="24"/>
+        </w:rPr>
+        <w:t xml:space="preserve">. A new automaton </w:t>
+      </w:r>
+      <m:oMath>
+        <m:sSub>
+          <m:sSubPr>
+            <m:ctrlPr>
+              <w:rPr>
+                <w:rFonts w:ascii="Cambria Math" w:eastAsiaTheme="minorEastAsia" w:hAnsi="Cambria Math"/>
+                <w:i/>
+                <w:sz w:val="24"/>
+                <w:szCs w:val="24"/>
+              </w:rPr>
+            </m:ctrlPr>
+          </m:sSubPr>
+          <m:e>
+            <m:r>
+              <w:rPr>
+                <w:rFonts w:ascii="Cambria Math" w:eastAsiaTheme="minorEastAsia" w:hAnsi="Cambria Math"/>
+                <w:sz w:val="24"/>
+                <w:szCs w:val="24"/>
+              </w:rPr>
+              <m:t>M</m:t>
+            </m:r>
+          </m:e>
+          <m:sub>
+            <m:r>
+              <w:rPr>
+                <w:rFonts w:ascii="Cambria Math" w:eastAsiaTheme="minorEastAsia" w:hAnsi="Cambria Math"/>
+                <w:sz w:val="24"/>
+                <w:szCs w:val="24"/>
+              </w:rPr>
+              <m:t>1</m:t>
+            </m:r>
+          </m:sub>
+        </m:sSub>
+      </m:oMath>
+      <w:r>
+        <w:rPr>
+          <w:rFonts w:eastAsiaTheme="minorEastAsia"/>
+          <w:sz w:val="24"/>
+          <w:szCs w:val="24"/>
+        </w:rPr>
+        <w:t xml:space="preserve"> can be constructed to recognize </w:t>
+      </w:r>
+      <m:oMath>
+        <m:sSub>
+          <m:sSubPr>
+            <m:ctrlPr>
+              <w:rPr>
+                <w:rFonts w:ascii="Cambria Math" w:eastAsiaTheme="minorEastAsia" w:hAnsi="Cambria Math"/>
+                <w:i/>
+                <w:sz w:val="24"/>
+                <w:szCs w:val="24"/>
+              </w:rPr>
+            </m:ctrlPr>
+          </m:sSubPr>
+          <m:e>
+            <m:r>
+              <w:rPr>
+                <w:rFonts w:ascii="Cambria Math" w:eastAsiaTheme="minorEastAsia" w:hAnsi="Cambria Math"/>
+                <w:sz w:val="24"/>
+                <w:szCs w:val="24"/>
+              </w:rPr>
+              <m:t>L</m:t>
+            </m:r>
+          </m:e>
+          <m:sub>
+            <m:r>
+              <w:rPr>
+                <w:rFonts w:ascii="Cambria Math" w:eastAsiaTheme="minorEastAsia" w:hAnsi="Cambria Math"/>
+                <w:sz w:val="24"/>
+                <w:szCs w:val="24"/>
+              </w:rPr>
+              <m:t>1</m:t>
+            </m:r>
+          </m:sub>
+        </m:sSub>
+      </m:oMath>
+      <w:r>
+        <w:rPr>
+          <w:rFonts w:eastAsiaTheme="minorEastAsia"/>
+          <w:sz w:val="24"/>
+          <w:szCs w:val="24"/>
+        </w:rPr>
+        <w:t xml:space="preserve"> as </w:t>
+      </w:r>
+      <w:proofErr w:type="spellStart"/>
+      <w:r>
+        <w:rPr>
+          <w:rFonts w:eastAsiaTheme="minorEastAsia"/>
+          <w:sz w:val="24"/>
+          <w:szCs w:val="24"/>
+        </w:rPr>
+        <w:t xml:space="preserve">follows. </w:t>
+      </w:r>
+      <w:proofErr w:type="spellEnd"/>
+      <w:r>
+        <w:rPr>
+          <w:rFonts w:eastAsiaTheme="minorEastAsia"/>
+          <w:sz w:val="24"/>
+          <w:szCs w:val="24"/>
+        </w:rPr>
+        <w:t>Add transitions to each final state that will produce a new state</w:t>
+      </w:r>
+      <w:r>
+        <w:rPr>
+          <w:rFonts w:eastAsiaTheme="minorEastAsia"/>
+          <w:sz w:val="24"/>
+          <w:szCs w:val="24"/>
+        </w:rPr>
+        <w:t xml:space="preserve"> </w:t>
+      </w:r>
+      <m:oMath>
+        <m:sSub>
+          <m:sSubPr>
+            <m:ctrlPr>
+              <w:rPr>
+                <w:rFonts w:ascii="Cambria Math" w:eastAsiaTheme="minorEastAsia" w:hAnsi="Cambria Math"/>
+                <w:i/>
+                <w:sz w:val="24"/>
+                <w:szCs w:val="24"/>
+              </w:rPr>
+            </m:ctrlPr>
+          </m:sSubPr>
+          <m:e>
+            <m:r>
+              <w:rPr>
+                <w:rFonts w:ascii="Cambria Math" w:eastAsiaTheme="minorEastAsia" w:hAnsi="Cambria Math"/>
+                <w:sz w:val="24"/>
+                <w:szCs w:val="24"/>
+              </w:rPr>
+              <m:t>q</m:t>
+            </m:r>
+          </m:e>
+          <m:sub>
+            <m:r>
+              <w:rPr>
+                <w:rFonts w:ascii="Cambria Math" w:eastAsiaTheme="minorEastAsia" w:hAnsi="Cambria Math"/>
+                <w:sz w:val="24"/>
+                <w:szCs w:val="24"/>
+              </w:rPr>
+              <m:t>1</m:t>
+            </m:r>
+          </m:sub>
+        </m:sSub>
+      </m:oMath>
+      <w:r>
+        <w:rPr>
+          <w:rFonts w:eastAsiaTheme="minorEastAsia"/>
+          <w:sz w:val="24"/>
+          <w:szCs w:val="24"/>
+        </w:rPr>
+        <w:t xml:space="preserve"> for any input </w:t>
+      </w:r>
+      <w:r>
+        <w:rPr>
+          <w:rFonts w:eastAsiaTheme="minorEastAsia"/>
+          <w:sz w:val="24"/>
+          <w:szCs w:val="24"/>
+        </w:rPr>
+        <w:t>symbol</w:t>
+      </w:r>
+      <w:r>
+        <w:rPr>
+          <w:rFonts w:eastAsiaTheme="minorEastAsia"/>
+          <w:sz w:val="24"/>
+          <w:szCs w:val="24"/>
+        </w:rPr>
+        <w:t>:</w:t>
+      </w:r>
+    </w:p>
+    <w:p>
+      <w:pPr>
+        <w:ind w:left="1440"/>
+        <w:rPr>
+          <w:rFonts w:eastAsiaTheme="minorEastAsia"/>
+          <w:bCs/>
+          <w:sz w:val="24"/>
+          <w:szCs w:val="24"/>
+        </w:rPr>
+      </w:pPr>
+      <m:oMathPara>
+        <m:oMath>
+          <m:sSub>
+            <m:sSubPr>
+              <m:ctrlPr>
+                <w:rPr>
+                  <w:rFonts w:ascii="Cambria Math" w:hAnsi="Cambria Math"/>
+                  <w:bCs/>
+                  <w:i/>
+                  <w:sz w:val="24"/>
+                  <w:szCs w:val="24"/>
+                </w:rPr>
+              </m:ctrlPr>
+            </m:sSubPr>
+            <m:e>
+              <m:r>
+                <w:rPr>
+                  <w:rFonts w:ascii="Cambria Math" w:hAnsi="Cambria Math"/>
+                  <w:sz w:val="24"/>
+                  <w:szCs w:val="24"/>
+                </w:rPr>
+                <m:t>δ</m:t>
+              </m:r>
+            </m:e>
+            <m:sub>
+              <m:r>
+                <w:rPr>
+                  <w:rFonts w:ascii="Cambria Math" w:hAnsi="Cambria Math"/>
+                  <w:sz w:val="24"/>
+                  <w:szCs w:val="24"/>
+                </w:rPr>
+                <m:t>1</m:t>
+              </m:r>
+            </m:sub>
+          </m:sSub>
+          <m:d>
+            <m:dPr>
+              <m:ctrlPr>
+                <w:rPr>
+                  <w:rFonts w:ascii="Cambria Math" w:hAnsi="Cambria Math"/>
+                  <w:bCs/>
+                  <w:i/>
+                  <w:sz w:val="24"/>
+                  <w:szCs w:val="24"/>
+                </w:rPr>
+              </m:ctrlPr>
+            </m:dPr>
+            <m:e>
+              <m:r>
+                <w:rPr>
+                  <w:rFonts w:ascii="Cambria Math" w:hAnsi="Cambria Math"/>
+                  <w:sz w:val="24"/>
+                  <w:szCs w:val="24"/>
+                </w:rPr>
+                <m:t>q∈F,</m:t>
+              </m:r>
+              <m:r>
+                <m:rPr>
+                  <m:sty m:val="p"/>
+                </m:rPr>
+                <w:rPr>
+                  <w:rFonts w:ascii="Cambria Math" w:hAnsi="Cambria Math"/>
+                  <w:sz w:val="24"/>
+                  <w:szCs w:val="24"/>
+                </w:rPr>
+                <m:t>Σ</m:t>
+              </m:r>
+            </m:e>
+          </m:d>
+          <m:r>
+            <w:rPr>
+              <w:rFonts w:ascii="Cambria Math" w:eastAsiaTheme="minorEastAsia" w:hAnsi="Cambria Math"/>
+              <w:sz w:val="24"/>
+              <w:szCs w:val="24"/>
+            </w:rPr>
+            <m:t>=</m:t>
+          </m:r>
+          <m:sSub>
+            <m:sSubPr>
+              <m:ctrlPr>
+                <w:rPr>
+                  <w:rFonts w:ascii="Cambria Math" w:eastAsiaTheme="minorEastAsia" w:hAnsi="Cambria Math"/>
+                  <w:bCs/>
+                  <w:i/>
+                  <w:sz w:val="24"/>
+                  <w:szCs w:val="24"/>
+                </w:rPr>
+              </m:ctrlPr>
+            </m:sSubPr>
+            <m:e>
+              <m:r>
+                <w:rPr>
+                  <w:rFonts w:ascii="Cambria Math" w:eastAsiaTheme="minorEastAsia" w:hAnsi="Cambria Math"/>
+                  <w:sz w:val="24"/>
+                  <w:szCs w:val="24"/>
+                </w:rPr>
+                <m:t>q</m:t>
+              </m:r>
+            </m:e>
+            <m:sub>
+              <m:r>
+                <w:rPr>
+                  <w:rFonts w:ascii="Cambria Math" w:eastAsiaTheme="minorEastAsia" w:hAnsi="Cambria Math"/>
+                  <w:sz w:val="24"/>
+                  <w:szCs w:val="24"/>
+                </w:rPr>
+                <m:t>1</m:t>
+              </m:r>
+            </m:sub>
+          </m:sSub>
+        </m:oMath>
+      </m:oMathPara>
+    </w:p>
+    <w:p>
+      <w:pPr>
+        <w:ind w:left="1440"/>
+        <w:rPr>
+          <w:rFonts w:eastAsiaTheme="minorEastAsia"/>
+          <w:bCs/>
+          <w:sz w:val="24"/>
+          <w:szCs w:val="24"/>
+        </w:rPr>
+      </w:pPr>
+      <w:r>
+        <w:rPr>
+          <w:rFonts w:eastAsiaTheme="minorEastAsia"/>
+          <w:bCs/>
+          <w:sz w:val="24"/>
+          <w:szCs w:val="24"/>
+        </w:rPr>
+        <w:t xml:space="preserve">Also add transitions from </w:t>
+      </w:r>
+      <m:oMath>
+        <m:sSub>
+          <m:sSubPr>
+            <m:ctrlPr>
+              <w:rPr>
+                <w:rFonts w:ascii="Cambria Math" w:eastAsiaTheme="minorEastAsia" w:hAnsi="Cambria Math"/>
+                <w:bCs/>
+                <w:i/>
+                <w:sz w:val="24"/>
+                <w:szCs w:val="24"/>
+              </w:rPr>
+            </m:ctrlPr>
+          </m:sSubPr>
+          <m:e>
+            <m:r>
+              <w:rPr>
+                <w:rFonts w:ascii="Cambria Math" w:eastAsiaTheme="minorEastAsia" w:hAnsi="Cambria Math"/>
+                <w:sz w:val="24"/>
+                <w:szCs w:val="24"/>
+              </w:rPr>
+              <m:t>q</m:t>
+            </m:r>
+          </m:e>
+          <m:sub>
+            <m:r>
+              <w:rPr>
+                <w:rFonts w:ascii="Cambria Math" w:eastAsiaTheme="minorEastAsia" w:hAnsi="Cambria Math"/>
+                <w:sz w:val="24"/>
+                <w:szCs w:val="24"/>
+              </w:rPr>
+              <m:t>1</m:t>
+            </m:r>
+          </m:sub>
+        </m:sSub>
+      </m:oMath>
+      <w:r>
+        <w:rPr>
+          <w:rFonts w:eastAsiaTheme="minorEastAsia"/>
+          <w:bCs/>
+          <w:sz w:val="24"/>
+          <w:szCs w:val="24"/>
+        </w:rPr>
+        <w:t xml:space="preserve"> to a new final state </w:t>
+      </w:r>
+      <m:oMath>
+        <m:sSub>
+          <m:sSubPr>
+            <m:ctrlPr>
+              <w:rPr>
+                <w:rFonts w:ascii="Cambria Math" w:eastAsiaTheme="minorEastAsia" w:hAnsi="Cambria Math"/>
+                <w:bCs/>
+                <w:i/>
+                <w:sz w:val="24"/>
+                <w:szCs w:val="24"/>
+              </w:rPr>
+            </m:ctrlPr>
+          </m:sSubPr>
+          <m:e>
+            <m:r>
+              <w:rPr>
+                <w:rFonts w:ascii="Cambria Math" w:eastAsiaTheme="minorEastAsia" w:hAnsi="Cambria Math"/>
+                <w:sz w:val="24"/>
+                <w:szCs w:val="24"/>
+              </w:rPr>
+              <m:t>q</m:t>
+            </m:r>
+          </m:e>
+          <m:sub>
+            <m:r>
+              <w:rPr>
+                <w:rFonts w:ascii="Cambria Math" w:eastAsiaTheme="minorEastAsia" w:hAnsi="Cambria Math"/>
+                <w:sz w:val="24"/>
+                <w:szCs w:val="24"/>
+              </w:rPr>
+              <m:t>f</m:t>
+            </m:r>
+          </m:sub>
+        </m:sSub>
+      </m:oMath>
+      <w:r>
+        <w:rPr>
+          <w:rFonts w:eastAsiaTheme="minorEastAsia"/>
+          <w:bCs/>
+          <w:sz w:val="24"/>
+          <w:szCs w:val="24"/>
+        </w:rPr>
+        <w:t xml:space="preserve"> for any input symbol:</w:t>
+      </w:r>
+    </w:p>
+    <w:p>
+      <w:pPr>
+        <w:ind w:left="1440"/>
+        <w:rPr>
+          <w:rFonts w:eastAsiaTheme="minorEastAsia"/>
+          <w:bCs/>
+          <w:sz w:val="24"/>
+          <w:szCs w:val="24"/>
+        </w:rPr>
+      </w:pPr>
+      <m:oMathPara>
+        <m:oMath>
+          <m:sSub>
+            <m:sSubPr>
+              <m:ctrlPr>
+                <w:rPr>
+                  <w:rFonts w:ascii="Cambria Math" w:eastAsiaTheme="minorEastAsia" w:hAnsi="Cambria Math"/>
+                  <w:bCs/>
+                  <w:i/>
+                  <w:sz w:val="24"/>
+                  <w:szCs w:val="24"/>
+                </w:rPr>
+              </m:ctrlPr>
+            </m:sSubPr>
+            <m:e>
+              <m:r>
+                <w:rPr>
+                  <w:rFonts w:ascii="Cambria Math" w:eastAsiaTheme="minorEastAsia" w:hAnsi="Cambria Math"/>
+                  <w:sz w:val="24"/>
+                  <w:szCs w:val="24"/>
+                </w:rPr>
+                <m:t>δ</m:t>
+              </m:r>
+            </m:e>
+            <m:sub>
+              <m:r>
+                <w:rPr>
+                  <w:rFonts w:ascii="Cambria Math" w:eastAsiaTheme="minorEastAsia" w:hAnsi="Cambria Math"/>
+                  <w:sz w:val="24"/>
+                  <w:szCs w:val="24"/>
+                </w:rPr>
+                <m:t>1</m:t>
+              </m:r>
+            </m:sub>
+          </m:sSub>
+          <m:d>
+            <m:dPr>
+              <m:ctrlPr>
+                <w:rPr>
+                  <w:rFonts w:ascii="Cambria Math" w:eastAsiaTheme="minorEastAsia" w:hAnsi="Cambria Math"/>
+                  <w:bCs/>
+                  <w:i/>
+                  <w:sz w:val="24"/>
+                  <w:szCs w:val="24"/>
+                </w:rPr>
+              </m:ctrlPr>
+            </m:dPr>
+            <m:e>
+              <m:sSub>
+                <m:sSubPr>
+                  <m:ctrlPr>
+                    <w:rPr>
+                      <w:rFonts w:ascii="Cambria Math" w:eastAsiaTheme="minorEastAsia" w:hAnsi="Cambria Math"/>
+                      <w:bCs/>
+                      <w:i/>
+                      <w:sz w:val="24"/>
+                      <w:szCs w:val="24"/>
+                    </w:rPr>
+                  </m:ctrlPr>
+                </m:sSubPr>
+                <m:e>
+                  <m:r>
+                    <w:rPr>
+                      <w:rFonts w:ascii="Cambria Math" w:eastAsiaTheme="minorEastAsia" w:hAnsi="Cambria Math"/>
+                      <w:sz w:val="24"/>
+                      <w:szCs w:val="24"/>
+                    </w:rPr>
+                    <m:t>q</m:t>
+                  </m:r>
+                </m:e>
+                <m:sub>
+                  <m:r>
+                    <w:rPr>
+                      <w:rFonts w:ascii="Cambria Math" w:eastAsiaTheme="minorEastAsia" w:hAnsi="Cambria Math"/>
+                      <w:sz w:val="24"/>
+                      <w:szCs w:val="24"/>
+                    </w:rPr>
+                    <m:t>1</m:t>
+                  </m:r>
+                </m:sub>
+              </m:sSub>
+              <m:r>
+                <w:rPr>
+                  <w:rFonts w:ascii="Cambria Math" w:eastAsiaTheme="minorEastAsia" w:hAnsi="Cambria Math"/>
+                  <w:sz w:val="24"/>
+                  <w:szCs w:val="24"/>
+                </w:rPr>
+                <m:t>,</m:t>
+              </m:r>
+              <m:r>
+                <m:rPr>
+                  <m:sty m:val="p"/>
+                </m:rPr>
+                <w:rPr>
+                  <w:rFonts w:ascii="Cambria Math" w:eastAsiaTheme="minorEastAsia" w:hAnsi="Cambria Math"/>
+                  <w:sz w:val="24"/>
+                  <w:szCs w:val="24"/>
+                </w:rPr>
+                <m:t>Σ</m:t>
+              </m:r>
+            </m:e>
+          </m:d>
+          <m:r>
+            <w:rPr>
+              <w:rFonts w:ascii="Cambria Math" w:eastAsiaTheme="minorEastAsia" w:hAnsi="Cambria Math"/>
+              <w:sz w:val="24"/>
+              <w:szCs w:val="24"/>
+            </w:rPr>
+            <m:t>=</m:t>
+          </m:r>
+          <m:sSub>
+            <m:sSubPr>
+              <m:ctrlPr>
+                <w:rPr>
+                  <w:rFonts w:ascii="Cambria Math" w:eastAsiaTheme="minorEastAsia" w:hAnsi="Cambria Math"/>
+                  <w:bCs/>
+                  <w:i/>
+                  <w:sz w:val="24"/>
+                  <w:szCs w:val="24"/>
+                </w:rPr>
+              </m:ctrlPr>
+            </m:sSubPr>
+            <m:e>
+              <m:r>
+                <w:rPr>
+                  <w:rFonts w:ascii="Cambria Math" w:eastAsiaTheme="minorEastAsia" w:hAnsi="Cambria Math"/>
+                  <w:sz w:val="24"/>
+                  <w:szCs w:val="24"/>
+                </w:rPr>
+                <m:t>q</m:t>
+              </m:r>
+            </m:e>
+            <m:sub>
+              <m:r>
+                <w:rPr>
+                  <w:rFonts w:ascii="Cambria Math" w:eastAsiaTheme="minorEastAsia" w:hAnsi="Cambria Math"/>
+                  <w:sz w:val="24"/>
+                  <w:szCs w:val="24"/>
+                </w:rPr>
+                <m:t>f</m:t>
+              </m:r>
+            </m:sub>
+          </m:sSub>
+        </m:oMath>
+      </m:oMathPara>
+    </w:p>
+    <w:p>
+      <w:pPr>
+        <w:ind w:left="1440"/>
+        <w:rPr>
+          <w:rFonts w:eastAsiaTheme="minorEastAsia"/>
+          <w:bCs/>
+          <w:sz w:val="24"/>
+          <w:szCs w:val="24"/>
+        </w:rPr>
+      </w:pPr>
+      <w:r>
+        <w:rPr>
+          <w:rFonts w:eastAsiaTheme="minorEastAsia"/>
+          <w:bCs/>
+          <w:sz w:val="24"/>
+          <w:szCs w:val="24"/>
+        </w:rPr>
+        <w:t xml:space="preserve">The new transitions combined mean that there exists a transition from each of the original final states </w:t>
+      </w:r>
+      <m:oMath>
+        <m:r>
+          <w:rPr>
+            <w:rFonts w:ascii="Cambria Math" w:eastAsiaTheme="minorEastAsia" w:hAnsi="Cambria Math"/>
+            <w:sz w:val="24"/>
+            <w:szCs w:val="24"/>
+          </w:rPr>
+          <m:t>F</m:t>
+        </m:r>
+      </m:oMath>
+      <w:r>
+        <w:rPr>
+          <w:rFonts w:eastAsiaTheme="minorEastAsia"/>
+          <w:bCs/>
+          <w:sz w:val="24"/>
+          <w:szCs w:val="24"/>
+        </w:rPr>
+        <w:t xml:space="preserve"> to the new final state </w:t>
+      </w:r>
+      <m:oMath>
+        <m:sSub>
+          <m:sSubPr>
+            <m:ctrlPr>
+              <w:rPr>
+                <w:rFonts w:ascii="Cambria Math" w:eastAsiaTheme="minorEastAsia" w:hAnsi="Cambria Math"/>
+                <w:bCs/>
+                <w:i/>
+                <w:sz w:val="24"/>
+                <w:szCs w:val="24"/>
+              </w:rPr>
+            </m:ctrlPr>
+          </m:sSubPr>
+          <m:e>
+            <m:r>
+              <w:rPr>
+                <w:rFonts w:ascii="Cambria Math" w:eastAsiaTheme="minorEastAsia" w:hAnsi="Cambria Math"/>
+                <w:sz w:val="24"/>
+                <w:szCs w:val="24"/>
+              </w:rPr>
+              <m:t>q</m:t>
+            </m:r>
+          </m:e>
+          <m:sub>
+            <m:r>
+              <w:rPr>
+                <w:rFonts w:ascii="Cambria Math" w:eastAsiaTheme="minorEastAsia" w:hAnsi="Cambria Math"/>
+                <w:sz w:val="24"/>
+                <w:szCs w:val="24"/>
+              </w:rPr>
+              <m:t>f</m:t>
+            </m:r>
+          </m:sub>
+        </m:sSub>
+      </m:oMath>
+      <w:r>
+        <w:rPr>
+          <w:rFonts w:eastAsiaTheme="minorEastAsia"/>
+          <w:bCs/>
+          <w:sz w:val="24"/>
+          <w:szCs w:val="24"/>
+        </w:rPr>
+        <w:t xml:space="preserve"> with input words of length two:</w:t>
+      </w:r>
+    </w:p>
+    <w:p>
+      <w:pPr>
+        <w:ind w:left="1440"/>
+        <w:rPr>
+          <w:rFonts w:eastAsiaTheme="minorEastAsia"/>
+          <w:bCs/>
+          <w:sz w:val="24"/>
+          <w:szCs w:val="24"/>
+        </w:rPr>
+      </w:pPr>
+      <m:oMathPara>
+        <m:oMath>
+          <m:sSubSup>
+            <m:sSubSupPr>
+              <m:ctrlPr>
+                <w:rPr>
+                  <w:rFonts w:ascii="Cambria Math" w:eastAsiaTheme="minorEastAsia" w:hAnsi="Cambria Math"/>
+                  <w:bCs/>
+                  <w:i/>
+                  <w:sz w:val="24"/>
+                  <w:szCs w:val="24"/>
+                </w:rPr>
+              </m:ctrlPr>
+            </m:sSubSupPr>
+            <m:e>
+              <m:r>
+                <w:rPr>
+                  <w:rFonts w:ascii="Cambria Math" w:eastAsiaTheme="minorEastAsia" w:hAnsi="Cambria Math"/>
+                  <w:sz w:val="24"/>
+                  <w:szCs w:val="24"/>
+                </w:rPr>
+                <m:t>δ</m:t>
+              </m:r>
+            </m:e>
+            <m:sub>
+              <m:r>
+                <w:rPr>
+                  <w:rFonts w:ascii="Cambria Math" w:eastAsiaTheme="minorEastAsia" w:hAnsi="Cambria Math"/>
+                  <w:sz w:val="24"/>
+                  <w:szCs w:val="24"/>
+                </w:rPr>
+                <m:t>1</m:t>
+              </m:r>
+            </m:sub>
+            <m:sup>
+              <m:r>
+                <w:rPr>
+                  <w:rFonts w:ascii="Cambria Math" w:eastAsiaTheme="minorEastAsia" w:hAnsi="Cambria Math"/>
+                  <w:sz w:val="24"/>
+                  <w:szCs w:val="24"/>
+                </w:rPr>
+                <m:t>*</m:t>
+              </m:r>
+            </m:sup>
+          </m:sSubSup>
+          <m:d>
+            <m:dPr>
+              <m:ctrlPr>
+                <w:rPr>
+                  <w:rFonts w:ascii="Cambria Math" w:eastAsiaTheme="minorEastAsia" w:hAnsi="Cambria Math"/>
+                  <w:bCs/>
+                  <w:i/>
+                  <w:sz w:val="24"/>
+                  <w:szCs w:val="24"/>
+                </w:rPr>
+              </m:ctrlPr>
+            </m:dPr>
+            <m:e>
+              <m:r>
+                <w:rPr>
+                  <w:rFonts w:ascii="Cambria Math" w:eastAsiaTheme="minorEastAsia" w:hAnsi="Cambria Math"/>
+                  <w:sz w:val="24"/>
+                  <w:szCs w:val="24"/>
+                </w:rPr>
+                <m:t>q∈F,w</m:t>
+              </m:r>
+            </m:e>
+          </m:d>
+          <m:r>
+            <w:rPr>
+              <w:rFonts w:ascii="Cambria Math" w:eastAsiaTheme="minorEastAsia" w:hAnsi="Cambria Math"/>
+              <w:sz w:val="24"/>
+              <w:szCs w:val="24"/>
+            </w:rPr>
+            <m:t>=</m:t>
+          </m:r>
+          <m:sSub>
+            <m:sSubPr>
+              <m:ctrlPr>
+                <w:rPr>
+                  <w:rFonts w:ascii="Cambria Math" w:eastAsiaTheme="minorEastAsia" w:hAnsi="Cambria Math"/>
+                  <w:bCs/>
+                  <w:i/>
+                  <w:sz w:val="24"/>
+                  <w:szCs w:val="24"/>
+                </w:rPr>
+              </m:ctrlPr>
+            </m:sSubPr>
+            <m:e>
+              <m:r>
+                <w:rPr>
+                  <w:rFonts w:ascii="Cambria Math" w:eastAsiaTheme="minorEastAsia" w:hAnsi="Cambria Math"/>
+                  <w:sz w:val="24"/>
+                  <w:szCs w:val="24"/>
+                </w:rPr>
+                <m:t>q</m:t>
+              </m:r>
+            </m:e>
+            <m:sub>
+              <m:r>
+                <w:rPr>
+                  <w:rFonts w:ascii="Cambria Math" w:eastAsiaTheme="minorEastAsia" w:hAnsi="Cambria Math"/>
+                  <w:sz w:val="24"/>
+                  <w:szCs w:val="24"/>
+                </w:rPr>
+                <m:t>f</m:t>
+              </m:r>
+            </m:sub>
+          </m:sSub>
+          <m:r>
+            <w:rPr>
+              <w:rFonts w:ascii="Cambria Math" w:eastAsiaTheme="minorEastAsia" w:hAnsi="Cambria Math"/>
+              <w:sz w:val="24"/>
+              <w:szCs w:val="24"/>
+            </w:rPr>
+            <m:t xml:space="preserve"> </m:t>
+          </m:r>
+          <m:r>
+            <m:rPr>
+              <m:nor/>
+            </m:rPr>
+            <w:rPr>
+              <w:rFonts w:ascii="Cambria Math" w:eastAsiaTheme="minorEastAsia" w:hAnsi="Cambria Math"/>
+              <w:bCs/>
+              <w:sz w:val="24"/>
+              <w:szCs w:val="24"/>
+            </w:rPr>
+            <m:t>where</m:t>
+          </m:r>
+          <m:r>
+            <w:rPr>
+              <w:rFonts w:ascii="Cambria Math" w:eastAsiaTheme="minorEastAsia" w:hAnsi="Cambria Math"/>
+              <w:sz w:val="24"/>
+              <w:szCs w:val="24"/>
+            </w:rPr>
+            <m:t xml:space="preserve"> </m:t>
+          </m:r>
+          <m:d>
+            <m:dPr>
+              <m:begChr m:val="|"/>
+              <m:endChr m:val="|"/>
+              <m:ctrlPr>
+                <w:rPr>
+                  <w:rFonts w:ascii="Cambria Math" w:eastAsiaTheme="minorEastAsia" w:hAnsi="Cambria Math"/>
+                  <w:bCs/>
+                  <w:i/>
+                  <w:sz w:val="24"/>
+                  <w:szCs w:val="24"/>
+                </w:rPr>
+              </m:ctrlPr>
+            </m:dPr>
+            <m:e>
+              <m:r>
+                <w:rPr>
+                  <w:rFonts w:ascii="Cambria Math" w:eastAsiaTheme="minorEastAsia" w:hAnsi="Cambria Math"/>
+                  <w:sz w:val="24"/>
+                  <w:szCs w:val="24"/>
+                </w:rPr>
+                <m:t>w</m:t>
+              </m:r>
+            </m:e>
+          </m:d>
+          <m:r>
+            <w:rPr>
+              <w:rFonts w:ascii="Cambria Math" w:eastAsiaTheme="minorEastAsia" w:hAnsi="Cambria Math"/>
+              <w:sz w:val="24"/>
+              <w:szCs w:val="24"/>
+            </w:rPr>
+            <m:t>=2</m:t>
+          </m:r>
+        </m:oMath>
+      </m:oMathPara>
+    </w:p>
+    <w:p>
+      <w:pPr>
+        <w:ind w:left="1440"/>
+        <w:rPr>
+          <w:bCs/>
+          <w:sz w:val="24"/>
+          <w:szCs w:val="24"/>
+        </w:rPr>
+      </w:pPr>
+      <w:r>
+        <w:rPr>
+          <w:bCs/>
+          <w:sz w:val="24"/>
+          <w:szCs w:val="24"/>
+        </w:rPr>
+        <w:t>Change</w:t>
+      </w:r>
+      <w:r>
+        <w:rPr>
+          <w:bCs/>
+          <w:sz w:val="24"/>
+          <w:szCs w:val="24"/>
+        </w:rPr>
+        <w:t xml:space="preserve"> </w:t>
+      </w:r>
+      <w:r>
+        <w:rPr>
+          <w:bCs/>
+          <w:sz w:val="24"/>
+          <w:szCs w:val="24"/>
+        </w:rPr>
+        <w:t>all</w:t>
+      </w:r>
+      <w:r>
+        <w:rPr>
+          <w:bCs/>
+          <w:sz w:val="24"/>
+          <w:szCs w:val="24"/>
+        </w:rPr>
+        <w:t xml:space="preserve"> the</w:t>
+      </w:r>
+      <w:r>
+        <w:rPr>
+          <w:bCs/>
+          <w:sz w:val="24"/>
+          <w:szCs w:val="24"/>
+        </w:rPr>
+        <w:t xml:space="preserve"> original</w:t>
+      </w:r>
+      <w:r>
+        <w:rPr>
+          <w:bCs/>
+          <w:sz w:val="24"/>
+          <w:szCs w:val="24"/>
+        </w:rPr>
+        <w:t xml:space="preserve"> </w:t>
+      </w:r>
+      <w:r>
+        <w:rPr>
+          <w:bCs/>
+          <w:sz w:val="24"/>
+          <w:szCs w:val="24"/>
+        </w:rPr>
+        <w:t xml:space="preserve">final states to non-final and make the new </w:t>
+      </w:r>
+      <w:r>
+        <w:rPr>
+          <w:bCs/>
+          <w:sz w:val="24"/>
+          <w:szCs w:val="24"/>
+        </w:rPr>
+        <w:t xml:space="preserve">final </w:t>
+      </w:r>
+      <w:r>
+        <w:rPr>
+          <w:bCs/>
+          <w:sz w:val="24"/>
+          <w:szCs w:val="24"/>
+        </w:rPr>
+        <w:t>state final:</w:t>
+      </w:r>
+    </w:p>
+    <w:p>
+      <w:pPr>
+        <w:ind w:left="1440"/>
+        <w:rPr>
+          <w:bCs/>
+          <w:sz w:val="24"/>
+          <w:szCs w:val="24"/>
+        </w:rPr>
+      </w:pPr>
+      <m:oMathPara>
+        <m:oMath>
+          <m:sSub>
+            <m:sSubPr>
+              <m:ctrlPr>
+                <w:rPr>
+                  <w:rFonts w:ascii="Cambria Math" w:hAnsi="Cambria Math"/>
+                  <w:bCs/>
+                  <w:i/>
+                  <w:sz w:val="24"/>
+                  <w:szCs w:val="24"/>
+                </w:rPr>
+              </m:ctrlPr>
+            </m:sSubPr>
+            <m:e>
+              <m:r>
+                <w:rPr>
+                  <w:rFonts w:ascii="Cambria Math" w:hAnsi="Cambria Math"/>
+                  <w:sz w:val="24"/>
+                  <w:szCs w:val="24"/>
+                </w:rPr>
+                <m:t>F</m:t>
+              </m:r>
+            </m:e>
+            <m:sub>
+              <m:r>
+                <w:rPr>
+                  <w:rFonts w:ascii="Cambria Math" w:hAnsi="Cambria Math"/>
+                  <w:sz w:val="24"/>
+                  <w:szCs w:val="24"/>
+                </w:rPr>
+                <m:t>1</m:t>
+              </m:r>
+            </m:sub>
+          </m:sSub>
+          <m:r>
+            <w:rPr>
+              <w:rFonts w:ascii="Cambria Math" w:hAnsi="Cambria Math"/>
+              <w:sz w:val="24"/>
+              <w:szCs w:val="24"/>
+            </w:rPr>
+            <m:t>=</m:t>
+          </m:r>
+          <m:d>
+            <m:dPr>
+              <m:begChr m:val="{"/>
+              <m:endChr m:val="}"/>
+              <m:ctrlPr>
+                <w:rPr>
+                  <w:rFonts w:ascii="Cambria Math" w:hAnsi="Cambria Math"/>
+                  <w:bCs/>
+                  <w:i/>
+                  <w:sz w:val="24"/>
+                  <w:szCs w:val="24"/>
+                </w:rPr>
+              </m:ctrlPr>
+            </m:dPr>
+            <m:e>
+              <m:sSub>
+                <m:sSubPr>
+                  <m:ctrlPr>
+                    <w:rPr>
+                      <w:rFonts w:ascii="Cambria Math" w:hAnsi="Cambria Math"/>
+                      <w:bCs/>
+                      <w:i/>
+                      <w:sz w:val="24"/>
+                      <w:szCs w:val="24"/>
+                    </w:rPr>
+                  </m:ctrlPr>
+                </m:sSubPr>
+                <m:e>
+                  <m:r>
+                    <w:rPr>
+                      <w:rFonts w:ascii="Cambria Math" w:hAnsi="Cambria Math"/>
+                      <w:sz w:val="24"/>
+                      <w:szCs w:val="24"/>
+                    </w:rPr>
+                    <m:t>q</m:t>
+                  </m:r>
+                </m:e>
+                <m:sub>
+                  <m:r>
+                    <w:rPr>
+                      <w:rFonts w:ascii="Cambria Math" w:hAnsi="Cambria Math"/>
+                      <w:sz w:val="24"/>
+                      <w:szCs w:val="24"/>
+                    </w:rPr>
+                    <m:t>f</m:t>
+                  </m:r>
+                </m:sub>
+              </m:sSub>
+            </m:e>
+          </m:d>
+        </m:oMath>
+      </m:oMathPara>
+    </w:p>
+    <w:p>
+      <w:pPr>
+        <w:ind w:left="1440"/>
+        <w:rPr>
+          <w:rFonts w:eastAsiaTheme="minorEastAsia"/>
+        </w:rPr>
+      </w:pPr>
+      <w:r>
+        <w:t xml:space="preserve">The resulting automaton </w:t>
+      </w:r>
+      <m:oMath>
+        <m:sSub>
+          <m:sSubPr>
+            <m:ctrlPr>
+              <w:rPr>
+                <w:rFonts w:ascii="Cambria Math" w:hAnsi="Cambria Math"/>
+                <w:i/>
+              </w:rPr>
+            </m:ctrlPr>
+          </m:sSubPr>
+          <m:e>
+            <m:r>
+              <w:rPr>
+                <w:rFonts w:ascii="Cambria Math" w:hAnsi="Cambria Math"/>
+              </w:rPr>
+              <m:t>M</m:t>
+            </m:r>
+          </m:e>
+          <m:sub>
+            <m:r>
+              <w:rPr>
+                <w:rFonts w:ascii="Cambria Math" w:hAnsi="Cambria Math"/>
+              </w:rPr>
+              <m:t>1</m:t>
+            </m:r>
+          </m:sub>
+        </m:sSub>
+        <m:r>
+          <w:rPr>
+            <w:rFonts w:ascii="Cambria Math" w:hAnsi="Cambria Math"/>
+          </w:rPr>
+          <m:t>=</m:t>
+        </m:r>
+        <m:d>
+          <m:dPr>
+            <m:ctrlPr>
+              <w:rPr>
+                <w:rFonts w:ascii="Cambria Math" w:hAnsi="Cambria Math"/>
+                <w:i/>
+              </w:rPr>
+            </m:ctrlPr>
+          </m:dPr>
+          <m:e>
+            <m:sSub>
+              <m:sSubPr>
+                <m:ctrlPr>
+                  <w:rPr>
+                    <w:rFonts w:ascii="Cambria Math" w:hAnsi="Cambria Math"/>
+                    <w:i/>
+                  </w:rPr>
+                </m:ctrlPr>
+              </m:sSubPr>
+              <m:e>
+                <m:r>
+                  <w:rPr>
+                    <w:rFonts w:ascii="Cambria Math" w:hAnsi="Cambria Math"/>
+                  </w:rPr>
+                  <m:t>Q</m:t>
+                </m:r>
+              </m:e>
+              <m:sub>
+                <m:r>
+                  <w:rPr>
+                    <w:rFonts w:ascii="Cambria Math" w:hAnsi="Cambria Math"/>
+                  </w:rPr>
+                  <m:t>1</m:t>
+                </m:r>
+              </m:sub>
+            </m:sSub>
+            <m:r>
+              <w:rPr>
+                <w:rFonts w:ascii="Cambria Math" w:hAnsi="Cambria Math"/>
+              </w:rPr>
+              <m:t>,</m:t>
+            </m:r>
+            <m:r>
+              <m:rPr>
+                <m:sty m:val="p"/>
+              </m:rPr>
+              <w:rPr>
+                <w:rFonts w:ascii="Cambria Math" w:hAnsi="Cambria Math"/>
+              </w:rPr>
+              <m:t>Σ</m:t>
+            </m:r>
+            <m:r>
+              <w:rPr>
+                <w:rFonts w:ascii="Cambria Math" w:hAnsi="Cambria Math"/>
+              </w:rPr>
+              <m:t>,</m:t>
+            </m:r>
+            <m:sSub>
+              <m:sSubPr>
+                <m:ctrlPr>
+                  <w:rPr>
+                    <w:rFonts w:ascii="Cambria Math" w:hAnsi="Cambria Math"/>
+                    <w:i/>
+                  </w:rPr>
+                </m:ctrlPr>
+              </m:sSubPr>
+              <m:e>
+                <m:r>
+                  <w:rPr>
+                    <w:rFonts w:ascii="Cambria Math" w:hAnsi="Cambria Math"/>
+                  </w:rPr>
+                  <m:t>δ</m:t>
+                </m:r>
+              </m:e>
+              <m:sub>
+                <m:r>
+                  <w:rPr>
+                    <w:rFonts w:ascii="Cambria Math" w:hAnsi="Cambria Math"/>
+                  </w:rPr>
+                  <m:t>1</m:t>
+                </m:r>
+              </m:sub>
+            </m:sSub>
+            <m:r>
+              <w:rPr>
+                <w:rFonts w:ascii="Cambria Math" w:hAnsi="Cambria Math"/>
+              </w:rPr>
+              <m:t>,</m:t>
+            </m:r>
+            <m:sSub>
+              <m:sSubPr>
+                <m:ctrlPr>
+                  <w:rPr>
+                    <w:rFonts w:ascii="Cambria Math" w:hAnsi="Cambria Math"/>
+                    <w:i/>
+                  </w:rPr>
+                </m:ctrlPr>
+              </m:sSubPr>
+              <m:e>
+                <m:r>
+                  <w:rPr>
+                    <w:rFonts w:ascii="Cambria Math" w:hAnsi="Cambria Math"/>
+                  </w:rPr>
+                  <m:t>q</m:t>
+                </m:r>
+              </m:e>
+              <m:sub>
+                <m:r>
+                  <w:rPr>
+                    <w:rFonts w:ascii="Cambria Math" w:hAnsi="Cambria Math"/>
+                  </w:rPr>
+                  <m:t>0</m:t>
+                </m:r>
+              </m:sub>
+            </m:sSub>
+            <m:r>
+              <w:rPr>
+                <w:rFonts w:ascii="Cambria Math" w:hAnsi="Cambria Math"/>
+              </w:rPr>
+              <m:t>,</m:t>
+            </m:r>
+            <m:sSub>
+              <m:sSubPr>
+                <m:ctrlPr>
+                  <w:rPr>
+                    <w:rFonts w:ascii="Cambria Math" w:hAnsi="Cambria Math"/>
+                    <w:i/>
+                  </w:rPr>
+                </m:ctrlPr>
+              </m:sSubPr>
+              <m:e>
+                <m:r>
+                  <w:rPr>
+                    <w:rFonts w:ascii="Cambria Math" w:hAnsi="Cambria Math"/>
+                  </w:rPr>
+                  <m:t>F</m:t>
+                </m:r>
+              </m:e>
+              <m:sub>
+                <m:r>
+                  <w:rPr>
+                    <w:rFonts w:ascii="Cambria Math" w:hAnsi="Cambria Math"/>
+                  </w:rPr>
+                  <m:t>1</m:t>
+                </m:r>
+              </m:sub>
+            </m:sSub>
+          </m:e>
+        </m:d>
+      </m:oMath>
+      <w:r>
+        <w:rPr>
+          <w:rFonts w:eastAsiaTheme="minorEastAsia"/>
+        </w:rPr>
+        <w:t xml:space="preserve"> is </w:t>
+      </w:r>
+      <w:r>
+        <w:rPr>
+          <w:rFonts w:eastAsiaTheme="minorEastAsia"/>
+        </w:rPr>
+        <w:t>an N</w:t>
+      </w:r>
+      <w:r>
+        <w:rPr>
+          <w:rFonts w:eastAsiaTheme="minorEastAsia"/>
+        </w:rPr>
+        <w:t>FA where:</w:t>
+      </w:r>
+    </w:p>
+    <w:p>
+      <w:pPr>
+        <w:ind w:left="1440"/>
+        <w:rPr>
+          <w:rFonts w:eastAsiaTheme="minorEastAsia"/>
+        </w:rPr>
+      </w:pPr>
+      <m:oMathPara>
+        <m:oMathParaPr>
+          <m:jc m:val="center"/>
+        </m:oMathParaPr>
+        <m:oMath>
+          <m:sSub>
+            <m:sSubPr>
+              <m:ctrlPr>
+                <w:rPr>
+                  <w:rFonts w:ascii="Cambria Math" w:hAnsi="Cambria Math"/>
+                  <w:i/>
+                </w:rPr>
+              </m:ctrlPr>
+            </m:sSubPr>
+            <m:e>
+              <m:r>
+                <w:rPr>
+                  <w:rFonts w:ascii="Cambria Math" w:hAnsi="Cambria Math"/>
+                </w:rPr>
+                <m:t>Q</m:t>
+              </m:r>
+            </m:e>
+            <m:sub>
+              <m:r>
+                <w:rPr>
+                  <w:rFonts w:ascii="Cambria Math" w:hAnsi="Cambria Math"/>
+                </w:rPr>
+                <m:t>1</m:t>
+              </m:r>
+            </m:sub>
+          </m:sSub>
+          <m:r>
+            <w:rPr>
+              <w:rFonts w:ascii="Cambria Math" w:hAnsi="Cambria Math"/>
+            </w:rPr>
+            <m:t>=Q+</m:t>
+          </m:r>
+          <m:d>
+            <m:dPr>
+              <m:begChr m:val="{"/>
+              <m:endChr m:val="}"/>
+              <m:ctrlPr>
+                <w:rPr>
+                  <w:rFonts w:ascii="Cambria Math" w:hAnsi="Cambria Math"/>
+                  <w:i/>
+                </w:rPr>
+              </m:ctrlPr>
+            </m:dPr>
+            <m:e>
+              <m:sSub>
+                <m:sSubPr>
+                  <m:ctrlPr>
+                    <w:rPr>
+                      <w:rFonts w:ascii="Cambria Math" w:hAnsi="Cambria Math"/>
+                      <w:i/>
+                    </w:rPr>
+                  </m:ctrlPr>
+                </m:sSubPr>
+                <m:e>
+                  <m:r>
+                    <w:rPr>
+                      <w:rFonts w:ascii="Cambria Math" w:hAnsi="Cambria Math"/>
+                    </w:rPr>
+                    <m:t>q</m:t>
+                  </m:r>
+                </m:e>
+                <m:sub>
+                  <m:r>
+                    <w:rPr>
+                      <w:rFonts w:ascii="Cambria Math" w:hAnsi="Cambria Math"/>
+                    </w:rPr>
+                    <m:t>1</m:t>
+                  </m:r>
+                </m:sub>
+              </m:sSub>
+              <m:r>
+                <w:rPr>
+                  <w:rFonts w:ascii="Cambria Math" w:hAnsi="Cambria Math"/>
+                </w:rPr>
+                <m:t>,</m:t>
+              </m:r>
+              <m:sSub>
+                <m:sSubPr>
+                  <m:ctrlPr>
+                    <w:rPr>
+                      <w:rFonts w:ascii="Cambria Math" w:hAnsi="Cambria Math"/>
+                      <w:i/>
+                    </w:rPr>
+                  </m:ctrlPr>
+                </m:sSubPr>
+                <m:e>
+                  <m:r>
+                    <w:rPr>
+                      <w:rFonts w:ascii="Cambria Math" w:hAnsi="Cambria Math"/>
+                    </w:rPr>
+                    <m:t>q</m:t>
+                  </m:r>
+                </m:e>
+                <m:sub>
+                  <m:r>
+                    <w:rPr>
+                      <w:rFonts w:ascii="Cambria Math" w:hAnsi="Cambria Math"/>
+                    </w:rPr>
+                    <m:t>f</m:t>
+                  </m:r>
+                </m:sub>
+              </m:sSub>
+            </m:e>
+          </m:d>
+        </m:oMath>
+      </m:oMathPara>
+    </w:p>
+    <w:p>
+      <w:pPr>
+        <w:ind w:left="1440"/>
+        <w:rPr>
+          <w:rFonts w:eastAsiaTheme="minorEastAsia"/>
+          <w:bCs/>
+          <w:sz w:val="24"/>
+          <w:szCs w:val="24"/>
+        </w:rPr>
+      </w:pPr>
+      <m:oMathPara>
+        <m:oMathParaPr>
+          <m:jc m:val="center"/>
+        </m:oMathParaPr>
+        <m:oMath>
+          <m:sSub>
+            <m:sSubPr>
+              <m:ctrlPr>
+                <w:rPr>
+                  <w:rFonts w:ascii="Cambria Math" w:hAnsi="Cambria Math"/>
+                  <w:i/>
+                </w:rPr>
+              </m:ctrlPr>
+            </m:sSubPr>
+            <m:e>
+              <m:r>
+                <w:rPr>
+                  <w:rFonts w:ascii="Cambria Math" w:hAnsi="Cambria Math"/>
+                </w:rPr>
+                <m:t>δ</m:t>
+              </m:r>
+            </m:e>
+            <m:sub>
+              <m:r>
+                <w:rPr>
+                  <w:rFonts w:ascii="Cambria Math" w:hAnsi="Cambria Math"/>
+                </w:rPr>
+                <m:t>1</m:t>
+              </m:r>
+            </m:sub>
+          </m:sSub>
+          <m:r>
+            <w:rPr>
+              <w:rFonts w:ascii="Cambria Math" w:hAnsi="Cambria Math"/>
+            </w:rPr>
+            <m:t>=δ</m:t>
+          </m:r>
+          <m:r>
+            <w:rPr>
+              <w:rFonts w:ascii="Cambria Math" w:eastAsiaTheme="minorEastAsia" w:hAnsi="Cambria Math"/>
+            </w:rPr>
+            <m:t>+</m:t>
+          </m:r>
+          <m:sSup>
+            <m:sSupPr>
+              <m:ctrlPr>
+                <w:rPr>
+                  <w:rFonts w:ascii="Cambria Math" w:hAnsi="Cambria Math"/>
+                  <w:bCs/>
+                  <w:i/>
+                  <w:sz w:val="24"/>
+                  <w:szCs w:val="24"/>
+                </w:rPr>
+              </m:ctrlPr>
+            </m:sSupPr>
+            <m:e>
+              <m:r>
+                <w:rPr>
+                  <w:rFonts w:ascii="Cambria Math" w:hAnsi="Cambria Math"/>
+                  <w:sz w:val="24"/>
+                  <w:szCs w:val="24"/>
+                </w:rPr>
+                <m:t>δ</m:t>
+              </m:r>
+            </m:e>
+            <m:sup>
+              <m:r>
+                <w:rPr>
+                  <w:rFonts w:ascii="Cambria Math" w:hAnsi="Cambria Math"/>
+                  <w:sz w:val="24"/>
+                  <w:szCs w:val="24"/>
+                </w:rPr>
+                <m:t>*</m:t>
+              </m:r>
+            </m:sup>
+          </m:sSup>
+          <m:d>
+            <m:dPr>
+              <m:ctrlPr>
+                <w:rPr>
+                  <w:rFonts w:ascii="Cambria Math" w:hAnsi="Cambria Math"/>
+                  <w:bCs/>
+                  <w:i/>
+                  <w:sz w:val="24"/>
+                  <w:szCs w:val="24"/>
+                </w:rPr>
+              </m:ctrlPr>
+            </m:dPr>
+            <m:e>
+              <m:r>
+                <w:rPr>
+                  <w:rFonts w:ascii="Cambria Math" w:hAnsi="Cambria Math"/>
+                  <w:sz w:val="24"/>
+                  <w:szCs w:val="24"/>
+                </w:rPr>
+                <m:t>q∈F,v</m:t>
+              </m:r>
+            </m:e>
+          </m:d>
+        </m:oMath>
+      </m:oMathPara>
+    </w:p>
+    <w:p>
+      <w:pPr>
+        <w:ind w:left="1440"/>
+        <w:rPr>
+          <w:rFonts w:eastAsiaTheme="minorEastAsia"/>
+        </w:rPr>
+      </w:pPr>
+      <m:oMathPara>
+        <m:oMathParaPr>
+          <m:jc m:val="center"/>
+        </m:oMathParaPr>
+        <m:oMath>
+          <m:sSub>
+            <m:sSubPr>
+              <m:ctrlPr>
+                <w:rPr>
+                  <w:rFonts w:ascii="Cambria Math" w:hAnsi="Cambria Math"/>
+                  <w:i/>
+                </w:rPr>
+              </m:ctrlPr>
+            </m:sSubPr>
+            <m:e>
+              <m:r>
+                <w:rPr>
+                  <w:rFonts w:ascii="Cambria Math" w:hAnsi="Cambria Math"/>
+                </w:rPr>
+                <m:t>F</m:t>
+              </m:r>
+            </m:e>
+            <m:sub>
+              <m:r>
+                <w:rPr>
+                  <w:rFonts w:ascii="Cambria Math" w:hAnsi="Cambria Math"/>
+                </w:rPr>
+                <m:t>1</m:t>
+              </m:r>
+            </m:sub>
+          </m:sSub>
+          <m:r>
+            <w:rPr>
+              <w:rFonts w:ascii="Cambria Math" w:hAnsi="Cambria Math"/>
+            </w:rPr>
+            <m:t>=</m:t>
+          </m:r>
+          <m:d>
+            <m:dPr>
+              <m:begChr m:val="{"/>
+              <m:endChr m:val="}"/>
+              <m:ctrlPr>
+                <w:rPr>
+                  <w:rFonts w:ascii="Cambria Math" w:hAnsi="Cambria Math"/>
+                  <w:i/>
+                </w:rPr>
+              </m:ctrlPr>
+            </m:dPr>
+            <m:e>
+              <m:sSub>
+                <m:sSubPr>
+                  <m:ctrlPr>
+                    <w:rPr>
+                      <w:rFonts w:ascii="Cambria Math" w:hAnsi="Cambria Math"/>
+                      <w:i/>
+                    </w:rPr>
+                  </m:ctrlPr>
+                </m:sSubPr>
+                <m:e>
+                  <m:r>
+                    <w:rPr>
+                      <w:rFonts w:ascii="Cambria Math" w:hAnsi="Cambria Math"/>
+                    </w:rPr>
+                    <m:t>q</m:t>
+                  </m:r>
+                </m:e>
+                <m:sub>
+                  <m:r>
+                    <w:rPr>
+                      <w:rFonts w:ascii="Cambria Math" w:hAnsi="Cambria Math"/>
+                    </w:rPr>
+                    <m:t>f</m:t>
+                  </m:r>
+                </m:sub>
+              </m:sSub>
+            </m:e>
+          </m:d>
+        </m:oMath>
+      </m:oMathPara>
+    </w:p>
+    <w:p>
+      <w:pPr>
+        <w:ind w:left="1440"/>
+        <w:rPr>
+          <w:rFonts w:eastAsiaTheme="minorEastAsia"/>
+        </w:rPr>
+      </w:pPr>
+      <w:r>
+        <w:rPr>
+          <w:rFonts w:eastAsiaTheme="minorEastAsia"/>
+        </w:rPr>
+        <w:t xml:space="preserve">Because </w:t>
+      </w:r>
+      <m:oMath>
+        <m:sSub>
+          <m:sSubPr>
+            <m:ctrlPr>
+              <w:rPr>
+                <w:rFonts w:ascii="Cambria Math" w:eastAsiaTheme="minorEastAsia" w:hAnsi="Cambria Math"/>
+                <w:i/>
+              </w:rPr>
+            </m:ctrlPr>
+          </m:sSubPr>
+          <m:e>
+            <m:r>
+              <w:rPr>
+                <w:rFonts w:ascii="Cambria Math" w:eastAsiaTheme="minorEastAsia" w:hAnsi="Cambria Math"/>
+              </w:rPr>
+              <m:t>L</m:t>
+            </m:r>
+          </m:e>
+          <m:sub>
+            <m:r>
+              <w:rPr>
+                <w:rFonts w:ascii="Cambria Math" w:eastAsiaTheme="minorEastAsia" w:hAnsi="Cambria Math"/>
+              </w:rPr>
+              <m:t>1</m:t>
+            </m:r>
+          </m:sub>
+        </m:sSub>
+        <m:d>
+          <m:dPr>
+            <m:ctrlPr>
+              <w:rPr>
+                <w:rFonts w:ascii="Cambria Math" w:eastAsiaTheme="minorEastAsia" w:hAnsi="Cambria Math"/>
+                <w:i/>
+              </w:rPr>
+            </m:ctrlPr>
+          </m:dPr>
+          <m:e>
+            <m:sSub>
+              <m:sSubPr>
+                <m:ctrlPr>
+                  <w:rPr>
+                    <w:rFonts w:ascii="Cambria Math" w:eastAsiaTheme="minorEastAsia" w:hAnsi="Cambria Math"/>
+                    <w:i/>
+                  </w:rPr>
+                </m:ctrlPr>
+              </m:sSubPr>
+              <m:e>
+                <m:r>
+                  <w:rPr>
+                    <w:rFonts w:ascii="Cambria Math" w:eastAsiaTheme="minorEastAsia" w:hAnsi="Cambria Math"/>
+                  </w:rPr>
+                  <m:t>M</m:t>
+                </m:r>
+              </m:e>
+              <m:sub>
+                <m:r>
+                  <w:rPr>
+                    <w:rFonts w:ascii="Cambria Math" w:eastAsiaTheme="minorEastAsia" w:hAnsi="Cambria Math"/>
+                  </w:rPr>
+                  <m:t>1</m:t>
+                </m:r>
+              </m:sub>
+            </m:sSub>
+          </m:e>
+        </m:d>
+      </m:oMath>
+      <w:r>
+        <w:rPr>
+          <w:rFonts w:eastAsiaTheme="minorEastAsia"/>
+        </w:rPr>
+        <w:t xml:space="preserve"> and </w:t>
+      </w:r>
+      <m:oMath>
+        <m:sSub>
+          <m:sSubPr>
+            <m:ctrlPr>
+              <w:rPr>
+                <w:rFonts w:ascii="Cambria Math" w:eastAsiaTheme="minorEastAsia" w:hAnsi="Cambria Math"/>
+                <w:i/>
+              </w:rPr>
+            </m:ctrlPr>
+          </m:sSubPr>
+          <m:e>
+            <m:r>
+              <w:rPr>
+                <w:rFonts w:ascii="Cambria Math" w:eastAsiaTheme="minorEastAsia" w:hAnsi="Cambria Math"/>
+              </w:rPr>
+              <m:t>M</m:t>
+            </m:r>
+          </m:e>
+          <m:sub>
+            <m:r>
+              <w:rPr>
+                <w:rFonts w:ascii="Cambria Math" w:eastAsiaTheme="minorEastAsia" w:hAnsi="Cambria Math"/>
+              </w:rPr>
+              <m:t>1</m:t>
+            </m:r>
+          </m:sub>
+        </m:sSub>
+      </m:oMath>
+      <w:r>
+        <w:rPr>
+          <w:rFonts w:eastAsiaTheme="minorEastAsia"/>
+        </w:rPr>
+        <w:t xml:space="preserve"> is an </w:t>
+      </w:r>
+      <w:r>
+        <w:rPr>
+          <w:rFonts w:eastAsiaTheme="minorEastAsia"/>
+        </w:rPr>
+        <w:t>N</w:t>
+      </w:r>
+      <w:r>
+        <w:rPr>
+          <w:rFonts w:eastAsiaTheme="minorEastAsia"/>
+        </w:rPr>
+        <w:t xml:space="preserve">FA, then </w:t>
+      </w:r>
+      <m:oMath>
+        <m:sSub>
+          <m:sSubPr>
+            <m:ctrlPr>
+              <w:rPr>
+                <w:rFonts w:ascii="Cambria Math" w:eastAsiaTheme="minorEastAsia" w:hAnsi="Cambria Math"/>
+                <w:i/>
+              </w:rPr>
+            </m:ctrlPr>
+          </m:sSubPr>
+          <m:e>
+            <m:r>
+              <w:rPr>
+                <w:rFonts w:ascii="Cambria Math" w:eastAsiaTheme="minorEastAsia" w:hAnsi="Cambria Math"/>
+              </w:rPr>
+              <m:t>L</m:t>
+            </m:r>
+          </m:e>
+          <m:sub>
+            <m:r>
+              <w:rPr>
+                <w:rFonts w:ascii="Cambria Math" w:eastAsiaTheme="minorEastAsia" w:hAnsi="Cambria Math"/>
+              </w:rPr>
+              <m:t>1</m:t>
+            </m:r>
+          </m:sub>
+        </m:sSub>
+      </m:oMath>
+      <w:r>
+        <w:rPr>
+          <w:rFonts w:eastAsiaTheme="minorEastAsia"/>
+        </w:rPr>
+        <w:t xml:space="preserve"> must be a regular language.</w:t>
+      </w:r>
+    </w:p>
+    <w:p>
+      <w:pPr>
+        <w:jc w:val="center"/>
+        <w:rPr>
+          <w:rFonts w:eastAsiaTheme="minorEastAsia"/>
+        </w:rPr>
+      </w:pPr>
+      <w:r>
+        <w:rPr>
+          <w:rFonts w:eastAsiaTheme="minorEastAsia"/>
+          <w:noProof/>
+        </w:rPr>
+        <w:drawing>
+          <wp:inline distT="0" distB="0" distL="0" distR="0" wp14:anchorId="22B425CC" wp14:editId="1C3EB774">
+            <wp:extent cx="3757353" cy="2180148"/>
+            <wp:effectExtent l="0" t="0" r="0" b="0"/>
+            <wp:docPr id="757858992" name="Picture 24" descr="A diagram of a diagram&#10;&#10;AI-generated content may be incorrect."/>
+            <wp:cNvGraphicFramePr>
+              <a:graphicFrameLocks xmlns:a="http://schemas.openxmlformats.org/drawingml/2006/main" noChangeAspect="1"/>
+            </wp:cNvGraphicFramePr>
+            <a:graphic xmlns:a="http://schemas.openxmlformats.org/drawingml/2006/main">
+              <a:graphicData uri="http://schemas.openxmlformats.org/drawingml/2006/picture">
+                <pic:pic xmlns:pic="http://schemas.openxmlformats.org/drawingml/2006/picture">
+                  <pic:nvPicPr>
+                    <pic:cNvPr id="757858992" name="Picture 24" descr="A diagram of a diagram&#10;&#10;AI-generated content may be incorrect."/>
+                    <pic:cNvPicPr/>
+                  </pic:nvPicPr>
+                  <pic:blipFill>
+                    <a:blip r:embed="rId7" cstate="print">
+                      <a:extLst>
+                        <a:ext uri="{28A0092B-C50C-407E-A947-70E740481C1C}">
+                          <a14:useLocalDpi xmlns:a14="http://schemas.microsoft.com/office/drawing/2010/main" val="0"/>
+                        </a:ext>
+                      </a:extLst>
+                    </a:blip>
+                    <a:stretch>
+                      <a:fillRect/>
+                    </a:stretch>
+                  </pic:blipFill>
+                  <pic:spPr>
+                    <a:xfrm>
+                      <a:off x="0" y="0"/>
+                      <a:ext cx="3818391" cy="2215564"/>
+                    </a:xfrm>
+                    <a:prstGeom prst="rect">
+                      <a:avLst/>
+                    </a:prstGeom>
+                  </pic:spPr>
+                </pic:pic>
+              </a:graphicData>
+            </a:graphic>
+          </wp:inline>
+        </w:drawing>
+      </w:r>
     </w:p>
     <w:p>
       <w:pPr>
